--- a/manuscript/preprint_bioRxiv.docx
+++ b/manuscript/preprint_bioRxiv.docx
@@ -28,31 +28,69 @@
         </w:rPr>
         <w:t xml:space="preserve">Daniel Murphy</w:t>
       </w:r>
-      <w:r>
-        <w:t xml:space="preserve"> </w:t>
-      </w:r>
+    </w:p>
+    <w:p>
+      <w:pPr>
+        <w:spacing w:after="120" w:before="60"/>
+        <w:jc w:val="left"/>
+      </w:pPr>
       <w:r>
         <w:rPr>
           <w:i/>
           <w:iCs/>
         </w:rPr>
-        <w:t xml:space="preserve">Undergraduate, Biochemistry. Independent research.</w:t>
-      </w:r>
-    </w:p>
-    <w:p>
-      <w:pPr>
-        <w:spacing w:after="120" w:before="60"/>
-        <w:jc w:val="left"/>
-      </w:pPr>
-      <w:r>
-        <w:rPr>
-          <w:b/>
-          <w:bCs/>
-        </w:rPr>
-        <w:t xml:space="preserve">Status:</w:t>
-      </w:r>
-      <w:r>
-        <w:t xml:space="preserve"> draft, 8 August 2026. Numbers are final; prose is not. All analysis code and intermediate results: https://github.com/dmurfy06/amg-annotation-audit</w:t>
+        <w:t xml:space="preserve">[AFFILIATION — decide before submitting: your university department, or "Independent researcher, United Kingdom". Delete this note.]</w:t>
+      </w:r>
+    </w:p>
+    <w:p>
+      <w:pPr>
+        <w:spacing w:after="120" w:before="60"/>
+        <w:jc w:val="left"/>
+      </w:pPr>
+      <w:r>
+        <w:t xml:space="preserve">Correspondence: daniel.s.murphy@outlook.com</w:t>
+      </w:r>
+    </w:p>
+    <w:p>
+      <w:pPr>
+        <w:spacing w:after="120" w:before="60"/>
+        <w:jc w:val="left"/>
+      </w:pPr>
+      <w:r>
+        <w:rPr>
+          <w:b/>
+          <w:bCs/>
+        </w:rPr>
+        <w:t xml:space="preserve">Data and code availability:</w:t>
+      </w:r>
+      <w:r>
+        <w:t xml:space="preserve"> all analysis code, intermediate results, the pre-registered protocol with amendments, the frozen accession list, the sealed abundance counts with their commit history, and both adjudication passes are openly available at https://github.com/dmurfy06/amg-annotation-audit</w:t>
+      </w:r>
+    </w:p>
+    <w:p>
+      <w:pPr>
+        <w:spacing w:after="120" w:before="60"/>
+        <w:jc w:val="left"/>
+      </w:pPr>
+      <w:r>
+        <w:rPr>
+          <w:b/>
+          <w:bCs/>
+        </w:rPr>
+        <w:t xml:space="preserve">Competing interests:</w:t>
+      </w:r>
+      <w:r>
+        <w:t xml:space="preserve"> none declared. </w:t>
+      </w:r>
+      <w:r>
+        <w:rPr>
+          <w:b/>
+          <w:bCs/>
+        </w:rPr>
+        <w:t xml:space="preserve">Funding:</w:t>
+      </w:r>
+      <w:r>
+        <w:t xml:space="preserve"> this work received no funding.</w:t>
       </w:r>
     </w:p>
     <w:p>
@@ -4204,4110 +4242,13 @@
     </w:p>
     <w:p>
       <w:pPr>
-        <w:spacing w:after="120" w:before="60"/>
-        <w:jc w:val="left"/>
-      </w:pPr>
-      <w:r>
-        <w:rPr>
-          <w:rFonts w:ascii="Consolas" w:cs="Consolas" w:eastAsia="Consolas" w:hAnsi="Consolas"/>
-          <w:sz w:val="19"/>
-          <w:szCs w:val="19"/>
-        </w:rPr>
-        <w:t xml:space="preserve">dsrC_tusE</w:t>
-      </w:r>
-      <w:r>
-        <w:t xml:space="preserve"> deserves specific mention because it is an annotation failure rather than a biological one. KEGG merges two functionally distinct proteins into one orthology group literally named </w:t>
-      </w:r>
-      <w:r>
-        <w:rPr>
-          <w:rFonts w:ascii="Consolas" w:cs="Consolas" w:eastAsia="Consolas" w:hAnsi="Consolas"/>
-          <w:sz w:val="19"/>
-          <w:szCs w:val="19"/>
-        </w:rPr>
-        <w:t xml:space="preserve">tusE, dsrC</w:t>
-      </w:r>
-      <w:r>
-        <w:t xml:space="preserve"> — one feeds tRNA thiolation, the other dissimilatory sulfite reduction. Nothing in environmental data distinguishes them. The field's strongest phage-sulfur paper writes </w:t>
-      </w:r>
-      <w:r>
-        <w:rPr>
-          <w:rFonts w:ascii="Consolas" w:cs="Consolas" w:eastAsia="Consolas" w:hAnsi="Consolas"/>
-          <w:sz w:val="19"/>
-          <w:szCs w:val="19"/>
-        </w:rPr>
-        <w:t xml:space="preserve">dsrC/tusE</w:t>
-      </w:r>
-      <w:r>
-        <w:t xml:space="preserve">, with a slash, inheriting the ambiguity in its own notation.</w:t>
-      </w:r>
-    </w:p>
-    <w:p>
-      <w:pPr>
-        <w:pStyle w:val="Heading2"/>
-        <w:spacing w:after="120" w:before="280"/>
-      </w:pPr>
-      <w:r>
-        <w:t xml:space="preserve">3.4 The disputed share, and what carries it</w:t>
-      </w:r>
-    </w:p>
-    <w:tbl>
-      <w:tblPr>
-        <w:tblW w:type="dxa" w:w="9360"/>
-        <w:tblBorders>
-          <w:top w:val="single" w:color="auto" w:sz="4"/>
-          <w:left w:val="single" w:color="auto" w:sz="4"/>
-          <w:bottom w:val="single" w:color="auto" w:sz="4"/>
-          <w:right w:val="single" w:color="auto" w:sz="4"/>
-          <w:insideH w:val="single" w:color="auto" w:sz="4"/>
-          <w:insideV w:val="single" w:color="auto" w:sz="4"/>
-        </w:tblBorders>
-      </w:tblPr>
-      <w:tblGrid>
-        <w:gridCol w:w="2340"/>
-        <w:gridCol w:w="2340"/>
-        <w:gridCol w:w="2340"/>
-        <w:gridCol w:w="2340"/>
-      </w:tblGrid>
-      <w:tr>
-        <w:trPr>
-          <w:tblHeader/>
-        </w:trPr>
-        <w:tc>
-          <w:tcPr>
-            <w:tcW w:type="dxa" w:w="2340"/>
-            <w:shd w:fill="EDEDF2" w:color="auto" w:val="clear"/>
-            <w:tcMar>
-              <w:top w:type="dxa" w:w="60"/>
-              <w:left w:type="dxa" w:w="100"/>
-              <w:bottom w:type="dxa" w:w="60"/>
-              <w:right w:type="dxa" w:w="100"/>
-            </w:tcMar>
-          </w:tcPr>
-          <w:p>
-            <w:pPr>
-              <w:spacing w:after="20" w:before="20"/>
-            </w:pPr>
-            <w:r>
-              <w:rPr>
-                <w:b/>
-                <w:bCs/>
-                <w:sz w:val="18"/>
-                <w:szCs w:val="18"/>
-              </w:rPr>
-              <w:t xml:space="preserve">Rule</w:t>
-            </w:r>
-          </w:p>
-        </w:tc>
-        <w:tc>
-          <w:tcPr>
-            <w:tcW w:type="dxa" w:w="2340"/>
-            <w:shd w:fill="EDEDF2" w:color="auto" w:val="clear"/>
-            <w:tcMar>
-              <w:top w:type="dxa" w:w="60"/>
-              <w:left w:type="dxa" w:w="100"/>
-              <w:bottom w:type="dxa" w:w="60"/>
-              <w:right w:type="dxa" w:w="100"/>
-            </w:tcMar>
-          </w:tcPr>
-          <w:p>
-            <w:pPr>
-              <w:spacing w:after="20" w:before="20"/>
-            </w:pPr>
-            <w:r>
-              <w:rPr>
-                <w:b/>
-                <w:bCs/>
-                <w:sz w:val="18"/>
-                <w:szCs w:val="18"/>
-              </w:rPr>
-              <w:t xml:space="preserve">Ocean (curated)</w:t>
-            </w:r>
-          </w:p>
-        </w:tc>
-        <w:tc>
-          <w:tcPr>
-            <w:tcW w:type="dxa" w:w="2340"/>
-            <w:shd w:fill="EDEDF2" w:color="auto" w:val="clear"/>
-            <w:tcMar>
-              <w:top w:type="dxa" w:w="60"/>
-              <w:left w:type="dxa" w:w="100"/>
-              <w:bottom w:type="dxa" w:w="60"/>
-              <w:right w:type="dxa" w:w="100"/>
-            </w:tcMar>
-          </w:tcPr>
-          <w:p>
-            <w:pPr>
-              <w:spacing w:after="20" w:before="20"/>
-            </w:pPr>
-            <w:r>
-              <w:rPr>
-                <w:b/>
-                <w:bCs/>
-                <w:sz w:val="18"/>
-                <w:szCs w:val="18"/>
-              </w:rPr>
-              <w:t xml:space="preserve">Soil</w:t>
-            </w:r>
-          </w:p>
-        </w:tc>
-        <w:tc>
-          <w:tcPr>
-            <w:tcW w:type="dxa" w:w="2340"/>
-            <w:shd w:fill="EDEDF2" w:color="auto" w:val="clear"/>
-            <w:tcMar>
-              <w:top w:type="dxa" w:w="60"/>
-              <w:left w:type="dxa" w:w="100"/>
-              <w:bottom w:type="dxa" w:w="60"/>
-              <w:right w:type="dxa" w:w="100"/>
-            </w:tcMar>
-          </w:tcPr>
-          <w:p>
-            <w:pPr>
-              <w:spacing w:after="20" w:before="20"/>
-            </w:pPr>
-            <w:r>
-              <w:rPr>
-                <w:b/>
-                <w:bCs/>
-                <w:sz w:val="18"/>
-                <w:szCs w:val="18"/>
-              </w:rPr>
-              <w:t xml:space="preserve">Wastewater</w:t>
-            </w:r>
-          </w:p>
-        </w:tc>
-      </w:tr>
-      <w:tr>
-        <w:trPr>
-          <w:tblHeader w:val="false"/>
-        </w:trPr>
-        <w:tc>
-          <w:tcPr>
-            <w:tcW w:type="dxa" w:w="2340"/>
-            <w:tcMar>
-              <w:top w:type="dxa" w:w="60"/>
-              <w:left w:type="dxa" w:w="100"/>
-              <w:bottom w:type="dxa" w:w="60"/>
-              <w:right w:type="dxa" w:w="100"/>
-            </w:tcMar>
-          </w:tcPr>
-          <w:p>
-            <w:pPr>
-              <w:spacing w:after="20" w:before="20"/>
-            </w:pPr>
-            <w:r>
-              <w:rPr>
-                <w:b w:val="false"/>
-                <w:bCs w:val="false"/>
-                <w:sz w:val="18"/>
-                <w:szCs w:val="18"/>
-              </w:rPr>
-              <w:t xml:space="preserve">Inclusive</w:t>
-            </w:r>
-          </w:p>
-        </w:tc>
-        <w:tc>
-          <w:tcPr>
-            <w:tcW w:type="dxa" w:w="2340"/>
-            <w:tcMar>
-              <w:top w:type="dxa" w:w="60"/>
-              <w:left w:type="dxa" w:w="100"/>
-              <w:bottom w:type="dxa" w:w="60"/>
-              <w:right w:type="dxa" w:w="100"/>
-            </w:tcMar>
-          </w:tcPr>
-          <w:p>
-            <w:pPr>
-              <w:spacing w:after="20" w:before="20"/>
-            </w:pPr>
-            <w:r>
-              <w:rPr>
-                <w:b w:val="false"/>
-                <w:bCs w:val="false"/>
-                <w:sz w:val="18"/>
-                <w:szCs w:val="18"/>
-              </w:rPr>
-              <w:t xml:space="preserve">0%</w:t>
-            </w:r>
-          </w:p>
-        </w:tc>
-        <w:tc>
-          <w:tcPr>
-            <w:tcW w:type="dxa" w:w="2340"/>
-            <w:tcMar>
-              <w:top w:type="dxa" w:w="60"/>
-              <w:left w:type="dxa" w:w="100"/>
-              <w:bottom w:type="dxa" w:w="60"/>
-              <w:right w:type="dxa" w:w="100"/>
-            </w:tcMar>
-          </w:tcPr>
-          <w:p>
-            <w:pPr>
-              <w:spacing w:after="20" w:before="20"/>
-            </w:pPr>
-            <w:r>
-              <w:rPr>
-                <w:b w:val="false"/>
-                <w:bCs w:val="false"/>
-                <w:sz w:val="18"/>
-                <w:szCs w:val="18"/>
-              </w:rPr>
-              <w:t xml:space="preserve">0%</w:t>
-            </w:r>
-          </w:p>
-        </w:tc>
-        <w:tc>
-          <w:tcPr>
-            <w:tcW w:type="dxa" w:w="2340"/>
-            <w:tcMar>
-              <w:top w:type="dxa" w:w="60"/>
-              <w:left w:type="dxa" w:w="100"/>
-              <w:bottom w:type="dxa" w:w="60"/>
-              <w:right w:type="dxa" w:w="100"/>
-            </w:tcMar>
-          </w:tcPr>
-          <w:p>
-            <w:pPr>
-              <w:spacing w:after="20" w:before="20"/>
-            </w:pPr>
-            <w:r>
-              <w:rPr>
-                <w:b w:val="false"/>
-                <w:bCs w:val="false"/>
-                <w:sz w:val="18"/>
-                <w:szCs w:val="18"/>
-              </w:rPr>
-              <w:t xml:space="preserve">0%</w:t>
-            </w:r>
-          </w:p>
-        </w:tc>
-      </w:tr>
-      <w:tr>
-        <w:trPr>
-          <w:tblHeader w:val="false"/>
-        </w:trPr>
-        <w:tc>
-          <w:tcPr>
-            <w:tcW w:type="dxa" w:w="2340"/>
-            <w:tcMar>
-              <w:top w:type="dxa" w:w="60"/>
-              <w:left w:type="dxa" w:w="100"/>
-              <w:bottom w:type="dxa" w:w="60"/>
-              <w:right w:type="dxa" w:w="100"/>
-            </w:tcMar>
-          </w:tcPr>
-          <w:p>
-            <w:pPr>
-              <w:spacing w:after="20" w:before="20"/>
-            </w:pPr>
-            <w:r>
-              <w:rPr>
-                <w:b/>
-                <w:bCs/>
-                <w:sz w:val="18"/>
-                <w:szCs w:val="18"/>
-              </w:rPr>
-              <w:t xml:space="preserve">Strict</w:t>
-            </w:r>
-          </w:p>
-        </w:tc>
-        <w:tc>
-          <w:tcPr>
-            <w:tcW w:type="dxa" w:w="2340"/>
-            <w:tcMar>
-              <w:top w:type="dxa" w:w="60"/>
-              <w:left w:type="dxa" w:w="100"/>
-              <w:bottom w:type="dxa" w:w="60"/>
-              <w:right w:type="dxa" w:w="100"/>
-            </w:tcMar>
-          </w:tcPr>
-          <w:p>
-            <w:pPr>
-              <w:spacing w:after="20" w:before="20"/>
-            </w:pPr>
-            <w:r>
-              <w:rPr>
-                <w:b/>
-                <w:bCs/>
-                <w:sz w:val="18"/>
-                <w:szCs w:val="18"/>
-              </w:rPr>
-              <w:t xml:space="preserve">18.31% [17.89–18.74]</w:t>
-            </w:r>
-          </w:p>
-        </w:tc>
-        <w:tc>
-          <w:tcPr>
-            <w:tcW w:type="dxa" w:w="2340"/>
-            <w:tcMar>
-              <w:top w:type="dxa" w:w="60"/>
-              <w:left w:type="dxa" w:w="100"/>
-              <w:bottom w:type="dxa" w:w="60"/>
-              <w:right w:type="dxa" w:w="100"/>
-            </w:tcMar>
-          </w:tcPr>
-          <w:p>
-            <w:pPr>
-              <w:spacing w:after="20" w:before="20"/>
-            </w:pPr>
-            <w:r>
-              <w:rPr>
-                <w:b w:val="false"/>
-                <w:bCs w:val="false"/>
-                <w:sz w:val="18"/>
-                <w:szCs w:val="18"/>
-              </w:rPr>
-              <w:t xml:space="preserve">0.87% [0.47–1.59]</w:t>
-            </w:r>
-          </w:p>
-        </w:tc>
-        <w:tc>
-          <w:tcPr>
-            <w:tcW w:type="dxa" w:w="2340"/>
-            <w:tcMar>
-              <w:top w:type="dxa" w:w="60"/>
-              <w:left w:type="dxa" w:w="100"/>
-              <w:bottom w:type="dxa" w:w="60"/>
-              <w:right w:type="dxa" w:w="100"/>
-            </w:tcMar>
-          </w:tcPr>
-          <w:p>
-            <w:pPr>
-              <w:spacing w:after="20" w:before="20"/>
-            </w:pPr>
-            <w:r>
-              <w:rPr>
-                <w:b w:val="false"/>
-                <w:bCs w:val="false"/>
-                <w:sz w:val="18"/>
-                <w:szCs w:val="18"/>
-              </w:rPr>
-              <w:t xml:space="preserve">0.00% [0.00–4.75]</w:t>
-            </w:r>
-          </w:p>
-        </w:tc>
-      </w:tr>
-      <w:tr>
-        <w:trPr>
-          <w:tblHeader w:val="false"/>
-        </w:trPr>
-        <w:tc>
-          <w:tcPr>
-            <w:tcW w:type="dxa" w:w="2340"/>
-            <w:tcMar>
-              <w:top w:type="dxa" w:w="60"/>
-              <w:left w:type="dxa" w:w="100"/>
-              <w:bottom w:type="dxa" w:w="60"/>
-              <w:right w:type="dxa" w:w="100"/>
-            </w:tcMar>
-          </w:tcPr>
-          <w:p>
-            <w:pPr>
-              <w:spacing w:after="20" w:before="20"/>
-            </w:pPr>
-            <w:r>
-              <w:rPr>
-                <w:b/>
-                <w:bCs/>
-                <w:sz w:val="18"/>
-                <w:szCs w:val="18"/>
-              </w:rPr>
-              <w:t xml:space="preserve">Maximally strict</w:t>
-            </w:r>
-          </w:p>
-        </w:tc>
-        <w:tc>
-          <w:tcPr>
-            <w:tcW w:type="dxa" w:w="2340"/>
-            <w:tcMar>
-              <w:top w:type="dxa" w:w="60"/>
-              <w:left w:type="dxa" w:w="100"/>
-              <w:bottom w:type="dxa" w:w="60"/>
-              <w:right w:type="dxa" w:w="100"/>
-            </w:tcMar>
-          </w:tcPr>
-          <w:p>
-            <w:pPr>
-              <w:spacing w:after="20" w:before="20"/>
-            </w:pPr>
-            <w:r>
-              <w:rPr>
-                <w:b/>
-                <w:bCs/>
-                <w:sz w:val="18"/>
-                <w:szCs w:val="18"/>
-              </w:rPr>
-              <w:t xml:space="preserve">28.47% [27.98–28.97]</w:t>
-            </w:r>
-          </w:p>
-        </w:tc>
-        <w:tc>
-          <w:tcPr>
-            <w:tcW w:type="dxa" w:w="2340"/>
-            <w:tcMar>
-              <w:top w:type="dxa" w:w="60"/>
-              <w:left w:type="dxa" w:w="100"/>
-              <w:bottom w:type="dxa" w:w="60"/>
-              <w:right w:type="dxa" w:w="100"/>
-            </w:tcMar>
-          </w:tcPr>
-          <w:p>
-            <w:pPr>
-              <w:spacing w:after="20" w:before="20"/>
-            </w:pPr>
-            <w:r>
-              <w:rPr>
-                <w:b w:val="false"/>
-                <w:bCs w:val="false"/>
-                <w:sz w:val="18"/>
-                <w:szCs w:val="18"/>
-              </w:rPr>
-              <w:t xml:space="preserve">11.90% [10.16–13.90]</w:t>
-            </w:r>
-          </w:p>
-        </w:tc>
-        <w:tc>
-          <w:tcPr>
-            <w:tcW w:type="dxa" w:w="2340"/>
-            <w:tcMar>
-              <w:top w:type="dxa" w:w="60"/>
-              <w:left w:type="dxa" w:w="100"/>
-              <w:bottom w:type="dxa" w:w="60"/>
-              <w:right w:type="dxa" w:w="100"/>
-            </w:tcMar>
-          </w:tcPr>
-          <w:p>
-            <w:pPr>
-              <w:spacing w:after="20" w:before="20"/>
-            </w:pPr>
-            <w:r>
-              <w:rPr>
-                <w:b/>
-                <w:bCs/>
-                <w:sz w:val="18"/>
-                <w:szCs w:val="18"/>
-              </w:rPr>
-              <w:t xml:space="preserve">37.66% [27.67–48.83]</w:t>
-            </w:r>
-          </w:p>
-        </w:tc>
-      </w:tr>
-      <w:tr>
-        <w:trPr>
-          <w:tblHeader w:val="false"/>
-        </w:trPr>
-        <w:tc>
-          <w:tcPr>
-            <w:tcW w:type="dxa" w:w="2340"/>
-            <w:tcMar>
-              <w:top w:type="dxa" w:w="60"/>
-              <w:left w:type="dxa" w:w="100"/>
-              <w:bottom w:type="dxa" w:w="60"/>
-              <w:right w:type="dxa" w:w="100"/>
-            </w:tcMar>
-          </w:tcPr>
-          <w:p>
-            <w:pPr>
-              <w:spacing w:after="20" w:before="20"/>
-            </w:pPr>
-            <w:r>
-              <w:rPr>
-                <w:b w:val="false"/>
-                <w:bCs w:val="false"/>
-                <w:sz w:val="18"/>
-                <w:szCs w:val="18"/>
-              </w:rPr>
-              <w:t xml:space="preserve">Confidence-limited</w:t>
-            </w:r>
-          </w:p>
-        </w:tc>
-        <w:tc>
-          <w:tcPr>
-            <w:tcW w:type="dxa" w:w="2340"/>
-            <w:tcMar>
-              <w:top w:type="dxa" w:w="60"/>
-              <w:left w:type="dxa" w:w="100"/>
-              <w:bottom w:type="dxa" w:w="60"/>
-              <w:right w:type="dxa" w:w="100"/>
-            </w:tcMar>
-          </w:tcPr>
-          <w:p>
-            <w:pPr>
-              <w:spacing w:after="20" w:before="20"/>
-            </w:pPr>
-            <w:r>
-              <w:rPr>
-                <w:b w:val="false"/>
-                <w:bCs w:val="false"/>
-                <w:sz w:val="18"/>
-                <w:szCs w:val="18"/>
-              </w:rPr>
-              <w:t xml:space="preserve">18.31%</w:t>
-            </w:r>
-          </w:p>
-        </w:tc>
-        <w:tc>
-          <w:tcPr>
-            <w:tcW w:type="dxa" w:w="2340"/>
-            <w:tcMar>
-              <w:top w:type="dxa" w:w="60"/>
-              <w:left w:type="dxa" w:w="100"/>
-              <w:bottom w:type="dxa" w:w="60"/>
-              <w:right w:type="dxa" w:w="100"/>
-            </w:tcMar>
-          </w:tcPr>
-          <w:p>
-            <w:pPr>
-              <w:spacing w:after="20" w:before="20"/>
-            </w:pPr>
-            <w:r>
-              <w:rPr>
-                <w:b w:val="false"/>
-                <w:bCs w:val="false"/>
-                <w:sz w:val="18"/>
-                <w:szCs w:val="18"/>
-              </w:rPr>
-              <w:t xml:space="preserve">0.87%</w:t>
-            </w:r>
-          </w:p>
-        </w:tc>
-        <w:tc>
-          <w:tcPr>
-            <w:tcW w:type="dxa" w:w="2340"/>
-            <w:tcMar>
-              <w:top w:type="dxa" w:w="60"/>
-              <w:left w:type="dxa" w:w="100"/>
-              <w:bottom w:type="dxa" w:w="60"/>
-              <w:right w:type="dxa" w:w="100"/>
-            </w:tcMar>
-          </w:tcPr>
-          <w:p>
-            <w:pPr>
-              <w:spacing w:after="20" w:before="20"/>
-            </w:pPr>
-            <w:r>
-              <w:rPr>
-                <w:b w:val="false"/>
-                <w:bCs w:val="false"/>
-                <w:sz w:val="18"/>
-                <w:szCs w:val="18"/>
-              </w:rPr>
-              <w:t xml:space="preserve">0.00%</w:t>
-            </w:r>
-          </w:p>
-        </w:tc>
-      </w:tr>
-    </w:tbl>
-    <w:p>
-      <w:pPr>
-        <w:spacing w:after="160"/>
-      </w:pPr>
-      <w:r>
-        <w:t xml:space="preserve"/>
-      </w:r>
-    </w:p>
-    <w:p>
-      <w:pPr>
-        <w:spacing w:after="120" w:before="60"/>
-        <w:jc w:val="left"/>
-      </w:pPr>
-      <w:r>
-        <w:t xml:space="preserve">Two features of this table matter more than the point estimates.</w:t>
-      </w:r>
-    </w:p>
-    <w:p>
-      <w:pPr>
-        <w:spacing w:after="120" w:before="60"/>
-        <w:jc w:val="left"/>
-      </w:pPr>
-      <w:r>
-        <w:rPr>
-          <w:b/>
-          <w:bCs/>
-        </w:rPr>
-        <w:t xml:space="preserve">The confidence-limited rule is degenerate.</w:t>
-      </w:r>
-      <w:r>
-        <w:t xml:space="preserve"> All four DOES NOT COUNT verdicts were recorded at high confidence, making it identical to strict. A pre-registered analysis that turns out degenerate is still reported; its degeneracy is a fact about the evidence base.</w:t>
-      </w:r>
-    </w:p>
-    <w:p>
-      <w:pPr>
-        <w:spacing w:after="120" w:before="60"/>
-        <w:jc w:val="left"/>
-      </w:pPr>
-      <w:r>
-        <w:rPr>
-          <w:b/>
-          <w:bCs/>
-        </w:rPr>
-        <w:t xml:space="preserve">The ocean strict result is one gene family.</w:t>
-      </w:r>
-      <w:r>
-        <w:t xml:space="preserve"> </w:t>
-      </w:r>
-      <w:r>
-        <w:rPr>
-          <w:rFonts w:ascii="Consolas" w:cs="Consolas" w:eastAsia="Consolas" w:hAnsi="Consolas"/>
-          <w:sz w:val="19"/>
-          <w:szCs w:val="19"/>
-        </w:rPr>
-        <w:t xml:space="preserve">dcm</w:t>
-      </w:r>
-      <w:r>
-        <w:t xml:space="preserve"> supplies </w:t>
-      </w:r>
-      <w:r>
-        <w:rPr>
-          <w:b/>
-          <w:bCs/>
-        </w:rPr>
-        <w:t xml:space="preserve">5,797 of 5,818 excluded ocean calls (99.6%)</w:t>
-      </w:r>
-      <w:r>
-        <w:t xml:space="preserve">. Leave-one-out across all 35 families:</w:t>
-      </w:r>
-    </w:p>
-    <w:tbl>
-      <w:tblPr>
-        <w:tblW w:type="dxa" w:w="9360"/>
-        <w:tblBorders>
-          <w:top w:val="single" w:color="auto" w:sz="4"/>
-          <w:left w:val="single" w:color="auto" w:sz="4"/>
-          <w:bottom w:val="single" w:color="auto" w:sz="4"/>
-          <w:right w:val="single" w:color="auto" w:sz="4"/>
-          <w:insideH w:val="single" w:color="auto" w:sz="4"/>
-          <w:insideV w:val="single" w:color="auto" w:sz="4"/>
-        </w:tblBorders>
-      </w:tblPr>
-      <w:tblGrid>
-        <w:gridCol w:w="3120"/>
-        <w:gridCol w:w="3120"/>
-        <w:gridCol w:w="3120"/>
-      </w:tblGrid>
-      <w:tr>
-        <w:trPr>
-          <w:tblHeader/>
-        </w:trPr>
-        <w:tc>
-          <w:tcPr>
-            <w:tcW w:type="dxa" w:w="3120"/>
-            <w:shd w:fill="EDEDF2" w:color="auto" w:val="clear"/>
-            <w:tcMar>
-              <w:top w:type="dxa" w:w="60"/>
-              <w:left w:type="dxa" w:w="100"/>
-              <w:bottom w:type="dxa" w:w="60"/>
-              <w:right w:type="dxa" w:w="100"/>
-            </w:tcMar>
-          </w:tcPr>
-          <w:p>
-            <w:pPr>
-              <w:spacing w:after="20" w:before="20"/>
-            </w:pPr>
-            <w:r>
-              <w:rPr>
-                <w:b/>
-                <w:bCs/>
-                <w:sz w:val="18"/>
-                <w:szCs w:val="18"/>
-              </w:rPr>
-              <w:t xml:space="preserve">Family held as COUNTS</w:t>
-            </w:r>
-          </w:p>
-        </w:tc>
-        <w:tc>
-          <w:tcPr>
-            <w:tcW w:type="dxa" w:w="3120"/>
-            <w:shd w:fill="EDEDF2" w:color="auto" w:val="clear"/>
-            <w:tcMar>
-              <w:top w:type="dxa" w:w="60"/>
-              <w:left w:type="dxa" w:w="100"/>
-              <w:bottom w:type="dxa" w:w="60"/>
-              <w:right w:type="dxa" w:w="100"/>
-            </w:tcMar>
-          </w:tcPr>
-          <w:p>
-            <w:pPr>
-              <w:spacing w:after="20" w:before="20"/>
-            </w:pPr>
-            <w:r>
-              <w:rPr>
-                <w:b/>
-                <w:bCs/>
-                <w:sz w:val="18"/>
-                <w:szCs w:val="18"/>
-              </w:rPr>
-              <w:t xml:space="preserve">Ocean strict becomes</w:t>
-            </w:r>
-          </w:p>
-        </w:tc>
-        <w:tc>
-          <w:tcPr>
-            <w:tcW w:type="dxa" w:w="3120"/>
-            <w:shd w:fill="EDEDF2" w:color="auto" w:val="clear"/>
-            <w:tcMar>
-              <w:top w:type="dxa" w:w="60"/>
-              <w:left w:type="dxa" w:w="100"/>
-              <w:bottom w:type="dxa" w:w="60"/>
-              <w:right w:type="dxa" w:w="100"/>
-            </w:tcMar>
-          </w:tcPr>
-          <w:p>
-            <w:pPr>
-              <w:spacing w:after="20" w:before="20"/>
-            </w:pPr>
-            <w:r>
-              <w:rPr>
-                <w:b/>
-                <w:bCs/>
-                <w:sz w:val="18"/>
-                <w:szCs w:val="18"/>
-              </w:rPr>
-              <w:t xml:space="preserve">Swing</w:t>
-            </w:r>
-          </w:p>
-        </w:tc>
-      </w:tr>
-      <w:tr>
-        <w:trPr>
-          <w:tblHeader w:val="false"/>
-        </w:trPr>
-        <w:tc>
-          <w:tcPr>
-            <w:tcW w:type="dxa" w:w="3120"/>
-            <w:tcMar>
-              <w:top w:type="dxa" w:w="60"/>
-              <w:left w:type="dxa" w:w="100"/>
-              <w:bottom w:type="dxa" w:w="60"/>
-              <w:right w:type="dxa" w:w="100"/>
-            </w:tcMar>
-          </w:tcPr>
-          <w:p>
-            <w:pPr>
-              <w:spacing w:after="20" w:before="20"/>
-            </w:pPr>
-            <w:r>
-              <w:rPr>
-                <w:rFonts w:ascii="Consolas" w:cs="Consolas" w:eastAsia="Consolas" w:hAnsi="Consolas"/>
-                <w:b w:val="false"/>
-                <w:bCs w:val="false"/>
-                <w:sz w:val="19"/>
-                <w:szCs w:val="19"/>
-              </w:rPr>
-              <w:t xml:space="preserve">dcm</w:t>
-            </w:r>
-          </w:p>
-        </w:tc>
-        <w:tc>
-          <w:tcPr>
-            <w:tcW w:type="dxa" w:w="3120"/>
-            <w:tcMar>
-              <w:top w:type="dxa" w:w="60"/>
-              <w:left w:type="dxa" w:w="100"/>
-              <w:bottom w:type="dxa" w:w="60"/>
-              <w:right w:type="dxa" w:w="100"/>
-            </w:tcMar>
-          </w:tcPr>
-          <w:p>
-            <w:pPr>
-              <w:spacing w:after="20" w:before="20"/>
-            </w:pPr>
-            <w:r>
-              <w:rPr>
-                <w:b/>
-                <w:bCs/>
-                <w:sz w:val="18"/>
-                <w:szCs w:val="18"/>
-              </w:rPr>
-              <w:t xml:space="preserve">0.07%</w:t>
-            </w:r>
-          </w:p>
-        </w:tc>
-        <w:tc>
-          <w:tcPr>
-            <w:tcW w:type="dxa" w:w="3120"/>
-            <w:tcMar>
-              <w:top w:type="dxa" w:w="60"/>
-              <w:left w:type="dxa" w:w="100"/>
-              <w:bottom w:type="dxa" w:w="60"/>
-              <w:right w:type="dxa" w:w="100"/>
-            </w:tcMar>
-          </w:tcPr>
-          <w:p>
-            <w:pPr>
-              <w:spacing w:after="20" w:before="20"/>
-            </w:pPr>
-            <w:r>
-              <w:rPr>
-                <w:b/>
-                <w:bCs/>
-                <w:sz w:val="18"/>
-                <w:szCs w:val="18"/>
-              </w:rPr>
-              <w:t xml:space="preserve">18.25 pp</w:t>
-            </w:r>
-          </w:p>
-        </w:tc>
-      </w:tr>
-      <w:tr>
-        <w:trPr>
-          <w:tblHeader w:val="false"/>
-        </w:trPr>
-        <w:tc>
-          <w:tcPr>
-            <w:tcW w:type="dxa" w:w="3120"/>
-            <w:tcMar>
-              <w:top w:type="dxa" w:w="60"/>
-              <w:left w:type="dxa" w:w="100"/>
-              <w:bottom w:type="dxa" w:w="60"/>
-              <w:right w:type="dxa" w:w="100"/>
-            </w:tcMar>
-          </w:tcPr>
-          <w:p>
-            <w:pPr>
-              <w:spacing w:after="20" w:before="20"/>
-            </w:pPr>
-            <w:r>
-              <w:rPr>
-                <w:rFonts w:ascii="Consolas" w:cs="Consolas" w:eastAsia="Consolas" w:hAnsi="Consolas"/>
-                <w:b w:val="false"/>
-                <w:bCs w:val="false"/>
-                <w:sz w:val="19"/>
-                <w:szCs w:val="19"/>
-              </w:rPr>
-              <w:t xml:space="preserve">glycoside_hydrolase</w:t>
-            </w:r>
-          </w:p>
-        </w:tc>
-        <w:tc>
-          <w:tcPr>
-            <w:tcW w:type="dxa" w:w="3120"/>
-            <w:tcMar>
-              <w:top w:type="dxa" w:w="60"/>
-              <w:left w:type="dxa" w:w="100"/>
-              <w:bottom w:type="dxa" w:w="60"/>
-              <w:right w:type="dxa" w:w="100"/>
-            </w:tcMar>
-          </w:tcPr>
-          <w:p>
-            <w:pPr>
-              <w:spacing w:after="20" w:before="20"/>
-            </w:pPr>
-            <w:r>
-              <w:rPr>
-                <w:b w:val="false"/>
-                <w:bCs w:val="false"/>
-                <w:sz w:val="18"/>
-                <w:szCs w:val="18"/>
-              </w:rPr>
-              <w:t xml:space="preserve">18.25%</w:t>
-            </w:r>
-          </w:p>
-        </w:tc>
-        <w:tc>
-          <w:tcPr>
-            <w:tcW w:type="dxa" w:w="3120"/>
-            <w:tcMar>
-              <w:top w:type="dxa" w:w="60"/>
-              <w:left w:type="dxa" w:w="100"/>
-              <w:bottom w:type="dxa" w:w="60"/>
-              <w:right w:type="dxa" w:w="100"/>
-            </w:tcMar>
-          </w:tcPr>
-          <w:p>
-            <w:pPr>
-              <w:spacing w:after="20" w:before="20"/>
-            </w:pPr>
-            <w:r>
-              <w:rPr>
-                <w:b w:val="false"/>
-                <w:bCs w:val="false"/>
-                <w:sz w:val="18"/>
-                <w:szCs w:val="18"/>
-              </w:rPr>
-              <w:t xml:space="preserve">0.07 pp</w:t>
-            </w:r>
-          </w:p>
-        </w:tc>
-      </w:tr>
-      <w:tr>
-        <w:trPr>
-          <w:tblHeader w:val="false"/>
-        </w:trPr>
-        <w:tc>
-          <w:tcPr>
-            <w:tcW w:type="dxa" w:w="3120"/>
-            <w:tcMar>
-              <w:top w:type="dxa" w:w="60"/>
-              <w:left w:type="dxa" w:w="100"/>
-              <w:bottom w:type="dxa" w:w="60"/>
-              <w:right w:type="dxa" w:w="100"/>
-            </w:tcMar>
-          </w:tcPr>
-          <w:p>
-            <w:pPr>
-              <w:spacing w:after="20" w:before="20"/>
-            </w:pPr>
-            <w:r>
-              <w:rPr>
-                <w:rFonts w:ascii="Consolas" w:cs="Consolas" w:eastAsia="Consolas" w:hAnsi="Consolas"/>
-                <w:b w:val="false"/>
-                <w:bCs w:val="false"/>
-                <w:sz w:val="19"/>
-                <w:szCs w:val="19"/>
-              </w:rPr>
-              <w:t xml:space="preserve">xtmA</w:t>
-            </w:r>
-            <w:r>
-              <w:rPr>
-                <w:b w:val="false"/>
-                <w:bCs w:val="false"/>
-                <w:sz w:val="18"/>
-                <w:szCs w:val="18"/>
-              </w:rPr>
-              <w:t xml:space="preserve">, </w:t>
-            </w:r>
-            <w:r>
-              <w:rPr>
-                <w:rFonts w:ascii="Consolas" w:cs="Consolas" w:eastAsia="Consolas" w:hAnsi="Consolas"/>
-                <w:b w:val="false"/>
-                <w:bCs w:val="false"/>
-                <w:sz w:val="19"/>
-                <w:szCs w:val="19"/>
-              </w:rPr>
-              <w:t xml:space="preserve">xtmB</w:t>
-            </w:r>
-          </w:p>
-        </w:tc>
-        <w:tc>
-          <w:tcPr>
-            <w:tcW w:type="dxa" w:w="3120"/>
-            <w:tcMar>
-              <w:top w:type="dxa" w:w="60"/>
-              <w:left w:type="dxa" w:w="100"/>
-              <w:bottom w:type="dxa" w:w="60"/>
-              <w:right w:type="dxa" w:w="100"/>
-            </w:tcMar>
-          </w:tcPr>
-          <w:p>
-            <w:pPr>
-              <w:spacing w:after="20" w:before="20"/>
-            </w:pPr>
-            <w:r>
-              <w:rPr>
-                <w:b w:val="false"/>
-                <w:bCs w:val="false"/>
-                <w:sz w:val="18"/>
-                <w:szCs w:val="18"/>
-              </w:rPr>
-              <w:t xml:space="preserve">18.31%</w:t>
-            </w:r>
-          </w:p>
-        </w:tc>
-        <w:tc>
-          <w:tcPr>
-            <w:tcW w:type="dxa" w:w="3120"/>
-            <w:tcMar>
-              <w:top w:type="dxa" w:w="60"/>
-              <w:left w:type="dxa" w:w="100"/>
-              <w:bottom w:type="dxa" w:w="60"/>
-              <w:right w:type="dxa" w:w="100"/>
-            </w:tcMar>
-          </w:tcPr>
-          <w:p>
-            <w:pPr>
-              <w:spacing w:after="20" w:before="20"/>
-            </w:pPr>
-            <w:r>
-              <w:rPr>
-                <w:b w:val="false"/>
-                <w:bCs w:val="false"/>
-                <w:sz w:val="18"/>
-                <w:szCs w:val="18"/>
-              </w:rPr>
-              <w:t xml:space="preserve">0.00 pp</w:t>
-            </w:r>
-          </w:p>
-        </w:tc>
-      </w:tr>
-    </w:tbl>
-    <w:p>
-      <w:pPr>
-        <w:spacing w:after="160"/>
-      </w:pPr>
-      <w:r>
-        <w:t xml:space="preserve"/>
-      </w:r>
-    </w:p>
-    <w:p>
-      <w:pPr>
-        <w:spacing w:after="120" w:before="60"/>
-        <w:jc w:val="left"/>
-      </w:pPr>
-      <w:r>
-        <w:t xml:space="preserve">Removing </w:t>
-      </w:r>
-      <w:r>
-        <w:rPr>
-          <w:rFonts w:ascii="Consolas" w:cs="Consolas" w:eastAsia="Consolas" w:hAnsi="Consolas"/>
-          <w:sz w:val="19"/>
-          <w:szCs w:val="19"/>
-        </w:rPr>
-        <w:t xml:space="preserve">dcm</w:t>
-      </w:r>
-      <w:r>
-        <w:t xml:space="preserve"> collapses the strict result from 18.31% to 0.07%. Moreover, </w:t>
-      </w:r>
-      <w:r>
-        <w:rPr>
-          <w:rFonts w:ascii="Consolas" w:cs="Consolas" w:eastAsia="Consolas" w:hAnsi="Consolas"/>
-          <w:sz w:val="19"/>
-          <w:szCs w:val="19"/>
-        </w:rPr>
-        <w:t xml:space="preserve">dcm</w:t>
-      </w:r>
-      <w:r>
-        <w:t xml:space="preserve"> is one of the protocol's pre-specified worked examples: its verdict was fixed when the rules were written, not when the evidence was weighed. </w:t>
-      </w:r>
-      <w:r>
-        <w:rPr>
-          <w:b/>
-          <w:bCs/>
-        </w:rPr>
-        <w:t xml:space="preserve">The ocean strict figure is therefore not an output of the adjudication in the way the maximally-strict figure is</w:t>
-      </w:r>
-      <w:r>
-        <w:t xml:space="preserve">, and we do not present it as one.</w:t>
-      </w:r>
-    </w:p>
-    <w:p>
-      <w:pPr>
-        <w:spacing w:after="120" w:before="60"/>
-        <w:jc w:val="left"/>
-      </w:pPr>
-      <w:r>
-        <w:t xml:space="preserve">The defensible headline is the maximally-strict row, where the load is distributed — </w:t>
-      </w:r>
-      <w:r>
-        <w:rPr>
-          <w:rFonts w:ascii="Consolas" w:cs="Consolas" w:eastAsia="Consolas" w:hAnsi="Consolas"/>
-          <w:sz w:val="19"/>
-          <w:szCs w:val="19"/>
-        </w:rPr>
-        <w:t xml:space="preserve">dcm</w:t>
-      </w:r>
-      <w:r>
-        <w:t xml:space="preserve"> 18.25 pp, </w:t>
-      </w:r>
-      <w:r>
-        <w:rPr>
-          <w:rFonts w:ascii="Consolas" w:cs="Consolas" w:eastAsia="Consolas" w:hAnsi="Consolas"/>
-          <w:sz w:val="19"/>
-          <w:szCs w:val="19"/>
-        </w:rPr>
-        <w:t xml:space="preserve">queuosine</w:t>
-      </w:r>
-      <w:r>
-        <w:t xml:space="preserve"> 6.79 pp, </w:t>
-      </w:r>
-      <w:r>
-        <w:rPr>
-          <w:rFonts w:ascii="Consolas" w:cs="Consolas" w:eastAsia="Consolas" w:hAnsi="Consolas"/>
-          <w:sz w:val="19"/>
-          <w:szCs w:val="19"/>
-        </w:rPr>
-        <w:t xml:space="preserve">folate</w:t>
-      </w:r>
-      <w:r>
-        <w:t xml:space="preserve"> 3.35 pp — and where the families doing the work are </w:t>
-      </w:r>
-      <w:r>
-        <w:rPr>
-          <w:b/>
-          <w:bCs/>
-        </w:rPr>
-        <w:t xml:space="preserve">unresolvable rather than refuted</w:t>
-      </w:r>
-      <w:r>
-        <w:t xml:space="preserve">. The honest statement of this study's central result is:</w:t>
-      </w:r>
-    </w:p>
-    <w:p>
-      <w:pPr>
-        <w:pBdr>
-          <w:left w:val="single" w:color="9A9AA6" w:sz="12" w:space="8"/>
-        </w:pBdr>
-        <w:spacing w:after="80" w:before="80"/>
-        <w:ind w:left="360"/>
-      </w:pPr>
-      <w:r>
-        <w:rPr>
-          <w:sz w:val="20"/>
-          <w:szCs w:val="20"/>
-        </w:rPr>
-        <w:t xml:space="preserve">The disputed mass of the AMG record sits in families that the current evidence base cannot adjudicate in either direction.</w:t>
-      </w:r>
-    </w:p>
-    <w:p>
-      <w:pPr>
-        <w:pStyle w:val="Heading2"/>
-        <w:spacing w:after="120" w:before="280"/>
-      </w:pPr>
-      <w:r>
-        <w:t xml:space="preserve">3.5 Abundance weighting covers only 5% of the record</w:t>
-      </w:r>
-    </w:p>
-    <w:p>
-      <w:pPr>
-        <w:spacing w:after="120" w:before="60"/>
-        <w:jc w:val="left"/>
-      </w:pPr>
-      <w:r>
-        <w:t xml:space="preserve">The pre-registration commits to reporting call-weighted and abundance-weighted shares wherever per-sample abundance exists. It exists for soil (9 samples, relative abundance) and wastewater (RPKM per genome). </w:t>
-      </w:r>
-      <w:r>
-        <w:rPr>
-          <w:b/>
-          <w:bCs/>
-        </w:rPr>
-        <w:t xml:space="preserve">It does not exist for the ocean catalogue</w:t>
-      </w:r>
-      <w:r>
-        <w:t xml:space="preserve">, which publishes annotations without the abundance table behind them — 88,729 of 93,413 calls, and the catalogue carrying the strict-rule result. Abundance weighting is therefore impossible for 95% of this study.</w:t>
-      </w:r>
-    </w:p>
-    <w:p>
-      <w:pPr>
-        <w:spacing w:after="120" w:before="60"/>
-        <w:jc w:val="left"/>
-      </w:pPr>
-      <w:r>
-        <w:t xml:space="preserve">Where it is possible, two analytical traps must be avoided, both of which produced incorrect results in our first attempt:</w:t>
-      </w:r>
-    </w:p>
-    <w:p>
-      <w:pPr>
-        <w:spacing w:after="120" w:before="60"/>
-        <w:jc w:val="left"/>
-      </w:pPr>
-      <w:r>
-        <w:rPr>
-          <w:b/>
-          <w:bCs/>
-        </w:rPr>
-        <w:t xml:space="preserve">Abundance is published per virus, not per gene.</w:t>
-      </w:r>
-      <w:r>
-        <w:t xml:space="preserve"> A virus carrying 27 AMGs repeats its abundance on 27 rows. Naive summation over calls double-counts, and unevenly — it inflates whichever group sits on gene-dense genomes. This artefact alone produced an apparent strict-rule depletion of 0.58×, which </w:t>
-      </w:r>
-      <w:r>
-        <w:rPr>
-          <w:b/>
-          <w:bCs/>
-        </w:rPr>
-        <w:t xml:space="preserve">disappears entirely (0.99–1.01×) when each virus is counted once.</w:t>
-      </w:r>
-      <w:r>
-        <w:t xml:space="preserve"> There was no effect.</w:t>
-      </w:r>
-    </w:p>
-    <w:p>
-      <w:pPr>
-        <w:spacing w:after="120" w:before="60"/>
-        <w:jc w:val="left"/>
-      </w:pPr>
-      <w:r>
-        <w:rPr>
-          <w:b/>
-          <w:bCs/>
-        </w:rPr>
-        <w:t xml:space="preserve">Aggregate ratios are not family properties.</w:t>
-      </w:r>
-      <w:r>
-        <w:t xml:space="preserve"> Under the maximally-strict rule the abundance-weighted share genuinely is lower than the call-weighted share (soil 0.47–0.49×, wastewater 0.36–0.37×). But the viruses carrying </w:t>
-      </w:r>
-      <w:r>
-        <w:rPr>
-          <w:rFonts w:ascii="Consolas" w:cs="Consolas" w:eastAsia="Consolas" w:hAnsi="Consolas"/>
-          <w:sz w:val="19"/>
-          <w:szCs w:val="19"/>
-        </w:rPr>
-        <w:t xml:space="preserve">folate</w:t>
-      </w:r>
-      <w:r>
-        <w:t xml:space="preserve"> and </w:t>
-      </w:r>
-      <w:r>
-        <w:rPr>
-          <w:rFonts w:ascii="Consolas" w:cs="Consolas" w:eastAsia="Consolas" w:hAnsi="Consolas"/>
-          <w:sz w:val="19"/>
-          <w:szCs w:val="19"/>
-        </w:rPr>
-        <w:t xml:space="preserve">queuosine</w:t>
-      </w:r>
-      <w:r>
-        <w:t xml:space="preserve"> sit at </w:t>
-      </w:r>
-      <w:r>
-        <w:rPr>
-          <w:b/>
-          <w:bCs/>
-        </w:rPr>
-        <w:t xml:space="preserve">0.92× and 0.90× of the overall median abundance</w:t>
-      </w:r>
-      <w:r>
-        <w:t xml:space="preserve"> — that is, entirely typical. The aggregate gap is driven by the heavy right skew of viral abundance: a small number of very abundant viruses happen to carry nothing disputed, out of 539.</w:t>
-      </w:r>
-    </w:p>
-    <w:p>
-      <w:pPr>
-        <w:spacing w:after="120" w:before="60"/>
-        <w:jc w:val="left"/>
-      </w:pPr>
-      <w:r>
-        <w:t xml:space="preserve">We therefore state only the narrow result: </w:t>
-      </w:r>
-      <w:r>
-        <w:rPr>
-          <w:b/>
-          <w:bCs/>
-        </w:rPr>
-        <w:t xml:space="preserve">abundance weighting lowers the disputed share in both catalogues where it can be computed, but the families driving the dispute are carried by viruses of ordinary abundance.</w:t>
-      </w:r>
-      <w:r>
-        <w:t xml:space="preserve"> The stronger and more interesting claim — that disputed genes sit preferentially on rare viruses — is not supported.</w:t>
-      </w:r>
-    </w:p>
-    <w:p>
-      <w:pPr>
-        <w:spacing w:after="120" w:before="60"/>
-        <w:jc w:val="left"/>
-      </w:pPr>
-      <w:r>
-        <w:t xml:space="preserve">Direction of effect, declared: this cuts against our hypothesis.</w:t>
-      </w:r>
-    </w:p>
-    <w:p>
-      <w:pPr>
-        <w:pStyle w:val="Heading2"/>
-        <w:spacing w:after="120" w:before="280"/>
-      </w:pPr>
-      <w:r>
-        <w:t xml:space="preserve">3.6 Does any of this change a published claim?</w:t>
-      </w:r>
-    </w:p>
-    <w:p>
-      <w:pPr>
-        <w:spacing w:after="120" w:before="60"/>
-        <w:jc w:val="left"/>
-      </w:pPr>
-      <w:r>
-        <w:t xml:space="preserve">One claim was taken from each catalogue's own abstract. All three were fixed before any was recomputed.</w:t>
-      </w:r>
-    </w:p>
-    <w:p>
-      <w:pPr>
-        <w:spacing w:after="120" w:before="60"/>
-        <w:jc w:val="left"/>
-      </w:pPr>
-      <w:r>
-        <w:rPr>
-          <w:b/>
-          <w:bCs/>
-        </w:rPr>
-        <w:t xml:space="preserve">Wastewater — the claim does not survive.</w:t>
-      </w:r>
-      <w:r>
-        <w:t xml:space="preserve"> The abstract states that of 101 vAMGs, "the most common of which were the queuosine biosynthesis genes </w:t>
-      </w:r>
-      <w:r>
-        <w:rPr>
-          <w:rFonts w:ascii="Consolas" w:cs="Consolas" w:eastAsia="Consolas" w:hAnsi="Consolas"/>
-          <w:sz w:val="19"/>
-          <w:szCs w:val="19"/>
-        </w:rPr>
-        <w:t xml:space="preserve">folE</w:t>
-      </w:r>
-      <w:r>
-        <w:t xml:space="preserve">, </w:t>
-      </w:r>
-      <w:r>
-        <w:rPr>
-          <w:rFonts w:ascii="Consolas" w:cs="Consolas" w:eastAsia="Consolas" w:hAnsi="Consolas"/>
-          <w:sz w:val="19"/>
-          <w:szCs w:val="19"/>
-        </w:rPr>
-        <w:t xml:space="preserve">queD</w:t>
-      </w:r>
-      <w:r>
-        <w:t xml:space="preserve">, and </w:t>
-      </w:r>
-      <w:r>
-        <w:rPr>
-          <w:rFonts w:ascii="Consolas" w:cs="Consolas" w:eastAsia="Consolas" w:hAnsi="Consolas"/>
-          <w:sz w:val="19"/>
-          <w:szCs w:val="19"/>
-        </w:rPr>
-        <w:t xml:space="preserve">queE</w:t>
-      </w:r>
-      <w:r>
-        <w:t xml:space="preserve"> and the sulfur metabolism gene </w:t>
-      </w:r>
-      <w:r>
-        <w:rPr>
-          <w:rFonts w:ascii="Consolas" w:cs="Consolas" w:eastAsia="Consolas" w:hAnsi="Consolas"/>
-          <w:sz w:val="19"/>
-          <w:szCs w:val="19"/>
-        </w:rPr>
-        <w:t xml:space="preserve">cysH</w:t>
-      </w:r>
-      <w:r>
-        <w:t xml:space="preserve">". Those genes </w:t>
-      </w:r>
-      <w:r>
-        <w:rPr>
-          <w:i/>
-          <w:iCs/>
-        </w:rPr>
-        <w:t xml:space="preserve">are</w:t>
-      </w:r>
-      <w:r>
-        <w:t xml:space="preserve"> the disputed family. Under the maximally-strict rule </w:t>
-      </w:r>
-      <w:r>
-        <w:rPr>
-          <w:b/>
-          <w:bCs/>
-        </w:rPr>
-        <w:t xml:space="preserve">29 of 101 vAMGs (28.7%) are removed</w:t>
-      </w:r>
-      <w:r>
-        <w:t xml:space="preserve">, the named genes disappear entirely, and </w:t>
-      </w:r>
-      <w:r>
-        <w:rPr>
-          <w:rFonts w:ascii="Consolas" w:cs="Consolas" w:eastAsia="Consolas" w:hAnsi="Consolas"/>
-          <w:sz w:val="19"/>
-          <w:szCs w:val="19"/>
-        </w:rPr>
-        <w:t xml:space="preserve">cysH</w:t>
-      </w:r>
-      <w:r>
-        <w:t xml:space="preserve"> inherits the top of the list. We note additionally that the claim holds only in aggregate: no single queuosine gene exceeds </w:t>
-      </w:r>
-      <w:r>
-        <w:rPr>
-          <w:rFonts w:ascii="Consolas" w:cs="Consolas" w:eastAsia="Consolas" w:hAnsi="Consolas"/>
-          <w:sz w:val="19"/>
-          <w:szCs w:val="19"/>
-        </w:rPr>
-        <w:t xml:space="preserve">cysH</w:t>
-      </w:r>
-      <w:r>
-        <w:t xml:space="preserve">'s 12 calls; the pathway reaches 27 only when its genes are summed.</w:t>
-      </w:r>
-    </w:p>
-    <w:p>
-      <w:pPr>
-        <w:spacing w:after="120" w:before="60"/>
-        <w:jc w:val="left"/>
-      </w:pPr>
-      <w:r>
-        <w:rPr>
-          <w:b/>
-          <w:bCs/>
-        </w:rPr>
-        <w:t xml:space="preserve">Ocean — the claim moves modestly.</w:t>
-      </w:r>
-      <w:r>
-        <w:t xml:space="preserve"> "We estimate that ~19% of ocean virus populations carry at least one AMG" becomes </w:t>
-      </w:r>
-      <w:r>
-        <w:rPr>
-          <w:b/>
-          <w:bCs/>
-        </w:rPr>
-        <w:t xml:space="preserve">17.4% (strict)</w:t>
-      </w:r>
-      <w:r>
-        <w:t xml:space="preserve"> or </w:t>
-      </w:r>
-      <w:r>
-        <w:rPr>
-          <w:b/>
-          <w:bCs/>
-        </w:rPr>
-        <w:t xml:space="preserve">16.9% (maximally strict)</w:t>
-      </w:r>
-      <w:r>
-        <w:t xml:space="preserve">, a relative fall of about 11%. Of 60,471 virus contigs carrying at least one AMG call, </w:t>
-      </w:r>
-      <w:r>
-        <w:rPr>
-          <w:b/>
-          <w:bCs/>
-        </w:rPr>
-        <w:t xml:space="preserve">4,945 qualify on the strength of `dcm` alone.</w:t>
-      </w:r>
-    </w:p>
-    <w:p>
-      <w:pPr>
-        <w:spacing w:after="120" w:before="60"/>
-        <w:jc w:val="left"/>
-      </w:pPr>
-      <w:r>
-        <w:rPr>
-          <w:b/>
-          <w:bCs/>
-        </w:rPr>
-        <w:t xml:space="preserve">Soil — the claim is unaffected.</w:t>
-      </w:r>
-      <w:r>
-        <w:t xml:space="preserve"> "The diversity and relative abundance of AMGs significantly increased along with the severity of pesticide contamination" holds under every rule:</w:t>
-      </w:r>
-    </w:p>
-    <w:tbl>
-      <w:tblPr>
-        <w:tblW w:type="dxa" w:w="9360"/>
-        <w:tblBorders>
-          <w:top w:val="single" w:color="auto" w:sz="4"/>
-          <w:left w:val="single" w:color="auto" w:sz="4"/>
-          <w:bottom w:val="single" w:color="auto" w:sz="4"/>
-          <w:right w:val="single" w:color="auto" w:sz="4"/>
-          <w:insideH w:val="single" w:color="auto" w:sz="4"/>
-          <w:insideV w:val="single" w:color="auto" w:sz="4"/>
-        </w:tblBorders>
-      </w:tblPr>
-      <w:tblGrid>
-        <w:gridCol w:w="3120"/>
-        <w:gridCol w:w="3120"/>
-        <w:gridCol w:w="3120"/>
-      </w:tblGrid>
-      <w:tr>
-        <w:trPr>
-          <w:tblHeader/>
-        </w:trPr>
-        <w:tc>
-          <w:tcPr>
-            <w:tcW w:type="dxa" w:w="3120"/>
-            <w:shd w:fill="EDEDF2" w:color="auto" w:val="clear"/>
-            <w:tcMar>
-              <w:top w:type="dxa" w:w="60"/>
-              <w:left w:type="dxa" w:w="100"/>
-              <w:bottom w:type="dxa" w:w="60"/>
-              <w:right w:type="dxa" w:w="100"/>
-            </w:tcMar>
-          </w:tcPr>
-          <w:p>
-            <w:pPr>
-              <w:spacing w:after="20" w:before="20"/>
-            </w:pPr>
-            <w:r>
-              <w:rPr>
-                <w:b/>
-                <w:bCs/>
-                <w:sz w:val="18"/>
-                <w:szCs w:val="18"/>
-              </w:rPr>
-              <w:t xml:space="preserve">Rule</w:t>
-            </w:r>
-          </w:p>
-        </w:tc>
-        <w:tc>
-          <w:tcPr>
-            <w:tcW w:type="dxa" w:w="3120"/>
-            <w:shd w:fill="EDEDF2" w:color="auto" w:val="clear"/>
-            <w:tcMar>
-              <w:top w:type="dxa" w:w="60"/>
-              <w:left w:type="dxa" w:w="100"/>
-              <w:bottom w:type="dxa" w:w="60"/>
-              <w:right w:type="dxa" w:w="100"/>
-            </w:tcMar>
-          </w:tcPr>
-          <w:p>
-            <w:pPr>
-              <w:spacing w:after="20" w:before="20"/>
-            </w:pPr>
-            <w:r>
-              <w:rPr>
-                <w:b/>
-                <w:bCs/>
-                <w:sz w:val="18"/>
-                <w:szCs w:val="18"/>
-              </w:rPr>
-              <w:t xml:space="preserve">Abundance Heavy/Clean</w:t>
-            </w:r>
-          </w:p>
-        </w:tc>
-        <w:tc>
-          <w:tcPr>
-            <w:tcW w:type="dxa" w:w="3120"/>
-            <w:shd w:fill="EDEDF2" w:color="auto" w:val="clear"/>
-            <w:tcMar>
-              <w:top w:type="dxa" w:w="60"/>
-              <w:left w:type="dxa" w:w="100"/>
-              <w:bottom w:type="dxa" w:w="60"/>
-              <w:right w:type="dxa" w:w="100"/>
-            </w:tcMar>
-          </w:tcPr>
-          <w:p>
-            <w:pPr>
-              <w:spacing w:after="20" w:before="20"/>
-            </w:pPr>
-            <w:r>
-              <w:rPr>
-                <w:b/>
-                <w:bCs/>
-                <w:sz w:val="18"/>
-                <w:szCs w:val="18"/>
-              </w:rPr>
-              <w:t xml:space="preserve">Richness Heavy/Clean</w:t>
-            </w:r>
-          </w:p>
-        </w:tc>
-      </w:tr>
-      <w:tr>
-        <w:trPr>
-          <w:tblHeader w:val="false"/>
-        </w:trPr>
-        <w:tc>
-          <w:tcPr>
-            <w:tcW w:type="dxa" w:w="3120"/>
-            <w:tcMar>
-              <w:top w:type="dxa" w:w="60"/>
-              <w:left w:type="dxa" w:w="100"/>
-              <w:bottom w:type="dxa" w:w="60"/>
-              <w:right w:type="dxa" w:w="100"/>
-            </w:tcMar>
-          </w:tcPr>
-          <w:p>
-            <w:pPr>
-              <w:spacing w:after="20" w:before="20"/>
-            </w:pPr>
-            <w:r>
-              <w:rPr>
-                <w:b w:val="false"/>
-                <w:bCs w:val="false"/>
-                <w:sz w:val="18"/>
-                <w:szCs w:val="18"/>
-              </w:rPr>
-              <w:t xml:space="preserve">As published</w:t>
-            </w:r>
-          </w:p>
-        </w:tc>
-        <w:tc>
-          <w:tcPr>
-            <w:tcW w:type="dxa" w:w="3120"/>
-            <w:tcMar>
-              <w:top w:type="dxa" w:w="60"/>
-              <w:left w:type="dxa" w:w="100"/>
-              <w:bottom w:type="dxa" w:w="60"/>
-              <w:right w:type="dxa" w:w="100"/>
-            </w:tcMar>
-          </w:tcPr>
-          <w:p>
-            <w:pPr>
-              <w:spacing w:after="20" w:before="20"/>
-            </w:pPr>
-            <w:r>
-              <w:rPr>
-                <w:b w:val="false"/>
-                <w:bCs w:val="false"/>
-                <w:sz w:val="18"/>
-                <w:szCs w:val="18"/>
-              </w:rPr>
-              <w:t xml:space="preserve">1.25×</w:t>
-            </w:r>
-          </w:p>
-        </w:tc>
-        <w:tc>
-          <w:tcPr>
-            <w:tcW w:type="dxa" w:w="3120"/>
-            <w:tcMar>
-              <w:top w:type="dxa" w:w="60"/>
-              <w:left w:type="dxa" w:w="100"/>
-              <w:bottom w:type="dxa" w:w="60"/>
-              <w:right w:type="dxa" w:w="100"/>
-            </w:tcMar>
-          </w:tcPr>
-          <w:p>
-            <w:pPr>
-              <w:spacing w:after="20" w:before="20"/>
-            </w:pPr>
-            <w:r>
-              <w:rPr>
-                <w:b w:val="false"/>
-                <w:bCs w:val="false"/>
-                <w:sz w:val="18"/>
-                <w:szCs w:val="18"/>
-              </w:rPr>
-              <w:t xml:space="preserve">2.54×</w:t>
-            </w:r>
-          </w:p>
-        </w:tc>
-      </w:tr>
-      <w:tr>
-        <w:trPr>
-          <w:tblHeader w:val="false"/>
-        </w:trPr>
-        <w:tc>
-          <w:tcPr>
-            <w:tcW w:type="dxa" w:w="3120"/>
-            <w:tcMar>
-              <w:top w:type="dxa" w:w="60"/>
-              <w:left w:type="dxa" w:w="100"/>
-              <w:bottom w:type="dxa" w:w="60"/>
-              <w:right w:type="dxa" w:w="100"/>
-            </w:tcMar>
-          </w:tcPr>
-          <w:p>
-            <w:pPr>
-              <w:spacing w:after="20" w:before="20"/>
-            </w:pPr>
-            <w:r>
-              <w:rPr>
-                <w:b w:val="false"/>
-                <w:bCs w:val="false"/>
-                <w:sz w:val="18"/>
-                <w:szCs w:val="18"/>
-              </w:rPr>
-              <w:t xml:space="preserve">Strict</w:t>
-            </w:r>
-          </w:p>
-        </w:tc>
-        <w:tc>
-          <w:tcPr>
-            <w:tcW w:type="dxa" w:w="3120"/>
-            <w:tcMar>
-              <w:top w:type="dxa" w:w="60"/>
-              <w:left w:type="dxa" w:w="100"/>
-              <w:bottom w:type="dxa" w:w="60"/>
-              <w:right w:type="dxa" w:w="100"/>
-            </w:tcMar>
-          </w:tcPr>
-          <w:p>
-            <w:pPr>
-              <w:spacing w:after="20" w:before="20"/>
-            </w:pPr>
-            <w:r>
-              <w:rPr>
-                <w:b w:val="false"/>
-                <w:bCs w:val="false"/>
-                <w:sz w:val="18"/>
-                <w:szCs w:val="18"/>
-              </w:rPr>
-              <w:t xml:space="preserve">1.25×</w:t>
-            </w:r>
-          </w:p>
-        </w:tc>
-        <w:tc>
-          <w:tcPr>
-            <w:tcW w:type="dxa" w:w="3120"/>
-            <w:tcMar>
-              <w:top w:type="dxa" w:w="60"/>
-              <w:left w:type="dxa" w:w="100"/>
-              <w:bottom w:type="dxa" w:w="60"/>
-              <w:right w:type="dxa" w:w="100"/>
-            </w:tcMar>
-          </w:tcPr>
-          <w:p>
-            <w:pPr>
-              <w:spacing w:after="20" w:before="20"/>
-            </w:pPr>
-            <w:r>
-              <w:rPr>
-                <w:b w:val="false"/>
-                <w:bCs w:val="false"/>
-                <w:sz w:val="18"/>
-                <w:szCs w:val="18"/>
-              </w:rPr>
-              <w:t xml:space="preserve">2.54×</w:t>
-            </w:r>
-          </w:p>
-        </w:tc>
-      </w:tr>
-      <w:tr>
-        <w:trPr>
-          <w:tblHeader w:val="false"/>
-        </w:trPr>
-        <w:tc>
-          <w:tcPr>
-            <w:tcW w:type="dxa" w:w="3120"/>
-            <w:tcMar>
-              <w:top w:type="dxa" w:w="60"/>
-              <w:left w:type="dxa" w:w="100"/>
-              <w:bottom w:type="dxa" w:w="60"/>
-              <w:right w:type="dxa" w:w="100"/>
-            </w:tcMar>
-          </w:tcPr>
-          <w:p>
-            <w:pPr>
-              <w:spacing w:after="20" w:before="20"/>
-            </w:pPr>
-            <w:r>
-              <w:rPr>
-                <w:b w:val="false"/>
-                <w:bCs w:val="false"/>
-                <w:sz w:val="18"/>
-                <w:szCs w:val="18"/>
-              </w:rPr>
-              <w:t xml:space="preserve">Maximally strict</w:t>
-            </w:r>
-          </w:p>
-        </w:tc>
-        <w:tc>
-          <w:tcPr>
-            <w:tcW w:type="dxa" w:w="3120"/>
-            <w:tcMar>
-              <w:top w:type="dxa" w:w="60"/>
-              <w:left w:type="dxa" w:w="100"/>
-              <w:bottom w:type="dxa" w:w="60"/>
-              <w:right w:type="dxa" w:w="100"/>
-            </w:tcMar>
-          </w:tcPr>
-          <w:p>
-            <w:pPr>
-              <w:spacing w:after="20" w:before="20"/>
-            </w:pPr>
-            <w:r>
-              <w:rPr>
-                <w:b w:val="false"/>
-                <w:bCs w:val="false"/>
-                <w:sz w:val="18"/>
-                <w:szCs w:val="18"/>
-              </w:rPr>
-              <w:t xml:space="preserve">1.25×</w:t>
-            </w:r>
-          </w:p>
-        </w:tc>
-        <w:tc>
-          <w:tcPr>
-            <w:tcW w:type="dxa" w:w="3120"/>
-            <w:tcMar>
-              <w:top w:type="dxa" w:w="60"/>
-              <w:left w:type="dxa" w:w="100"/>
-              <w:bottom w:type="dxa" w:w="60"/>
-              <w:right w:type="dxa" w:w="100"/>
-            </w:tcMar>
-          </w:tcPr>
-          <w:p>
-            <w:pPr>
-              <w:spacing w:after="20" w:before="20"/>
-            </w:pPr>
-            <w:r>
-              <w:rPr>
-                <w:b w:val="false"/>
-                <w:bCs w:val="false"/>
-                <w:sz w:val="18"/>
-                <w:szCs w:val="18"/>
-              </w:rPr>
-              <w:t xml:space="preserve">2.55×</w:t>
-            </w:r>
-          </w:p>
-        </w:tc>
-      </w:tr>
-    </w:tbl>
-    <w:p>
-      <w:pPr>
-        <w:spacing w:after="160"/>
-      </w:pPr>
-      <w:r>
-        <w:t xml:space="preserve"/>
-      </w:r>
-    </w:p>
-    <w:p>
-      <w:pPr>
-        <w:spacing w:after="120" w:before="60"/>
-        <w:jc w:val="left"/>
-      </w:pPr>
-      <w:r>
-        <w:rPr>
-          <w:b/>
-          <w:bCs/>
-        </w:rPr>
-        <w:t xml:space="preserve">The pattern is the result.</w:t>
-      </w:r>
-      <w:r>
-        <w:t xml:space="preserve"> Disputed families are a roughly constant fraction across a gradient, so they </w:t>
-      </w:r>
-      <w:r>
-        <w:rPr>
-          <w:b/>
-          <w:bCs/>
-        </w:rPr>
-        <w:t xml:space="preserve">cancel in comparisons</w:t>
-      </w:r>
-      <w:r>
-        <w:t xml:space="preserve"> and </w:t>
-      </w:r>
-      <w:r>
-        <w:rPr>
-          <w:b/>
-          <w:bCs/>
-        </w:rPr>
-        <w:t xml:space="preserve">persist in descriptions</w:t>
-      </w:r>
-      <w:r>
-        <w:t xml:space="preserve">. A study asking </w:t>
-      </w:r>
-      <w:r>
-        <w:rPr>
-          <w:i/>
-          <w:iCs/>
-        </w:rPr>
-        <w:t xml:space="preserve">"does AMG content differ between conditions?"</w:t>
-      </w:r>
-      <w:r>
-        <w:t xml:space="preserve"> is largely robust to everything in this paper. A study asking </w:t>
-      </w:r>
-      <w:r>
-        <w:rPr>
-          <w:i/>
-          <w:iCs/>
-        </w:rPr>
-        <w:t xml:space="preserve">"what are these viruses doing?"</w:t>
-      </w:r>
-      <w:r>
-        <w:t xml:space="preserve"> is answering with families the evidence cannot resolve — and the more specific the answer, the more of it rests on them.</w:t>
-      </w:r>
-    </w:p>
-    <w:p>
-      <w:pPr>
-        <w:spacing w:after="120" w:before="60"/>
-        <w:jc w:val="left"/>
-      </w:pPr>
-      <w:r>
-        <w:t xml:space="preserve">Every recomputation reduces the published figure. None of the three claims is strengthened.</w:t>
-      </w:r>
-    </w:p>
-    <w:p>
-      <w:pPr>
-        <w:pStyle w:val="Heading2"/>
-        <w:spacing w:after="120" w:before="280"/>
-      </w:pPr>
-      <w:r>
-        <w:t xml:space="preserve">3.7 The pre-registered blind-only analysis, and what it shows</w:t>
-      </w:r>
-    </w:p>
-    <w:p>
-      <w:pPr>
-        <w:spacing w:after="120" w:before="60"/>
-        <w:jc w:val="left"/>
-      </w:pPr>
-      <w:r>
-        <w:t xml:space="preserve">The protocol commits to reporting the disputed share twice — over all families, and over the 30 families that entered blind — because five families (</w:t>
-      </w:r>
-      <w:r>
-        <w:rPr>
-          <w:rFonts w:ascii="Consolas" w:cs="Consolas" w:eastAsia="Consolas" w:hAnsi="Consolas"/>
-          <w:sz w:val="19"/>
-          <w:szCs w:val="19"/>
-        </w:rPr>
-        <w:t xml:space="preserve">dcm</w:t>
-      </w:r>
-      <w:r>
-        <w:t xml:space="preserve">, </w:t>
-      </w:r>
-      <w:r>
-        <w:rPr>
-          <w:rFonts w:ascii="Consolas" w:cs="Consolas" w:eastAsia="Consolas" w:hAnsi="Consolas"/>
-          <w:sz w:val="19"/>
-          <w:szCs w:val="19"/>
-        </w:rPr>
-        <w:t xml:space="preserve">queuosine</w:t>
-      </w:r>
-      <w:r>
-        <w:t xml:space="preserve">, </w:t>
-      </w:r>
-      <w:r>
-        <w:rPr>
-          <w:rFonts w:ascii="Consolas" w:cs="Consolas" w:eastAsia="Consolas" w:hAnsi="Consolas"/>
-          <w:sz w:val="19"/>
-          <w:szCs w:val="19"/>
-        </w:rPr>
-        <w:t xml:space="preserve">glycoside_hydrolase</w:t>
-      </w:r>
-      <w:r>
-        <w:t xml:space="preserve">, </w:t>
-      </w:r>
-      <w:r>
-        <w:rPr>
-          <w:rFonts w:ascii="Consolas" w:cs="Consolas" w:eastAsia="Consolas" w:hAnsi="Consolas"/>
-          <w:sz w:val="19"/>
-          <w:szCs w:val="19"/>
-        </w:rPr>
-        <w:t xml:space="preserve">folate</w:t>
-      </w:r>
-      <w:r>
-        <w:t xml:space="preserve">, </w:t>
-      </w:r>
-      <w:r>
-        <w:rPr>
-          <w:rFonts w:ascii="Consolas" w:cs="Consolas" w:eastAsia="Consolas" w:hAnsi="Consolas"/>
-          <w:sz w:val="19"/>
-          <w:szCs w:val="19"/>
-        </w:rPr>
-        <w:t xml:space="preserve">dsrC_tusE</w:t>
-      </w:r>
-      <w:r>
-        <w:t xml:space="preserve">) had publicly known abundance before this study started, having been named by Martin </w:t>
-      </w:r>
-      <w:r>
-        <w:rPr>
-          <w:i/>
-          <w:iCs/>
-        </w:rPr>
-        <w:t xml:space="preserve">et al.</w:t>
-      </w:r>
-      <w:r>
-        <w:t xml:space="preserve"> (§2.3).</w:t>
-      </w:r>
-    </w:p>
-    <w:tbl>
-      <w:tblPr>
-        <w:tblW w:type="dxa" w:w="9360"/>
-        <w:tblBorders>
-          <w:top w:val="single" w:color="auto" w:sz="4"/>
-          <w:left w:val="single" w:color="auto" w:sz="4"/>
-          <w:bottom w:val="single" w:color="auto" w:sz="4"/>
-          <w:right w:val="single" w:color="auto" w:sz="4"/>
-          <w:insideH w:val="single" w:color="auto" w:sz="4"/>
-          <w:insideV w:val="single" w:color="auto" w:sz="4"/>
-        </w:tblBorders>
-      </w:tblPr>
-      <w:tblGrid>
-        <w:gridCol w:w="1872"/>
-        <w:gridCol w:w="1872"/>
-        <w:gridCol w:w="1872"/>
-        <w:gridCol w:w="1872"/>
-        <w:gridCol w:w="1872"/>
-      </w:tblGrid>
-      <w:tr>
-        <w:trPr>
-          <w:tblHeader/>
-        </w:trPr>
-        <w:tc>
-          <w:tcPr>
-            <w:tcW w:type="dxa" w:w="1872"/>
-            <w:shd w:fill="EDEDF2" w:color="auto" w:val="clear"/>
-            <w:tcMar>
-              <w:top w:type="dxa" w:w="60"/>
-              <w:left w:type="dxa" w:w="100"/>
-              <w:bottom w:type="dxa" w:w="60"/>
-              <w:right w:type="dxa" w:w="100"/>
-            </w:tcMar>
-          </w:tcPr>
-          <w:p>
-            <w:pPr>
-              <w:spacing w:after="20" w:before="20"/>
-            </w:pPr>
-            <w:r>
-              <w:rPr>
-                <w:b/>
-                <w:bCs/>
-                <w:sz w:val="18"/>
-                <w:szCs w:val="18"/>
-              </w:rPr>
-              <w:t xml:space="preserve">Rule</w:t>
-            </w:r>
-          </w:p>
-        </w:tc>
-        <w:tc>
-          <w:tcPr>
-            <w:tcW w:type="dxa" w:w="1872"/>
-            <w:shd w:fill="EDEDF2" w:color="auto" w:val="clear"/>
-            <w:tcMar>
-              <w:top w:type="dxa" w:w="60"/>
-              <w:left w:type="dxa" w:w="100"/>
-              <w:bottom w:type="dxa" w:w="60"/>
-              <w:right w:type="dxa" w:w="100"/>
-            </w:tcMar>
-          </w:tcPr>
-          <w:p>
-            <w:pPr>
-              <w:spacing w:after="20" w:before="20"/>
-            </w:pPr>
-            <w:r>
-              <w:rPr>
-                <w:b/>
-                <w:bCs/>
-                <w:sz w:val="18"/>
-                <w:szCs w:val="18"/>
-              </w:rPr>
-              <w:t xml:space="preserve">Family set</w:t>
-            </w:r>
-          </w:p>
-        </w:tc>
-        <w:tc>
-          <w:tcPr>
-            <w:tcW w:type="dxa" w:w="1872"/>
-            <w:shd w:fill="EDEDF2" w:color="auto" w:val="clear"/>
-            <w:tcMar>
-              <w:top w:type="dxa" w:w="60"/>
-              <w:left w:type="dxa" w:w="100"/>
-              <w:bottom w:type="dxa" w:w="60"/>
-              <w:right w:type="dxa" w:w="100"/>
-            </w:tcMar>
-          </w:tcPr>
-          <w:p>
-            <w:pPr>
-              <w:spacing w:after="20" w:before="20"/>
-            </w:pPr>
-            <w:r>
-              <w:rPr>
-                <w:b/>
-                <w:bCs/>
-                <w:sz w:val="18"/>
-                <w:szCs w:val="18"/>
-              </w:rPr>
-              <w:t xml:space="preserve">Ocean</w:t>
-            </w:r>
-          </w:p>
-        </w:tc>
-        <w:tc>
-          <w:tcPr>
-            <w:tcW w:type="dxa" w:w="1872"/>
-            <w:shd w:fill="EDEDF2" w:color="auto" w:val="clear"/>
-            <w:tcMar>
-              <w:top w:type="dxa" w:w="60"/>
-              <w:left w:type="dxa" w:w="100"/>
-              <w:bottom w:type="dxa" w:w="60"/>
-              <w:right w:type="dxa" w:w="100"/>
-            </w:tcMar>
-          </w:tcPr>
-          <w:p>
-            <w:pPr>
-              <w:spacing w:after="20" w:before="20"/>
-            </w:pPr>
-            <w:r>
-              <w:rPr>
-                <w:b/>
-                <w:bCs/>
-                <w:sz w:val="18"/>
-                <w:szCs w:val="18"/>
-              </w:rPr>
-              <w:t xml:space="preserve">Soil</w:t>
-            </w:r>
-          </w:p>
-        </w:tc>
-        <w:tc>
-          <w:tcPr>
-            <w:tcW w:type="dxa" w:w="1872"/>
-            <w:shd w:fill="EDEDF2" w:color="auto" w:val="clear"/>
-            <w:tcMar>
-              <w:top w:type="dxa" w:w="60"/>
-              <w:left w:type="dxa" w:w="100"/>
-              <w:bottom w:type="dxa" w:w="60"/>
-              <w:right w:type="dxa" w:w="100"/>
-            </w:tcMar>
-          </w:tcPr>
-          <w:p>
-            <w:pPr>
-              <w:spacing w:after="20" w:before="20"/>
-            </w:pPr>
-            <w:r>
-              <w:rPr>
-                <w:b/>
-                <w:bCs/>
-                <w:sz w:val="18"/>
-                <w:szCs w:val="18"/>
-              </w:rPr>
-              <w:t xml:space="preserve">Wastewater</w:t>
-            </w:r>
-          </w:p>
-        </w:tc>
-      </w:tr>
-      <w:tr>
-        <w:trPr>
-          <w:tblHeader w:val="false"/>
-        </w:trPr>
-        <w:tc>
-          <w:tcPr>
-            <w:tcW w:type="dxa" w:w="1872"/>
-            <w:tcMar>
-              <w:top w:type="dxa" w:w="60"/>
-              <w:left w:type="dxa" w:w="100"/>
-              <w:bottom w:type="dxa" w:w="60"/>
-              <w:right w:type="dxa" w:w="100"/>
-            </w:tcMar>
-          </w:tcPr>
-          <w:p>
-            <w:pPr>
-              <w:spacing w:after="20" w:before="20"/>
-            </w:pPr>
-            <w:r>
-              <w:rPr>
-                <w:b w:val="false"/>
-                <w:bCs w:val="false"/>
-                <w:sz w:val="18"/>
-                <w:szCs w:val="18"/>
-              </w:rPr>
-              <w:t xml:space="preserve">Strict</w:t>
-            </w:r>
-          </w:p>
-        </w:tc>
-        <w:tc>
-          <w:tcPr>
-            <w:tcW w:type="dxa" w:w="1872"/>
-            <w:tcMar>
-              <w:top w:type="dxa" w:w="60"/>
-              <w:left w:type="dxa" w:w="100"/>
-              <w:bottom w:type="dxa" w:w="60"/>
-              <w:right w:type="dxa" w:w="100"/>
-            </w:tcMar>
-          </w:tcPr>
-          <w:p>
-            <w:pPr>
-              <w:spacing w:after="20" w:before="20"/>
-            </w:pPr>
-            <w:r>
-              <w:rPr>
-                <w:b w:val="false"/>
-                <w:bCs w:val="false"/>
-                <w:sz w:val="18"/>
-                <w:szCs w:val="18"/>
-              </w:rPr>
-              <w:t xml:space="preserve">all 35</w:t>
-            </w:r>
-          </w:p>
-        </w:tc>
-        <w:tc>
-          <w:tcPr>
-            <w:tcW w:type="dxa" w:w="1872"/>
-            <w:tcMar>
-              <w:top w:type="dxa" w:w="60"/>
-              <w:left w:type="dxa" w:w="100"/>
-              <w:bottom w:type="dxa" w:w="60"/>
-              <w:right w:type="dxa" w:w="100"/>
-            </w:tcMar>
-          </w:tcPr>
-          <w:p>
-            <w:pPr>
-              <w:spacing w:after="20" w:before="20"/>
-            </w:pPr>
-            <w:r>
-              <w:rPr>
-                <w:b w:val="false"/>
-                <w:bCs w:val="false"/>
-                <w:sz w:val="18"/>
-                <w:szCs w:val="18"/>
-              </w:rPr>
-              <w:t xml:space="preserve">18.31%</w:t>
-            </w:r>
-          </w:p>
-        </w:tc>
-        <w:tc>
-          <w:tcPr>
-            <w:tcW w:type="dxa" w:w="1872"/>
-            <w:tcMar>
-              <w:top w:type="dxa" w:w="60"/>
-              <w:left w:type="dxa" w:w="100"/>
-              <w:bottom w:type="dxa" w:w="60"/>
-              <w:right w:type="dxa" w:w="100"/>
-            </w:tcMar>
-          </w:tcPr>
-          <w:p>
-            <w:pPr>
-              <w:spacing w:after="20" w:before="20"/>
-            </w:pPr>
-            <w:r>
-              <w:rPr>
-                <w:b w:val="false"/>
-                <w:bCs w:val="false"/>
-                <w:sz w:val="18"/>
-                <w:szCs w:val="18"/>
-              </w:rPr>
-              <w:t xml:space="preserve">0.87%</w:t>
-            </w:r>
-          </w:p>
-        </w:tc>
-        <w:tc>
-          <w:tcPr>
-            <w:tcW w:type="dxa" w:w="1872"/>
-            <w:tcMar>
-              <w:top w:type="dxa" w:w="60"/>
-              <w:left w:type="dxa" w:w="100"/>
-              <w:bottom w:type="dxa" w:w="60"/>
-              <w:right w:type="dxa" w:w="100"/>
-            </w:tcMar>
-          </w:tcPr>
-          <w:p>
-            <w:pPr>
-              <w:spacing w:after="20" w:before="20"/>
-            </w:pPr>
-            <w:r>
-              <w:rPr>
-                <w:b w:val="false"/>
-                <w:bCs w:val="false"/>
-                <w:sz w:val="18"/>
-                <w:szCs w:val="18"/>
-              </w:rPr>
-              <w:t xml:space="preserve">0.00%</w:t>
-            </w:r>
-          </w:p>
-        </w:tc>
-      </w:tr>
-      <w:tr>
-        <w:trPr>
-          <w:tblHeader w:val="false"/>
-        </w:trPr>
-        <w:tc>
-          <w:tcPr>
-            <w:tcW w:type="dxa" w:w="1872"/>
-            <w:tcMar>
-              <w:top w:type="dxa" w:w="60"/>
-              <w:left w:type="dxa" w:w="100"/>
-              <w:bottom w:type="dxa" w:w="60"/>
-              <w:right w:type="dxa" w:w="100"/>
-            </w:tcMar>
-          </w:tcPr>
-          <w:p>
-            <w:pPr>
-              <w:spacing w:after="20" w:before="20"/>
-            </w:pPr>
-            <w:r>
-              <w:rPr>
-                <w:b w:val="false"/>
-                <w:bCs w:val="false"/>
-                <w:sz w:val="18"/>
-                <w:szCs w:val="18"/>
-              </w:rPr>
-              <w:t xml:space="preserve">Strict</w:t>
-            </w:r>
-          </w:p>
-        </w:tc>
-        <w:tc>
-          <w:tcPr>
-            <w:tcW w:type="dxa" w:w="1872"/>
-            <w:tcMar>
-              <w:top w:type="dxa" w:w="60"/>
-              <w:left w:type="dxa" w:w="100"/>
-              <w:bottom w:type="dxa" w:w="60"/>
-              <w:right w:type="dxa" w:w="100"/>
-            </w:tcMar>
-          </w:tcPr>
-          <w:p>
-            <w:pPr>
-              <w:spacing w:after="20" w:before="20"/>
-            </w:pPr>
-            <w:r>
-              <w:rPr>
-                <w:b/>
-                <w:bCs/>
-                <w:sz w:val="18"/>
-                <w:szCs w:val="18"/>
-              </w:rPr>
-              <w:t xml:space="preserve">blind-only (30)</w:t>
-            </w:r>
-          </w:p>
-        </w:tc>
-        <w:tc>
-          <w:tcPr>
-            <w:tcW w:type="dxa" w:w="1872"/>
-            <w:tcMar>
-              <w:top w:type="dxa" w:w="60"/>
-              <w:left w:type="dxa" w:w="100"/>
-              <w:bottom w:type="dxa" w:w="60"/>
-              <w:right w:type="dxa" w:w="100"/>
-            </w:tcMar>
-          </w:tcPr>
-          <w:p>
-            <w:pPr>
-              <w:spacing w:after="20" w:before="20"/>
-            </w:pPr>
-            <w:r>
-              <w:rPr>
-                <w:b/>
-                <w:bCs/>
-                <w:sz w:val="18"/>
-                <w:szCs w:val="18"/>
-              </w:rPr>
-              <w:t xml:space="preserve">0.00%</w:t>
-            </w:r>
-          </w:p>
-        </w:tc>
-        <w:tc>
-          <w:tcPr>
-            <w:tcW w:type="dxa" w:w="1872"/>
-            <w:tcMar>
-              <w:top w:type="dxa" w:w="60"/>
-              <w:left w:type="dxa" w:w="100"/>
-              <w:bottom w:type="dxa" w:w="60"/>
-              <w:right w:type="dxa" w:w="100"/>
-            </w:tcMar>
-          </w:tcPr>
-          <w:p>
-            <w:pPr>
-              <w:spacing w:after="20" w:before="20"/>
-            </w:pPr>
-            <w:r>
-              <w:rPr>
-                <w:b/>
-                <w:bCs/>
-                <w:sz w:val="18"/>
-                <w:szCs w:val="18"/>
-              </w:rPr>
-              <w:t xml:space="preserve">0.35% [0.14–0.89]</w:t>
-            </w:r>
-          </w:p>
-        </w:tc>
-        <w:tc>
-          <w:tcPr>
-            <w:tcW w:type="dxa" w:w="1872"/>
-            <w:tcMar>
-              <w:top w:type="dxa" w:w="60"/>
-              <w:left w:type="dxa" w:w="100"/>
-              <w:bottom w:type="dxa" w:w="60"/>
-              <w:right w:type="dxa" w:w="100"/>
-            </w:tcMar>
-          </w:tcPr>
-          <w:p>
-            <w:pPr>
-              <w:spacing w:after="20" w:before="20"/>
-            </w:pPr>
-            <w:r>
-              <w:rPr>
-                <w:b/>
-                <w:bCs/>
-                <w:sz w:val="18"/>
-                <w:szCs w:val="18"/>
-              </w:rPr>
-              <w:t xml:space="preserve">0.00%</w:t>
-            </w:r>
-          </w:p>
-        </w:tc>
-      </w:tr>
-      <w:tr>
-        <w:trPr>
-          <w:tblHeader w:val="false"/>
-        </w:trPr>
-        <w:tc>
-          <w:tcPr>
-            <w:tcW w:type="dxa" w:w="1872"/>
-            <w:tcMar>
-              <w:top w:type="dxa" w:w="60"/>
-              <w:left w:type="dxa" w:w="100"/>
-              <w:bottom w:type="dxa" w:w="60"/>
-              <w:right w:type="dxa" w:w="100"/>
-            </w:tcMar>
-          </w:tcPr>
-          <w:p>
-            <w:pPr>
-              <w:spacing w:after="20" w:before="20"/>
-            </w:pPr>
-            <w:r>
-              <w:rPr>
-                <w:b w:val="false"/>
-                <w:bCs w:val="false"/>
-                <w:sz w:val="18"/>
-                <w:szCs w:val="18"/>
-              </w:rPr>
-              <w:t xml:space="preserve">Maximally strict</w:t>
-            </w:r>
-          </w:p>
-        </w:tc>
-        <w:tc>
-          <w:tcPr>
-            <w:tcW w:type="dxa" w:w="1872"/>
-            <w:tcMar>
-              <w:top w:type="dxa" w:w="60"/>
-              <w:left w:type="dxa" w:w="100"/>
-              <w:bottom w:type="dxa" w:w="60"/>
-              <w:right w:type="dxa" w:w="100"/>
-            </w:tcMar>
-          </w:tcPr>
-          <w:p>
-            <w:pPr>
-              <w:spacing w:after="20" w:before="20"/>
-            </w:pPr>
-            <w:r>
-              <w:rPr>
-                <w:b w:val="false"/>
-                <w:bCs w:val="false"/>
-                <w:sz w:val="18"/>
-                <w:szCs w:val="18"/>
-              </w:rPr>
-              <w:t xml:space="preserve">all 35</w:t>
-            </w:r>
-          </w:p>
-        </w:tc>
-        <w:tc>
-          <w:tcPr>
-            <w:tcW w:type="dxa" w:w="1872"/>
-            <w:tcMar>
-              <w:top w:type="dxa" w:w="60"/>
-              <w:left w:type="dxa" w:w="100"/>
-              <w:bottom w:type="dxa" w:w="60"/>
-              <w:right w:type="dxa" w:w="100"/>
-            </w:tcMar>
-          </w:tcPr>
-          <w:p>
-            <w:pPr>
-              <w:spacing w:after="20" w:before="20"/>
-            </w:pPr>
-            <w:r>
-              <w:rPr>
-                <w:b w:val="false"/>
-                <w:bCs w:val="false"/>
-                <w:sz w:val="18"/>
-                <w:szCs w:val="18"/>
-              </w:rPr>
-              <w:t xml:space="preserve">28.47%</w:t>
-            </w:r>
-          </w:p>
-        </w:tc>
-        <w:tc>
-          <w:tcPr>
-            <w:tcW w:type="dxa" w:w="1872"/>
-            <w:tcMar>
-              <w:top w:type="dxa" w:w="60"/>
-              <w:left w:type="dxa" w:w="100"/>
-              <w:bottom w:type="dxa" w:w="60"/>
-              <w:right w:type="dxa" w:w="100"/>
-            </w:tcMar>
-          </w:tcPr>
-          <w:p>
-            <w:pPr>
-              <w:spacing w:after="20" w:before="20"/>
-            </w:pPr>
-            <w:r>
-              <w:rPr>
-                <w:b w:val="false"/>
-                <w:bCs w:val="false"/>
-                <w:sz w:val="18"/>
-                <w:szCs w:val="18"/>
-              </w:rPr>
-              <w:t xml:space="preserve">11.90%</w:t>
-            </w:r>
-          </w:p>
-        </w:tc>
-        <w:tc>
-          <w:tcPr>
-            <w:tcW w:type="dxa" w:w="1872"/>
-            <w:tcMar>
-              <w:top w:type="dxa" w:w="60"/>
-              <w:left w:type="dxa" w:w="100"/>
-              <w:bottom w:type="dxa" w:w="60"/>
-              <w:right w:type="dxa" w:w="100"/>
-            </w:tcMar>
-          </w:tcPr>
-          <w:p>
-            <w:pPr>
-              <w:spacing w:after="20" w:before="20"/>
-            </w:pPr>
-            <w:r>
-              <w:rPr>
-                <w:b w:val="false"/>
-                <w:bCs w:val="false"/>
-                <w:sz w:val="18"/>
-                <w:szCs w:val="18"/>
-              </w:rPr>
-              <w:t xml:space="preserve">37.66%</w:t>
-            </w:r>
-          </w:p>
-        </w:tc>
-      </w:tr>
-      <w:tr>
-        <w:trPr>
-          <w:tblHeader w:val="false"/>
-        </w:trPr>
-        <w:tc>
-          <w:tcPr>
-            <w:tcW w:type="dxa" w:w="1872"/>
-            <w:tcMar>
-              <w:top w:type="dxa" w:w="60"/>
-              <w:left w:type="dxa" w:w="100"/>
-              <w:bottom w:type="dxa" w:w="60"/>
-              <w:right w:type="dxa" w:w="100"/>
-            </w:tcMar>
-          </w:tcPr>
-          <w:p>
-            <w:pPr>
-              <w:spacing w:after="20" w:before="20"/>
-            </w:pPr>
-            <w:r>
-              <w:rPr>
-                <w:b w:val="false"/>
-                <w:bCs w:val="false"/>
-                <w:sz w:val="18"/>
-                <w:szCs w:val="18"/>
-              </w:rPr>
-              <w:t xml:space="preserve">Maximally strict</w:t>
-            </w:r>
-          </w:p>
-        </w:tc>
-        <w:tc>
-          <w:tcPr>
-            <w:tcW w:type="dxa" w:w="1872"/>
-            <w:tcMar>
-              <w:top w:type="dxa" w:w="60"/>
-              <w:left w:type="dxa" w:w="100"/>
-              <w:bottom w:type="dxa" w:w="60"/>
-              <w:right w:type="dxa" w:w="100"/>
-            </w:tcMar>
-          </w:tcPr>
-          <w:p>
-            <w:pPr>
-              <w:spacing w:after="20" w:before="20"/>
-            </w:pPr>
-            <w:r>
-              <w:rPr>
-                <w:b/>
-                <w:bCs/>
-                <w:sz w:val="18"/>
-                <w:szCs w:val="18"/>
-              </w:rPr>
-              <w:t xml:space="preserve">blind-only (30)</w:t>
-            </w:r>
-          </w:p>
-        </w:tc>
-        <w:tc>
-          <w:tcPr>
-            <w:tcW w:type="dxa" w:w="1872"/>
-            <w:tcMar>
-              <w:top w:type="dxa" w:w="60"/>
-              <w:left w:type="dxa" w:w="100"/>
-              <w:bottom w:type="dxa" w:w="60"/>
-              <w:right w:type="dxa" w:w="100"/>
-            </w:tcMar>
-          </w:tcPr>
-          <w:p>
-            <w:pPr>
-              <w:spacing w:after="20" w:before="20"/>
-            </w:pPr>
-            <w:r>
-              <w:rPr>
-                <w:b/>
-                <w:bCs/>
-                <w:sz w:val="18"/>
-                <w:szCs w:val="18"/>
-              </w:rPr>
-              <w:t xml:space="preserve">0.00%</w:t>
-            </w:r>
-          </w:p>
-        </w:tc>
-        <w:tc>
-          <w:tcPr>
-            <w:tcW w:type="dxa" w:w="1872"/>
-            <w:tcMar>
-              <w:top w:type="dxa" w:w="60"/>
-              <w:left w:type="dxa" w:w="100"/>
-              <w:bottom w:type="dxa" w:w="60"/>
-              <w:right w:type="dxa" w:w="100"/>
-            </w:tcMar>
-          </w:tcPr>
-          <w:p>
-            <w:pPr>
-              <w:spacing w:after="20" w:before="20"/>
-            </w:pPr>
-            <w:r>
-              <w:rPr>
-                <w:b/>
-                <w:bCs/>
-                <w:sz w:val="18"/>
-                <w:szCs w:val="18"/>
-              </w:rPr>
-              <w:t xml:space="preserve">0.35% [0.14–0.89]</w:t>
-            </w:r>
-          </w:p>
-        </w:tc>
-        <w:tc>
-          <w:tcPr>
-            <w:tcW w:type="dxa" w:w="1872"/>
-            <w:tcMar>
-              <w:top w:type="dxa" w:w="60"/>
-              <w:left w:type="dxa" w:w="100"/>
-              <w:bottom w:type="dxa" w:w="60"/>
-              <w:right w:type="dxa" w:w="100"/>
-            </w:tcMar>
-          </w:tcPr>
-          <w:p>
-            <w:pPr>
-              <w:spacing w:after="20" w:before="20"/>
-            </w:pPr>
-            <w:r>
-              <w:rPr>
-                <w:b/>
-                <w:bCs/>
-                <w:sz w:val="18"/>
-                <w:szCs w:val="18"/>
-              </w:rPr>
-              <w:t xml:space="preserve">0.00%</w:t>
-            </w:r>
-          </w:p>
-        </w:tc>
-      </w:tr>
-    </w:tbl>
-    <w:p>
-      <w:pPr>
-        <w:spacing w:after="160"/>
-      </w:pPr>
-      <w:r>
-        <w:t xml:space="preserve"/>
-      </w:r>
-    </w:p>
-    <w:p>
-      <w:pPr>
-        <w:spacing w:after="120" w:before="60"/>
-        <w:jc w:val="left"/>
-      </w:pPr>
-      <w:r>
-        <w:rPr>
-          <w:b/>
-          <w:bCs/>
-        </w:rPr>
-        <w:t xml:space="preserve">Every family carrying the headline was adjudicated non-blind.</w:t>
-      </w:r>
-      <w:r>
-        <w:t xml:space="preserve"> Of the seven families that leave the record under either rule, five are the seen set and the remaining two are the negative controls </w:t>
-      </w:r>
-      <w:r>
-        <w:rPr>
-          <w:rFonts w:ascii="Consolas" w:cs="Consolas" w:eastAsia="Consolas" w:hAnsi="Consolas"/>
-          <w:sz w:val="19"/>
-          <w:szCs w:val="19"/>
-        </w:rPr>
-        <w:t xml:space="preserve">xtmA</w:t>
-      </w:r>
-      <w:r>
-        <w:t xml:space="preserve">/</w:t>
-      </w:r>
-      <w:r>
-        <w:rPr>
-          <w:rFonts w:ascii="Consolas" w:cs="Consolas" w:eastAsia="Consolas" w:hAnsi="Consolas"/>
-          <w:sz w:val="19"/>
-          <w:szCs w:val="19"/>
-        </w:rPr>
-        <w:t xml:space="preserve">xtmB</w:t>
-      </w:r>
-      <w:r>
-        <w:t xml:space="preserve"> (4 soil calls between them). The blind-only disputed share is indistinguishable from zero in two of three catalogues.</w:t>
-      </w:r>
-    </w:p>
-    <w:p>
-      <w:pPr>
-        <w:spacing w:after="120" w:before="60"/>
-        <w:jc w:val="left"/>
-      </w:pPr>
-      <w:r>
-        <w:t xml:space="preserve">This requires care to interpret, in both directions.</w:t>
-      </w:r>
-    </w:p>
-    <w:p>
-      <w:pPr>
-        <w:spacing w:after="120" w:before="60"/>
-        <w:jc w:val="left"/>
-      </w:pPr>
-      <w:r>
-        <w:rPr>
-          <w:b/>
-          <w:bCs/>
-        </w:rPr>
-        <w:t xml:space="preserve">It is not evidence that the verdicts are biased.</w:t>
-      </w:r>
-      <w:r>
-        <w:t xml:space="preserve"> The seen families are seen </w:t>
-      </w:r>
-      <w:r>
-        <w:rPr>
-          <w:i/>
-          <w:iCs/>
-        </w:rPr>
-        <w:t xml:space="preserve">because Martin et al. named them</w:t>
-      </w:r>
-      <w:r>
-        <w:t xml:space="preserve">; their abundance was public before this project existed and could not have been unknown by any design. The declaration was made in advance precisely so this could be checked rather than discovered later.</w:t>
-      </w:r>
-    </w:p>
-    <w:p>
-      <w:pPr>
-        <w:spacing w:after="120" w:before="60"/>
-        <w:jc w:val="left"/>
-      </w:pPr>
-      <w:r>
-        <w:rPr>
-          <w:b/>
-          <w:bCs/>
-        </w:rPr>
-        <w:t xml:space="preserve">But the honest reading is a real constraint on the result.</w:t>
-      </w:r>
-      <w:r>
-        <w:t xml:space="preserve"> Every quantitative claim in §3.4 rests on verdicts made with the counts already known. A reader who distrusts those five verdicts is left with essentially no disputed share at all, and we would rather state that plainly than have it inferred.</w:t>
-      </w:r>
-    </w:p>
-    <w:p>
-      <w:pPr>
-        <w:spacing w:after="120" w:before="60"/>
-        <w:jc w:val="left"/>
-      </w:pPr>
-      <w:r>
-        <w:rPr>
-          <w:b/>
-          <w:bCs/>
-        </w:rPr>
-        <w:t xml:space="preserve">And there is a genuine positive finding here that we did not anticipate.</w:t>
-      </w:r>
-      <w:r>
-        <w:t xml:space="preserve"> Thirty families entered blind, and </w:t>
-      </w:r>
-      <w:r>
-        <w:rPr>
-          <w:b/>
-          <w:bCs/>
-        </w:rPr>
-        <w:t xml:space="preserve">the adjudication ruled out none of them.</w:t>
-      </w:r>
-      <w:r>
-        <w:t xml:space="preserve"> No contested family was discovered beyond those the field had already flagged. That bounds the problem usefully: the AMG record's exposure is not diffuse contamination awaiting discovery, it is concentrated in a small, already-named set. The default-COUNTS rule did what it was designed to do — on genuinely blind families, it almost never fired.</w:t>
-      </w:r>
-    </w:p>
-    <w:p>
-      <w:pPr>
-        <w:pBdr>
-          <w:bottom w:val="single" w:color="C8C8D0" w:sz="6"/>
-        </w:pBdr>
-        <w:spacing w:after="120" w:before="120"/>
-      </w:pPr>
-      <w:r>
-        <w:t xml:space="preserve"/>
-      </w:r>
-    </w:p>
-    <w:p>
-      <w:pPr>
-        <w:pStyle w:val="Heading1"/>
-        <w:spacing w:after="120" w:before="280"/>
-      </w:pPr>
-      <w:r>
-        <w:t xml:space="preserve">4. Discussion</w:t>
-      </w:r>
-    </w:p>
-    <w:p>
-      <w:pPr>
-        <w:pStyle w:val="Heading2"/>
-        <w:spacing w:after="120" w:before="280"/>
-      </w:pPr>
-      <w:r>
-        <w:t xml:space="preserve">4.1 The record is not broken, but it is unevenly load-bearing</w:t>
-      </w:r>
-    </w:p>
-    <w:p>
-      <w:pPr>
-        <w:spacing w:after="120" w:before="60"/>
-        <w:jc w:val="left"/>
-      </w:pPr>
-      <w:r>
-        <w:t xml:space="preserve">Twenty-eight of 35 families survive adjudication under a protocol explicitly designed to make exclusion difficult. Anyone expecting this study to show that the AMG literature is largely artefact should read that as the primary result. At the level of families, the field's assignments mostly hold.</w:t>
-      </w:r>
-    </w:p>
-    <w:p>
-      <w:pPr>
-        <w:spacing w:after="120" w:before="60"/>
-        <w:jc w:val="left"/>
-      </w:pPr>
-      <w:r>
-        <w:t xml:space="preserve">What does not hold is the assumption that the record is uniformly reliable. Its exposure is concentrated in a small number of families that happen to be very abundant, and — importantly — those families are mostly </w:t>
-      </w:r>
-      <w:r>
-        <w:rPr>
-          <w:b/>
-          <w:bCs/>
-        </w:rPr>
-        <w:t xml:space="preserve">unresolvable rather than refuted</w:t>
-      </w:r>
-      <w:r>
-        <w:t xml:space="preserve">. </w:t>
-      </w:r>
-      <w:r>
-        <w:rPr>
-          <w:rFonts w:ascii="Consolas" w:cs="Consolas" w:eastAsia="Consolas" w:hAnsi="Consolas"/>
-          <w:sz w:val="19"/>
-          <w:szCs w:val="19"/>
-        </w:rPr>
-        <w:t xml:space="preserve">folate</w:t>
-      </w:r>
-      <w:r>
-        <w:t xml:space="preserve"> and </w:t>
-      </w:r>
-      <w:r>
-        <w:rPr>
-          <w:rFonts w:ascii="Consolas" w:cs="Consolas" w:eastAsia="Consolas" w:hAnsi="Consolas"/>
-          <w:sz w:val="19"/>
-          <w:szCs w:val="19"/>
-        </w:rPr>
-        <w:t xml:space="preserve">queuosine</w:t>
-      </w:r>
-      <w:r>
-        <w:t xml:space="preserve"> carry the maximally-strict result in every catalogue. Neither can currently be assigned in either direction: the queuosine pathway demonstrably serves tRNA modification </w:t>
-      </w:r>
-      <w:r>
-        <w:rPr>
-          <w:i/>
-          <w:iCs/>
-        </w:rPr>
-        <w:t xml:space="preserve">and</w:t>
-      </w:r>
-      <w:r>
-        <w:t xml:space="preserve"> has been detected modifying phage DNA, and the same enzymes do both. </w:t>
-      </w:r>
-      <w:r>
-        <w:rPr>
-          <w:rFonts w:ascii="Consolas" w:cs="Consolas" w:eastAsia="Consolas" w:hAnsi="Consolas"/>
-          <w:sz w:val="19"/>
-          <w:szCs w:val="19"/>
-        </w:rPr>
-        <w:t xml:space="preserve">folE</w:t>
-      </w:r>
-      <w:r>
-        <w:t xml:space="preserve"> sits at the branch point feeding both pathways, and which branch it feeds moves the wastewater result by 18 percentage points.</w:t>
-      </w:r>
-    </w:p>
-    <w:p>
-      <w:pPr>
-        <w:spacing w:after="120" w:before="60"/>
-        <w:jc w:val="left"/>
-      </w:pPr>
-      <w:r>
-        <w:t xml:space="preserve">This is a different and more tractable problem than "the record is wrong". It localises the uncertainty to a handful of specific, nameable biochemical questions.</w:t>
-      </w:r>
-    </w:p>
-    <w:p>
-      <w:pPr>
-        <w:pStyle w:val="Heading2"/>
-        <w:spacing w:after="120" w:before="280"/>
-      </w:pPr>
-      <w:r>
-        <w:t xml:space="preserve">4.2 Why the effect is claim-dependent, and how to use that</w:t>
-      </w:r>
-    </w:p>
-    <w:p>
-      <w:pPr>
-        <w:spacing w:after="120" w:before="60"/>
-        <w:jc w:val="left"/>
-      </w:pPr>
-      <w:r>
-        <w:t xml:space="preserve">The most useful generalisation this study supports is structural rather than numerical:</w:t>
-      </w:r>
-    </w:p>
-    <w:p>
-      <w:pPr>
-        <w:pBdr>
-          <w:left w:val="single" w:color="9A9AA6" w:sz="12" w:space="8"/>
-        </w:pBdr>
-        <w:spacing w:after="80" w:before="80"/>
-        <w:ind w:left="360"/>
-      </w:pPr>
-      <w:r>
-        <w:rPr>
-          <w:b/>
-          <w:bCs/>
-          <w:sz w:val="20"/>
-          <w:szCs w:val="20"/>
-        </w:rPr>
-        <w:t xml:space="preserve">Disputed families cancel in comparisons and persist in descriptions.</w:t>
-      </w:r>
-    </w:p>
-    <w:p>
-      <w:pPr>
-        <w:spacing w:after="120" w:before="60"/>
-        <w:jc w:val="left"/>
-      </w:pPr>
-      <w:r>
-        <w:t xml:space="preserve">The mechanism is straightforward. Contested families occur at a roughly constant rate across the conditions a study compares, so they appear in both numerator and denominator of a ratio and largely drop out. The soil contamination gradient is unchanged to two decimal places under every rule. But those same families remain in any statement about what the record </w:t>
-      </w:r>
-      <w:r>
-        <w:rPr>
-          <w:i/>
-          <w:iCs/>
-        </w:rPr>
-        <w:t xml:space="preserve">is</w:t>
-      </w:r>
-      <w:r>
-        <w:t xml:space="preserve"> — what the most common vAMG is, what fraction of viruses carry one, which pathways viruses target — because there is no second term for them to cancel against.</w:t>
-      </w:r>
-    </w:p>
-    <w:p>
-      <w:pPr>
-        <w:spacing w:after="120" w:before="60"/>
-        <w:jc w:val="left"/>
-      </w:pPr>
-      <w:r>
-        <w:t xml:space="preserve">This gives readers a usable heuristic. A study comparing AMG content between treatments, sites, depths or timepoints is largely robust to everything in this paper. A study describing what viruses in an environment are doing is not, and the more specific the description, the less robust it is. The wastewater case is the limiting example: a claim naming the queuosine genes as the most common vAMGs cannot survive those genes being contested, because the claim's subject and the contested family are the same object.</w:t>
-      </w:r>
-    </w:p>
-    <w:p>
-      <w:pPr>
-        <w:pStyle w:val="Heading2"/>
-        <w:spacing w:after="120" w:before="280"/>
-      </w:pPr>
-      <w:r>
-        <w:t xml:space="preserve">4.3 The criteria problem is upstream of the counting problem</w:t>
-      </w:r>
-    </w:p>
-    <w:p>
-      <w:pPr>
-        <w:spacing w:after="120" w:before="60"/>
-        <w:jc w:val="left"/>
-      </w:pPr>
-      <w:r>
-        <w:t xml:space="preserve">Section 3.2 is, on reflection, the more uncomfortable result. Of three catalogues, one states a mechanical exclusion and enforces it almost perfectly; one states an exclusion that </w:t>
-      </w:r>
-      <w:r>
-        <w:rPr>
-          <w:b/>
-          <w:bCs/>
-        </w:rPr>
-        <w:t xml:space="preserve">cannot be applied deterministically</w:t>
-      </w:r>
-      <w:r>
-        <w:t xml:space="preserve">, because in the authors' own annotation database the same gene simultaneously satisfies and violates it depending on which KEGG category one reads; and one states its criterion in ordinary English, which cannot be checked at all without importing the checker's judgement.</w:t>
-      </w:r>
-    </w:p>
-    <w:p>
-      <w:pPr>
-        <w:spacing w:after="120" w:before="60"/>
-        <w:jc w:val="left"/>
-      </w:pPr>
-      <w:r>
-        <w:t xml:space="preserve">A rule that does not decide is not being enforced — it is being interpreted, case by case, invisibly, and no reader can reconstruct which reading was applied to which gene. This is not a failure of care by any author. It is a convention that has never required inclusion criteria to be machine-checkable, and the drift documented in this paper is what that convention produces at scale.</w:t>
-      </w:r>
-    </w:p>
-    <w:p>
-      <w:pPr>
-        <w:spacing w:after="120" w:before="60"/>
-        <w:jc w:val="left"/>
-      </w:pPr>
-      <w:r>
-        <w:t xml:space="preserve">We think this is the finding with the clearest remedy, and it does not depend on accepting a single one of our verdicts.</w:t>
-      </w:r>
-    </w:p>
-    <w:p>
-      <w:pPr>
-        <w:pStyle w:val="Heading2"/>
-        <w:spacing w:after="120" w:before="280"/>
-      </w:pPr>
-      <w:r>
-        <w:t xml:space="preserve">4.4 Eight families, no evidence</w:t>
-      </w:r>
-    </w:p>
-    <w:p>
-      <w:pPr>
-        <w:spacing w:after="120" w:before="60"/>
-        <w:jc w:val="left"/>
-      </w:pPr>
-      <w:r>
-        <w:t xml:space="preserve">Eight of 35 families have </w:t>
-      </w:r>
-      <w:r>
-        <w:rPr>
-          <w:b/>
-          <w:bCs/>
-        </w:rPr>
-        <w:t xml:space="preserve">no phage-specific experimental evidence of any kind</w:t>
-      </w:r>
-      <w:r>
-        <w:t xml:space="preserve">. Not weak evidence: none. Nobody has tested what the phage copy of those genes does, in any system, and published claims rest on them anyway.</w:t>
-      </w:r>
-    </w:p>
-    <w:p>
-      <w:pPr>
-        <w:spacing w:after="120" w:before="60"/>
-        <w:jc w:val="left"/>
-      </w:pPr>
-      <w:r>
-        <w:t xml:space="preserve">Under our protocol these families default to COUNTS, because a family with no evidence is </w:t>
-      </w:r>
-      <w:r>
-        <w:rPr>
-          <w:i/>
-          <w:iCs/>
-        </w:rPr>
-        <w:t xml:space="preserve">unresearched</w:t>
-      </w:r>
-      <w:r>
-        <w:t xml:space="preserve">, not unresolvable, and we refuse to let absence of evidence inflate the disputed share. That is the conservative choice and it works against our own hypothesis. But it should not obscure what the number means: for roughly a quarter of the families examined, the question this entire literature turns on has never been asked experimentally.</w:t>
-      </w:r>
-    </w:p>
-    <w:p>
-      <w:pPr>
-        <w:spacing w:after="120" w:before="60"/>
-        <w:jc w:val="left"/>
-      </w:pPr>
-      <w:r>
-        <w:t xml:space="preserve">Each unresolvable verdict in this study names the specific experiment that would settle it (Appendix A). We suggest that list is the most immediately actionable output here.</w:t>
-      </w:r>
-    </w:p>
-    <w:p>
-      <w:pPr>
-        <w:pStyle w:val="Heading2"/>
-        <w:spacing w:after="120" w:before="280"/>
-      </w:pPr>
-      <w:r>
-        <w:t xml:space="preserve">4.5 What we are not claiming</w:t>
-      </w:r>
-    </w:p>
-    <w:p>
-      <w:pPr>
-        <w:spacing w:after="120" w:before="60"/>
-        <w:jc w:val="left"/>
-      </w:pPr>
-      <w:r>
-        <w:t xml:space="preserve">Not that the annotations are wrong: these sequences really do encode glycosyltransferases and methyltransferases. We challenge the </w:t>
-      </w:r>
-      <w:r>
-        <w:rPr>
-          <w:b/>
-          <w:bCs/>
-        </w:rPr>
-        <w:t xml:space="preserve">inference drawn from the annotation</w:t>
-      </w:r>
-      <w:r>
-        <w:t xml:space="preserve">, not the identification — the misannotation is not in the database, it is in the sentence written afterwards.</w:t>
-      </w:r>
-    </w:p>
-    <w:p>
-      <w:pPr>
-        <w:spacing w:after="120" w:before="60"/>
-        <w:jc w:val="left"/>
-      </w:pPr>
-      <w:r>
-        <w:t xml:space="preserve">Not that any author was careless. Section 3.2 shows one team applying its own stated exclusions to 99.993%. People following reasonable rules can still produce a record that overstates, because the rules underdetermine.</w:t>
-      </w:r>
-    </w:p>
-    <w:p>
-      <w:pPr>
-        <w:spacing w:after="120" w:before="60"/>
-        <w:jc w:val="left"/>
-      </w:pPr>
-      <w:r>
-        <w:t xml:space="preserve">Not anything about any individual gene call. We cannot know what one phage in one water sample was doing with its copy of </w:t>
-      </w:r>
-      <w:r>
-        <w:rPr>
-          <w:rFonts w:ascii="Consolas" w:cs="Consolas" w:eastAsia="Consolas" w:hAnsi="Consolas"/>
-          <w:sz w:val="19"/>
-          <w:szCs w:val="19"/>
-        </w:rPr>
-        <w:t xml:space="preserve">galE</w:t>
-      </w:r>
-      <w:r>
-        <w:t xml:space="preserve">. These are claims about the most parsimonious reading of a family, applied to every call in it.</w:t>
-      </w:r>
-    </w:p>
-    <w:p>
-      <w:pPr>
-        <w:spacing w:after="120" w:before="60"/>
-        <w:jc w:val="left"/>
-      </w:pPr>
-      <w:r>
-        <w:t xml:space="preserve">And emphatically not that AMGs are not real. </w:t>
-      </w:r>
-      <w:r>
-        <w:rPr>
-          <w:rFonts w:ascii="Consolas" w:cs="Consolas" w:eastAsia="Consolas" w:hAnsi="Consolas"/>
-          <w:sz w:val="19"/>
-          <w:szCs w:val="19"/>
-        </w:rPr>
-        <w:t xml:space="preserve">psbA</w:t>
-      </w:r>
-      <w:r>
-        <w:t xml:space="preserve"> is real, </w:t>
-      </w:r>
-      <w:r>
-        <w:rPr>
-          <w:rFonts w:ascii="Consolas" w:cs="Consolas" w:eastAsia="Consolas" w:hAnsi="Consolas"/>
-          <w:sz w:val="19"/>
-          <w:szCs w:val="19"/>
-        </w:rPr>
-        <w:t xml:space="preserve">phoH</w:t>
-      </w:r>
-      <w:r>
-        <w:t xml:space="preserve">'s distribution (present in ~40% of marine phage genomes and 4% of non-marine ones; Goldsmith </w:t>
-      </w:r>
-      <w:r>
-        <w:rPr>
-          <w:i/>
-          <w:iCs/>
-        </w:rPr>
-        <w:t xml:space="preserve">et al.</w:t>
-      </w:r>
-      <w:r>
-        <w:t xml:space="preserve"> 2011, doi:10.1128/AEM.05531-11) is about as good as ecological evidence gets, and transaldolase measurably doubles the host NADPH/NADP ratio (Thompson </w:t>
-      </w:r>
-      <w:r>
-        <w:rPr>
-          <w:i/>
-          <w:iCs/>
-        </w:rPr>
-        <w:t xml:space="preserve">et al.</w:t>
-      </w:r>
-      <w:r>
-        <w:t xml:space="preserve"> 2011, doi:10.1073/pnas.1102164108). The question is only how much of the record rests on families that do not support the claim drawn from them.</w:t>
-      </w:r>
-    </w:p>
-    <w:p>
-      <w:pPr>
-        <w:pStyle w:val="Heading2"/>
-        <w:spacing w:after="120" w:before="280"/>
-      </w:pPr>
-      <w:r>
-        <w:t xml:space="preserve">4.6 On </w:t>
-      </w:r>
-      <w:r>
-        <w:rPr>
-          <w:rFonts w:ascii="Consolas" w:cs="Consolas" w:eastAsia="Consolas" w:hAnsi="Consolas"/>
-          <w:sz w:val="19"/>
-          <w:szCs w:val="19"/>
-        </w:rPr>
-        <w:t xml:space="preserve">dcm</w:t>
-      </w:r>
-      <w:r>
-        <w:t xml:space="preserve">, and on reporting one's own fragilities</w:t>
-      </w:r>
-    </w:p>
-    <w:p>
-      <w:pPr>
-        <w:spacing w:after="120" w:before="60"/>
-        <w:jc w:val="left"/>
-      </w:pPr>
-      <w:r>
-        <w:t xml:space="preserve">That a single family supplies 99.6% of the ocean strict-rule result is a fragility, and we report it as one rather than leaving it for a reviewer. It is also informative in two ways. First, </w:t>
-      </w:r>
-      <w:r>
-        <w:rPr>
-          <w:rFonts w:ascii="Consolas" w:cs="Consolas" w:eastAsia="Consolas" w:hAnsi="Consolas"/>
-          <w:sz w:val="19"/>
-          <w:szCs w:val="19"/>
-        </w:rPr>
-        <w:t xml:space="preserve">dcm</w:t>
-      </w:r>
-      <w:r>
-        <w:t xml:space="preserve"> is the least contested case in the whole record — a restriction–modification function nobody seriously argues is host metabolism — so the exposure is concentrated in the clearest case rather than a marginal one. Second, </w:t>
-      </w:r>
-      <w:r>
-        <w:rPr>
-          <w:rFonts w:ascii="Consolas" w:cs="Consolas" w:eastAsia="Consolas" w:hAnsi="Consolas"/>
-          <w:sz w:val="19"/>
-          <w:szCs w:val="19"/>
-        </w:rPr>
-        <w:t xml:space="preserve">dcm</w:t>
-      </w:r>
-      <w:r>
-        <w:t xml:space="preserve">'s verdict was fixed by the protocol as a worked example </w:t>
-      </w:r>
-      <w:r>
-        <w:rPr>
-          <w:i/>
-          <w:iCs/>
-        </w:rPr>
-        <w:t xml:space="preserve">before</w:t>
-      </w:r>
-      <w:r>
-        <w:t xml:space="preserve"> any evidence was weighed, which means the ocean strict figure is substantially a restatement of the protocol rather than a finding produced by applying it. We therefore rest nothing on it.</w:t>
-      </w:r>
-    </w:p>
-    <w:p>
-      <w:pPr>
-        <w:pStyle w:val="Heading2"/>
-        <w:spacing w:after="120" w:before="280"/>
-      </w:pPr>
-      <w:r>
-        <w:t xml:space="preserve">4.7 On the proposed rename to "auxiliary viral genes"</w:t>
-      </w:r>
-    </w:p>
-    <w:p>
-      <w:pPr>
-        <w:spacing w:after="120" w:before="60"/>
-        <w:jc w:val="left"/>
-      </w:pPr>
-      <w:r>
-        <w:t xml:space="preserve">Martin </w:t>
-      </w:r>
-      <w:r>
-        <w:rPr>
-          <w:i/>
-          <w:iCs/>
-        </w:rPr>
-        <w:t xml:space="preserve">et al.</w:t>
-      </w:r>
-      <w:r>
-        <w:t xml:space="preserve"> propose replacing AMG with the broader AVG. Our data bear on the </w:t>
-      </w:r>
-      <w:r>
-        <w:rPr>
-          <w:i/>
-          <w:iCs/>
-        </w:rPr>
-        <w:t xml:space="preserve">scope</w:t>
-      </w:r>
-      <w:r>
-        <w:t xml:space="preserve"> of that proposal, and support it on narrower grounds than they give.</w:t>
-      </w:r>
-    </w:p>
-    <w:p>
-      <w:pPr>
-        <w:spacing w:after="120" w:before="60"/>
-        <w:jc w:val="left"/>
-      </w:pPr>
-      <w:r>
-        <w:t xml:space="preserve">The case for a category-wide rename is strongest if misannotation is diffuse. It is not. Of 35 families, 28 survive adjudication; of the 30 that entered blind, </w:t>
-      </w:r>
-      <w:r>
-        <w:rPr>
-          <w:b/>
-          <w:bCs/>
-        </w:rPr>
-        <w:t xml:space="preserve">none</w:t>
-      </w:r>
-      <w:r>
-        <w:t xml:space="preserve"> was ruled out; and the entire disputed mass sits in a handful of families the field had already identified. A rename justified by "many AMGs are not what they appear" is justified by less than that phrase implies.</w:t>
-      </w:r>
-    </w:p>
-    <w:p>
-      <w:pPr>
-        <w:spacing w:after="120" w:before="60"/>
-        <w:jc w:val="left"/>
-      </w:pPr>
-      <w:r>
-        <w:t xml:space="preserve">But there is a better argument for it in our §3.2 result, which is not about misannotation at all. The problem is not principally that genes are wrongly identified — the sequences really do encode what the databases say. It is that </w:t>
-      </w:r>
-      <w:r>
-        <w:rPr>
-          <w:b/>
-          <w:bCs/>
-        </w:rPr>
-        <w:t xml:space="preserve">the category's inclusion criteria are mostly not checkable</w:t>
-      </w:r>
-      <w:r>
-        <w:t xml:space="preserve">: two of three catalogues state rules that cannot be applied deterministically. A term whose boundary cannot be enforced will drift regardless of how good the annotations are, and "auxiliary viral gene" is a wider boundary requiring a weaker commitment — which is exactly why it is more defensible.</w:t>
-      </w:r>
-    </w:p>
-    <w:p>
-      <w:pPr>
-        <w:spacing w:after="120" w:before="60"/>
-        <w:jc w:val="left"/>
-      </w:pPr>
-      <w:r>
-        <w:t xml:space="preserve">So: we support the reframing, for the criteria reason rather than the misannotation reason, and we note that adopting it should not be taken to imply that a large fraction of published AMG calls are wrong. On the evidence here, most are not.</w:t>
-      </w:r>
-    </w:p>
-    <w:p>
-      <w:pPr>
-        <w:pStyle w:val="Heading2"/>
-        <w:spacing w:after="120" w:before="280"/>
-      </w:pPr>
-      <w:r>
-        <w:t xml:space="preserve">4.8 What the field could do</w:t>
-      </w:r>
-    </w:p>
-    <w:p>
-      <w:pPr>
-        <w:pStyle w:val="ListParagraph"/>
-        <w:numPr>
-          <w:ilvl w:val="0"/>
-          <w:numId w:val="2"/>
-        </w:numPr>
-        <w:spacing w:after="40" w:before="40"/>
-      </w:pPr>
-      <w:r>
-        <w:rPr>
-          <w:b/>
-          <w:bCs/>
-        </w:rPr>
-        <w:t xml:space="preserve">Report AMG counts under more than one rule.</w:t>
-      </w:r>
-      <w:r>
-        <w:t xml:space="preserve"> The spread between inclusive and maximally strict reaches 28.5 percentage points within a single catalogue. A single number conceals a choice that a reader cannot see or reverse.</w:t>
-      </w:r>
-    </w:p>
-    <w:p>
-      <w:pPr>
-        <w:pStyle w:val="ListParagraph"/>
-        <w:numPr>
-          <w:ilvl w:val="0"/>
-          <w:numId w:val="2"/>
-        </w:numPr>
-        <w:spacing w:after="40" w:before="40"/>
-      </w:pPr>
-      <w:r>
-        <w:rPr>
-          <w:b/>
-          <w:bCs/>
-        </w:rPr>
-        <w:t xml:space="preserve">State inclusion criteria mechanically enough to be checked.</w:t>
-      </w:r>
-      <w:r>
-        <w:t xml:space="preserve"> If a criterion cannot be applied deterministically using the annotation database the study itself used, it is not functioning as a criterion.</w:t>
-      </w:r>
-    </w:p>
-    <w:p>
-      <w:pPr>
-        <w:pStyle w:val="ListParagraph"/>
-        <w:numPr>
-          <w:ilvl w:val="0"/>
-          <w:numId w:val="2"/>
-        </w:numPr>
-        <w:spacing w:after="40" w:before="40"/>
-      </w:pPr>
-      <w:r>
-        <w:rPr>
-          <w:b/>
-          <w:bCs/>
-        </w:rPr>
-        <w:t xml:space="preserve">Report the namespace and the unit.</w:t>
-      </w:r>
-      <w:r>
-        <w:t xml:space="preserve"> KEGG and Pfam disagree by up to threefold on the same catalogue, and in opposite directions in different environments; genes and calls are not interchangeable.</w:t>
-      </w:r>
-    </w:p>
-    <w:p>
-      <w:pPr>
-        <w:pStyle w:val="ListParagraph"/>
-        <w:numPr>
-          <w:ilvl w:val="0"/>
-          <w:numId w:val="2"/>
-        </w:numPr>
-        <w:spacing w:after="40" w:before="40"/>
-      </w:pPr>
-      <w:r>
-        <w:rPr>
-          <w:b/>
-          <w:bCs/>
-        </w:rPr>
-        <w:t xml:space="preserve">Do the named experiments.</w:t>
-      </w:r>
-      <w:r>
-        <w:t xml:space="preserve"> Three unresolvable families, three specified experiments, and eight families with no phage-specific evidence at all.</w:t>
-      </w:r>
-    </w:p>
-    <w:p>
-      <w:pPr>
-        <w:pStyle w:val="Heading2"/>
-        <w:spacing w:after="120" w:before="280"/>
-      </w:pPr>
-      <w:r>
-        <w:t xml:space="preserve">4.9 A note on method</w:t>
-      </w:r>
-    </w:p>
-    <w:p>
-      <w:pPr>
-        <w:spacing w:after="120" w:before="60"/>
-        <w:jc w:val="left"/>
-      </w:pPr>
-      <w:r>
-        <w:t xml:space="preserve">Three headline numbers in this study were killed by checks built into it beforehand: a family that turned out to be 99.4% a protein </w:t>
-      </w:r>
-      <w:r>
-        <w:rPr>
-          <w:i/>
-          <w:iCs/>
-        </w:rPr>
-        <w:t xml:space="preserve">fold</w:t>
-      </w:r>
-      <w:r>
-        <w:t xml:space="preserve"> rather than an activity; an apparent abundance depletion that was per-virus values summed over per-gene rows; and an inter-rater agreement figure whose independence could not be verified. Each was caught by something set up in advance — a frozen accession list with a status column, a pre-registered commitment to report both weightings, a sealed counts file, a routine text comparison.</w:t>
-      </w:r>
-    </w:p>
-    <w:p>
-      <w:pPr>
-        <w:spacing w:after="120" w:before="60"/>
-        <w:jc w:val="left"/>
-      </w:pPr>
-      <w:r>
-        <w:t xml:space="preserve">We report them because a study arguing that a field's conventions permit undetected drift is obliged to demonstrate that its own conventions detect it.</w:t>
-      </w:r>
-    </w:p>
-    <w:p>
-      <w:pPr>
-        <w:pStyle w:val="Heading1"/>
-        <w:spacing w:after="120" w:before="280"/>
-      </w:pPr>
-      <w:r>
-        <w:t xml:space="preserve">5. Limitations</w:t>
-      </w:r>
-    </w:p>
-    <w:p>
-      <w:pPr>
-        <w:pStyle w:val="ListParagraph"/>
-        <w:numPr>
-          <w:ilvl w:val="0"/>
-          <w:numId w:val="2"/>
-        </w:numPr>
-        <w:spacing w:after="40" w:before="40"/>
-      </w:pPr>
-      <w:r>
-        <w:rPr>
-          <w:b/>
-          <w:bCs/>
-        </w:rPr>
-        <w:t xml:space="preserve">Every family carrying the headline was adjudicated non-blind</w:t>
-      </w:r>
-      <w:r>
-        <w:t xml:space="preserve"> (§2.3, §3.7). The five families driving the result had publicly known abundance because Martin </w:t>
-      </w:r>
-      <w:r>
-        <w:rPr>
-          <w:i/>
-          <w:iCs/>
-        </w:rPr>
-        <w:t xml:space="preserve">et al.</w:t>
-      </w:r>
-      <w:r>
-        <w:t xml:space="preserve"> named them. This was declared in the protocol in advance and the blind-only analysis is reported, but it is the single largest constraint on how much weight §3.4 can bear.</w:t>
-      </w:r>
-    </w:p>
-    <w:p>
-      <w:pPr>
-        <w:pStyle w:val="ListParagraph"/>
-        <w:numPr>
-          <w:ilvl w:val="0"/>
-          <w:numId w:val="2"/>
-        </w:numPr>
-        <w:spacing w:after="40" w:before="40"/>
-      </w:pPr>
-      <w:r>
-        <w:rPr>
-          <w:b/>
-          <w:bCs/>
-        </w:rPr>
-        <w:t xml:space="preserve">Independence of the second adjudication pass is unverified</w:t>
-      </w:r>
-      <w:r>
-        <w:t xml:space="preserve"> (§2.5). No inter-rater reliability statistic is claimed.</w:t>
-      </w:r>
-    </w:p>
-    <w:p>
-      <w:pPr>
-        <w:pStyle w:val="ListParagraph"/>
-        <w:numPr>
-          <w:ilvl w:val="0"/>
-          <w:numId w:val="2"/>
-        </w:numPr>
-        <w:spacing w:after="40" w:before="40"/>
-      </w:pPr>
-      <w:r>
-        <w:rPr>
-          <w:b/>
-          <w:bCs/>
-        </w:rPr>
-        <w:t xml:space="preserve">No control in this study is blind.</w:t>
-      </w:r>
-      <w:r>
-        <w:t xml:space="preserve"> The protocol names all four, plus the </w:t>
-      </w:r>
-      <w:r>
-        <w:rPr>
-          <w:rFonts w:ascii="Consolas" w:cs="Consolas" w:eastAsia="Consolas" w:hAnsi="Consolas"/>
-          <w:sz w:val="19"/>
-          <w:szCs w:val="19"/>
-        </w:rPr>
-        <w:t xml:space="preserve">dcm</w:t>
-      </w:r>
-      <w:r>
-        <w:t xml:space="preserve"> worked example.</w:t>
-      </w:r>
-    </w:p>
-    <w:p>
-      <w:pPr>
-        <w:pStyle w:val="ListParagraph"/>
-        <w:numPr>
-          <w:ilvl w:val="0"/>
-          <w:numId w:val="2"/>
-        </w:numPr>
-        <w:spacing w:after="40" w:before="40"/>
-      </w:pPr>
-      <w:r>
-        <w:rPr>
-          <w:b/>
-          <w:bCs/>
-        </w:rPr>
-        <w:t xml:space="preserve">Abundance weighting covers 5% of the record</w:t>
-      </w:r>
-      <w:r>
-        <w:t xml:space="preserve"> (§3.5).</w:t>
-      </w:r>
-    </w:p>
-    <w:p>
-      <w:pPr>
-        <w:pStyle w:val="ListParagraph"/>
-        <w:numPr>
-          <w:ilvl w:val="0"/>
-          <w:numId w:val="2"/>
-        </w:numPr>
-        <w:spacing w:after="40" w:before="40"/>
-      </w:pPr>
-      <w:r>
-        <w:rPr>
-          <w:b/>
-          <w:bCs/>
-        </w:rPr>
-        <w:t xml:space="preserve">35 families, not all families.</w:t>
-      </w:r>
-      <w:r>
-        <w:t xml:space="preserve"> 18 further families were removed by Amendment 2 and counted in aggregate as COUNTS, accounting for 3.1 percentage points.</w:t>
-      </w:r>
-    </w:p>
-    <w:p>
-      <w:pPr>
-        <w:pStyle w:val="ListParagraph"/>
-        <w:numPr>
-          <w:ilvl w:val="0"/>
-          <w:numId w:val="2"/>
-        </w:numPr>
-        <w:spacing w:after="40" w:before="40"/>
-      </w:pPr>
-      <w:r>
-        <w:rPr>
-          <w:b/>
-          <w:bCs/>
-        </w:rPr>
-        <w:t xml:space="preserve">Family-level verdicts are applied to every call in the family.</w:t>
-      </w:r>
-      <w:r>
-        <w:t xml:space="preserve"> No claim is made about any individual gene call, which cannot be adjudicated from catalogue data.</w:t>
-      </w:r>
-    </w:p>
-    <w:p>
-      <w:pPr>
-        <w:pStyle w:val="ListParagraph"/>
-        <w:numPr>
-          <w:ilvl w:val="0"/>
-          <w:numId w:val="2"/>
-        </w:numPr>
-        <w:spacing w:after="40" w:before="40"/>
-      </w:pPr>
-      <w:r>
-        <w:rPr>
-          <w:b/>
-          <w:bCs/>
-        </w:rPr>
-        <w:t xml:space="preserve">Adjudication is defeasible.</w:t>
-      </w:r>
-      <w:r>
-        <w:t xml:space="preserve"> Verdicts reflect the best reading of current evidence, not settled fact — which is why confidence is recorded separately and why Tier 6 alone cannot rule a family out.</w:t>
-      </w:r>
-    </w:p>
-    <w:p>
-      <w:pPr>
-        <w:pStyle w:val="Heading1"/>
-        <w:spacing w:after="120" w:before="280"/>
-      </w:pPr>
-      <w:r>
-        <w:t xml:space="preserve">6. Data and code availability</w:t>
-      </w:r>
-    </w:p>
-    <w:p>
-      <w:pPr>
-        <w:spacing w:after="120" w:before="60"/>
-        <w:jc w:val="left"/>
-      </w:pPr>
-      <w:r>
-        <w:t xml:space="preserve">All code, intermediate results, the frozen accession list, the pre-registered protocol with amendments, the sealed abundance counts with their commit history, and both adjudication passes: </w:t>
-      </w:r>
-      <w:r>
-        <w:rPr>
-          <w:b/>
-          <w:bCs/>
-        </w:rPr>
-        <w:t xml:space="preserve">https://github.com/dmurfy06/amg-annotation-audit</w:t>
-      </w:r>
-    </w:p>
-    <w:p>
-      <w:pPr>
-        <w:spacing w:after="120" w:before="60"/>
-        <w:jc w:val="left"/>
-      </w:pPr>
-      <w:r>
-        <w:t xml:space="preserve">Source catalogues are the published supplementary files of the three cited studies and are not redistributed here.</w:t>
-      </w:r>
-    </w:p>
-    <w:p>
-      <w:pPr>
-        <w:pStyle w:val="Heading1"/>
-        <w:spacing w:after="120" w:before="280"/>
-      </w:pPr>
-      <w:r>
-        <w:t xml:space="preserve">7. References</w:t>
-      </w:r>
-    </w:p>
-    <w:p>
-      <w:pPr>
-        <w:spacing w:after="120" w:before="60"/>
-        <w:jc w:val="left"/>
-      </w:pPr>
-      <w:r>
-        <w:t xml:space="preserve">All entries below were retrieved and verified via PubMed. The primary phage literature underpinning individual family verdicts is cited inline in Appendix A and in </w:t>
-      </w:r>
-      <w:r>
-        <w:rPr>
-          <w:rFonts w:ascii="Consolas" w:cs="Consolas" w:eastAsia="Consolas" w:hAnsi="Consolas"/>
-          <w:sz w:val="19"/>
-          <w:szCs w:val="19"/>
-        </w:rPr>
-        <w:t xml:space="preserve">results/chunk5_evidence_dossiers.md</w:t>
-      </w:r>
-      <w:r>
-        <w:t xml:space="preserve">, and is not repeated here.</w:t>
-      </w:r>
-    </w:p>
-    <w:p>
-      <w:pPr>
-        <w:spacing w:after="120" w:before="60"/>
-        <w:jc w:val="left"/>
-      </w:pPr>
-      <w:r>
-        <w:rPr>
-          <w:b/>
-          <w:bCs/>
-        </w:rPr>
-        <w:t xml:space="preserve">The three source catalogues</w:t>
-      </w:r>
-    </w:p>
-    <w:p>
-      <w:pPr>
-        <w:pStyle w:val="ListParagraph"/>
-        <w:numPr>
-          <w:ilvl w:val="0"/>
-          <w:numId w:val="2"/>
-        </w:numPr>
-        <w:spacing w:after="40" w:before="40"/>
-      </w:pPr>
-      <w:r>
-        <w:t xml:space="preserve">Tian F, Wainaina JM, Howard-Varona C, Domínguez-Huerta G, Bolduc B, Gazitúa MC, Smith G, Gittrich MR, Zablocki O, Cronin DR, Eveillard D, Hallam SJ, Sullivan MB (2024). Prokaryotic-virus-encoded auxiliary metabolic genes throughout the global oceans. </w:t>
-      </w:r>
-      <w:r>
-        <w:rPr>
-          <w:i/>
-          <w:iCs/>
-        </w:rPr>
-        <w:t xml:space="preserve">Microbiome</w:t>
-      </w:r>
-      <w:r>
-        <w:t xml:space="preserve"> 12(1):159. </w:t>
-      </w:r>
-      <w:r>
-        <w:rPr>
-          <w:color w:val="0563C1"/>
-        </w:rPr>
-        <w:t xml:space="preserve">doi:10.1186/s40168-024-01876-z</w:t>
-      </w:r>
-    </w:p>
-    <w:p>
-      <w:pPr>
-        <w:pStyle w:val="ListParagraph"/>
-        <w:numPr>
-          <w:ilvl w:val="0"/>
-          <w:numId w:val="2"/>
-        </w:numPr>
-        <w:spacing w:after="40" w:before="40"/>
-      </w:pPr>
-      <w:r>
-        <w:t xml:space="preserve">Zheng X, Jahn MT, Sun M, Friman V-P, Balcazar JL, Wang J, Shi Y, Gong X, Hu F, Zhu Y-G (2022). Organochlorine contamination enriches virus-encoded metabolism and pesticide degradation associated auxiliary genes in soil microbiomes. </w:t>
-      </w:r>
-      <w:r>
-        <w:rPr>
-          <w:i/>
-          <w:iCs/>
-        </w:rPr>
-        <w:t xml:space="preserve">ISME J</w:t>
-      </w:r>
-      <w:r>
-        <w:t xml:space="preserve"> 16(5):1397–1408. </w:t>
-      </w:r>
-      <w:r>
-        <w:rPr>
-          <w:color w:val="0563C1"/>
-        </w:rPr>
-        <w:t xml:space="preserve">doi:10.1038/s41396-022-01188-w</w:t>
-      </w:r>
-    </w:p>
-    <w:p>
-      <w:pPr>
-        <w:pStyle w:val="ListParagraph"/>
-        <w:numPr>
-          <w:ilvl w:val="0"/>
-          <w:numId w:val="2"/>
-        </w:numPr>
-        <w:spacing w:after="40" w:before="40"/>
-      </w:pPr>
-      <w:r>
-        <w:t xml:space="preserve">Yuan L, Ju F (2023). Potential auxiliary metabolic capabilities and activities reveal biochemical impacts of viruses in municipal wastewater treatment plants. </w:t>
-      </w:r>
-      <w:r>
-        <w:rPr>
-          <w:i/>
-          <w:iCs/>
-        </w:rPr>
-        <w:t xml:space="preserve">Environ Sci Technol</w:t>
-      </w:r>
-      <w:r>
-        <w:t xml:space="preserve"> 57(13):5485–5498. </w:t>
-      </w:r>
-      <w:r>
-        <w:rPr>
-          <w:color w:val="0563C1"/>
-        </w:rPr>
-        <w:t xml:space="preserve">doi:10.1021/acs.est.2c07800</w:t>
-      </w:r>
-    </w:p>
-    <w:p>
-      <w:pPr>
-        <w:spacing w:after="120" w:before="60"/>
-        <w:jc w:val="left"/>
-      </w:pPr>
-      <w:r>
-        <w:rPr>
-          <w:b/>
-          <w:bCs/>
-        </w:rPr>
-        <w:t xml:space="preserve">The critique and the standards this study responds to</w:t>
-      </w:r>
-    </w:p>
-    <w:p>
-      <w:pPr>
-        <w:pStyle w:val="ListParagraph"/>
-        <w:numPr>
-          <w:ilvl w:val="0"/>
-          <w:numId w:val="2"/>
-        </w:numPr>
-        <w:spacing w:after="40" w:before="40"/>
-      </w:pPr>
-      <w:r>
-        <w:t xml:space="preserve">Martin C, Emerson JB, Roux S, Anantharaman K (2025). A call for caution in the biological interpretation of viral auxiliary metabolic genes. </w:t>
-      </w:r>
-      <w:r>
-        <w:rPr>
-          <w:i/>
-          <w:iCs/>
-        </w:rPr>
-        <w:t xml:space="preserve">Nature Microbiology</w:t>
-      </w:r>
-      <w:r>
-        <w:t xml:space="preserve"> 10(9):2122–2129. </w:t>
-      </w:r>
-      <w:r>
-        <w:rPr>
-          <w:color w:val="0563C1"/>
-        </w:rPr>
-        <w:t xml:space="preserve">doi:10.1038/s41564-025-02095-4</w:t>
-      </w:r>
-    </w:p>
-    <w:p>
-      <w:pPr>
-        <w:pStyle w:val="ListParagraph"/>
-        <w:numPr>
-          <w:ilvl w:val="0"/>
-          <w:numId w:val="2"/>
-        </w:numPr>
-        <w:spacing w:after="40" w:before="40"/>
-      </w:pPr>
-      <w:r>
-        <w:t xml:space="preserve">Pratama AA, Bolduc B, Zayed AA, Zhong Z-P, Guo J, Vik DR, Gazitúa MC, Wainaina JM, Roux S, Sullivan MB (2021). Expanding standards in viromics: in silico evaluation of dsDNA viral genome identification, classification, and auxiliary metabolic gene curation. </w:t>
-      </w:r>
-      <w:r>
-        <w:rPr>
-          <w:i/>
-          <w:iCs/>
-        </w:rPr>
-        <w:t xml:space="preserve">PeerJ</w:t>
-      </w:r>
-      <w:r>
-        <w:t xml:space="preserve"> 9:e11447. </w:t>
-      </w:r>
-      <w:r>
-        <w:rPr>
-          <w:color w:val="0563C1"/>
-        </w:rPr>
-        <w:t xml:space="preserve">doi:10.7717/peerj.11447</w:t>
-      </w:r>
-    </w:p>
-    <w:p>
-      <w:pPr>
-        <w:spacing w:after="120" w:before="60"/>
-        <w:jc w:val="left"/>
-      </w:pPr>
-      <w:r>
-        <w:rPr>
-          <w:b/>
-          <w:bCs/>
-        </w:rPr>
-        <w:t xml:space="preserve">The `psbA` evidence chain (positive controls, §1)</w:t>
-      </w:r>
-    </w:p>
-    <w:p>
-      <w:pPr>
-        <w:pStyle w:val="ListParagraph"/>
-        <w:numPr>
-          <w:ilvl w:val="0"/>
-          <w:numId w:val="2"/>
-        </w:numPr>
-        <w:spacing w:after="40" w:before="40"/>
-      </w:pPr>
-      <w:r>
-        <w:t xml:space="preserve">Mann NH, Cook A, Millard A, Bailey S, Clokie M (2003). Marine ecosystems: bacterial photosynthesis genes in a virus. </w:t>
-      </w:r>
-      <w:r>
-        <w:rPr>
-          <w:i/>
-          <w:iCs/>
-        </w:rPr>
-        <w:t xml:space="preserve">Nature</w:t>
-      </w:r>
-      <w:r>
-        <w:t xml:space="preserve"> 424(6950):741. </w:t>
-      </w:r>
-      <w:r>
-        <w:rPr>
-          <w:color w:val="0563C1"/>
-        </w:rPr>
-        <w:t xml:space="preserve">doi:10.1038/424741a</w:t>
-      </w:r>
-    </w:p>
-    <w:p>
-      <w:pPr>
-        <w:pStyle w:val="ListParagraph"/>
-        <w:numPr>
-          <w:ilvl w:val="0"/>
-          <w:numId w:val="2"/>
-        </w:numPr>
-        <w:spacing w:after="40" w:before="40"/>
-      </w:pPr>
-      <w:r>
-        <w:t xml:space="preserve">Lindell D, Jaffe JD, Johnson ZI, Church GM, Chisholm SW (2005). Photosynthesis genes in marine viruses yield proteins during host infection. </w:t>
-      </w:r>
-      <w:r>
-        <w:rPr>
-          <w:i/>
-          <w:iCs/>
-        </w:rPr>
-        <w:t xml:space="preserve">Nature</w:t>
-      </w:r>
-      <w:r>
-        <w:t xml:space="preserve"> 438(7064):86–89. </w:t>
-      </w:r>
-      <w:r>
-        <w:rPr>
-          <w:color w:val="0563C1"/>
-        </w:rPr>
-        <w:t xml:space="preserve">doi:10.1038/nature04111</w:t>
-      </w:r>
-    </w:p>
-    <w:p>
-      <w:pPr>
-        <w:pStyle w:val="ListParagraph"/>
-        <w:numPr>
-          <w:ilvl w:val="0"/>
-          <w:numId w:val="2"/>
-        </w:numPr>
-        <w:spacing w:after="40" w:before="40"/>
-      </w:pPr>
-      <w:r>
-        <w:t xml:space="preserve">Sullivan MB, Lindell D, Lee JA, Thompson LR, Bielawski JP, Chisholm SW (2006). Prevalence and evolution of core photosystem II genes in marine cyanobacterial viruses and their hosts. </w:t>
-      </w:r>
-      <w:r>
-        <w:rPr>
-          <w:i/>
-          <w:iCs/>
-        </w:rPr>
-        <w:t xml:space="preserve">PLoS Biology</w:t>
-      </w:r>
-      <w:r>
-        <w:t xml:space="preserve"> 4(8):e234. </w:t>
-      </w:r>
-      <w:r>
-        <w:rPr>
-          <w:color w:val="0563C1"/>
-        </w:rPr>
-        <w:t xml:space="preserve">doi:10.1371/journal.pbio.0040234</w:t>
-      </w:r>
-    </w:p>
-    <w:p>
-      <w:pPr>
-        <w:pBdr>
-          <w:left w:val="single" w:color="9A9AA6" w:sz="12" w:space="8"/>
-        </w:pBdr>
-        <w:spacing w:after="80" w:before="80"/>
-        <w:ind w:left="360"/>
-      </w:pPr>
-      <w:r>
-        <w:rPr>
-          <w:b/>
-          <w:bCs/>
-          <w:sz w:val="20"/>
-          <w:szCs w:val="20"/>
-        </w:rPr>
-        <w:t xml:space="preserve">A note on overlapping authorship, stated for transparency.</w:t>
-      </w:r>
-      <w:r>
-        <w:rPr>
-          <w:sz w:val="20"/>
-          <w:szCs w:val="20"/>
-        </w:rPr>
-        <w:t xml:space="preserve"> Sullivan is an author on the ocean catalogue (1), the standards paper (5) and the </w:t>
-      </w:r>
-      <w:r>
-        <w:rPr>
-          <w:rFonts w:ascii="Consolas" w:cs="Consolas" w:eastAsia="Consolas" w:hAnsi="Consolas"/>
-          <w:sz w:val="19"/>
-          <w:szCs w:val="19"/>
-        </w:rPr>
-        <w:t xml:space="preserve">psbA</w:t>
-      </w:r>
-      <w:r>
-        <w:rPr>
-          <w:sz w:val="20"/>
-          <w:szCs w:val="20"/>
-        </w:rPr>
-        <w:t xml:space="preserve"> prevalence survey (8); Roux is an author on the critique (4) and the standards paper (5). This is a small field. Nothing here is a criticism of any individual, and the analysis in §3.2 was constructed to be independent of whose rubric is applied precisely because that is unavoidable.</w:t>
-      </w:r>
-    </w:p>
-    <w:p>
-      <w:pPr>
-        <w:pStyle w:val="Heading1"/>
-        <w:spacing w:after="120" w:before="280"/>
-      </w:pPr>
-      <w:r>
-        <w:t xml:space="preserve">8. Acknowledgements</w:t>
-      </w:r>
-    </w:p>
-    <w:p>
-      <w:pPr>
-        <w:spacing w:after="120" w:before="60"/>
-        <w:jc w:val="left"/>
-      </w:pPr>
-      <w:r>
-        <w:t xml:space="preserve">Analysis code was written with Claude (Anthropic), and the first adjudication pass was AI-produced; see §2.5 for what that means for the reliability claims in this paper. Scientific judgement, verdicts, and all decisions about what to report are the author's.</w:t>
-      </w:r>
-    </w:p>
-    <w:p>
-      <w:pPr>
-        <w:pBdr>
-          <w:bottom w:val="single" w:color="C8C8D0" w:sz="6"/>
-        </w:pBdr>
-        <w:spacing w:after="120" w:before="120"/>
-      </w:pPr>
-      <w:r>
-        <w:t xml:space="preserve"/>
-      </w:r>
-    </w:p>
-    <w:p>
-      <w:pPr>
-        <w:pStyle w:val="Heading1"/>
-        <w:spacing w:after="120" w:before="280"/>
-      </w:pPr>
-      <w:r>
-        <w:t xml:space="preserve">Appendix A — the 35 adjudicated families</w:t>
-      </w:r>
-    </w:p>
-    <w:p>
-      <w:pPr>
-        <w:spacing w:after="120" w:before="60"/>
-        <w:jc w:val="left"/>
-      </w:pPr>
-      <w:r>
-        <w:rPr>
-          <w:b/>
-          <w:bCs/>
-        </w:rPr>
-        <w:t xml:space="preserve">Complete: `manuscript/appendix_a_families.md`.</w:t>
-      </w:r>
-      <w:r>
-        <w:t xml:space="preserve"> Verdict, evidence tier, confidence, per-catalogue counts, basis for inclusion and full accession list for all 35 families, plus the named resolving experiment for each unresolvable verdict. Generated directly from the adjudication record by </w:t>
-      </w:r>
-      <w:r>
-        <w:rPr>
-          <w:rFonts w:ascii="Consolas" w:cs="Consolas" w:eastAsia="Consolas" w:hAnsi="Consolas"/>
-          <w:sz w:val="19"/>
-          <w:szCs w:val="19"/>
-        </w:rPr>
-        <w:t xml:space="preserve">scripts/build_appendix_a.py</w:t>
-      </w:r>
-      <w:r>
-        <w:t xml:space="preserve"> rather than transcribed, so it cannot drift from the underlying verdicts.</w:t>
-      </w:r>
-    </w:p>
-    <w:p>
-      <w:pPr>
-        <w:pStyle w:val="Heading1"/>
-        <w:spacing w:after="120" w:before="280"/>
-      </w:pPr>
-      <w:r>
-        <w:t xml:space="preserve">Figures</w:t>
-      </w:r>
-    </w:p>
-    <w:p>
-      <w:pPr>
-        <w:spacing w:after="120" w:before="60"/>
-        <w:jc w:val="left"/>
-      </w:pPr>
-      <w:r>
-        <w:t xml:space="preserve">Built by </w:t>
-      </w:r>
-      <w:r>
-        <w:rPr>
-          <w:rFonts w:ascii="Consolas" w:cs="Consolas" w:eastAsia="Consolas" w:hAnsi="Consolas"/>
-          <w:sz w:val="19"/>
-          <w:szCs w:val="19"/>
-        </w:rPr>
-        <w:t xml:space="preserve">scripts/build_figures.py</w:t>
-      </w:r>
-      <w:r>
-        <w:t xml:space="preserve"> from the sealed counts and the adjudication record (Figures 1, 2, 4) and from the chunk 7 outputs (Figure 3), so no value is transcribed by hand. PNG and vector PDF in </w:t>
-      </w:r>
-      <w:r>
-        <w:rPr>
-          <w:rFonts w:ascii="Consolas" w:cs="Consolas" w:eastAsia="Consolas" w:hAnsi="Consolas"/>
-          <w:sz w:val="19"/>
-          <w:szCs w:val="19"/>
-        </w:rPr>
-        <w:t xml:space="preserve">manuscript/figures/</w:t>
-      </w:r>
-      <w:r>
-        <w:t xml:space="preserve">. Palette is Okabe–Ito and legible in greyscale.</w:t>
-      </w:r>
-    </w:p>
-    <w:p>
-      <w:pPr>
-        <w:spacing w:after="120" w:before="60"/>
-        <w:jc w:val="left"/>
-      </w:pPr>
-      <w:r>
-        <w:rPr>
-          <w:b/>
-          <w:bCs/>
-        </w:rPr>
-        <w:t xml:space="preserve">Figure 1 — Excluded share depends on which pre-registered rule is applied.</w:t>
-      </w:r>
-      <w:r>
-        <w:t xml:space="preserve"> </w:t>
-      </w:r>
-      <w:r>
-        <w:rPr>
-          <w:rFonts w:ascii="Consolas" w:cs="Consolas" w:eastAsia="Consolas" w:hAnsi="Consolas"/>
-          <w:sz w:val="19"/>
-          <w:szCs w:val="19"/>
-        </w:rPr>
-        <w:t xml:space="preserve">fig1_four_rule_spread</w:t>
-      </w:r>
-      <w:r>
-        <w:t xml:space="preserve"> · cited in §3.4 Excluded share of the KO-assigned AMG record under three of the four pre-registered rules, for each catalogue, with Wilson 95% intervals. The confidence-limited rule is identical to strict — all four DOES NOT COUNT verdicts were recorded at high confidence — and is not plotted separately. </w:t>
-      </w:r>
-      <w:r>
-        <w:rPr>
-          <w:i/>
-          <w:iCs/>
-        </w:rPr>
-        <w:t xml:space="preserve">The spread between rules is the result; no single bar is the headline.</w:t>
-      </w:r>
-    </w:p>
-    <w:p>
-      <w:pPr>
         <w:spacing w:after="240" w:before="120"/>
         <w:jc w:val="center"/>
       </w:pPr>
       <w:r>
         <w:drawing>
           <wp:inline distT="0" distB="0" distL="0" distR="0">
-            <wp:extent cx="5943600" cy="4305300"/>
+            <wp:extent cx="5943600" cy="4429125"/>
             <wp:effectExtent t="0" r="0" b="0" l="0"/>
             <wp:docPr id="1" name="" descr="" title=""/>
             <wp:cNvGraphicFramePr>
@@ -8332,7 +4273,7 @@
                   <pic:spPr bwMode="auto">
                     <a:xfrm>
                       <a:off x="0" y="0"/>
-                      <a:ext cx="5943600" cy="4305300"/>
+                      <a:ext cx="5943600" cy="4429125"/>
                     </a:xfrm>
                     <a:prstGeom prst="rect">
                       <a:avLst/>
@@ -8347,18 +4288,25 @@
     </w:p>
     <w:p>
       <w:pPr>
-        <w:spacing w:after="120" w:before="60"/>
-        <w:jc w:val="left"/>
-      </w:pPr>
-      <w:r>
-        <w:rPr>
-          <w:b/>
-          <w:bCs/>
-        </w:rPr>
-        <w:t xml:space="preserve">Figure 2 — One family carries the strict result; the maximally-strict result is distributed.</w:t>
-      </w:r>
-      <w:r>
-        <w:t xml:space="preserve"> </w:t>
+        <w:spacing w:after="240" w:before="0"/>
+        <w:ind w:left="240" w:right="240"/>
+        <w:jc w:val="left"/>
+      </w:pPr>
+      <w:r>
+        <w:rPr>
+          <w:b/>
+          <w:bCs/>
+          <w:sz w:val="18"/>
+          <w:szCs w:val="18"/>
+        </w:rPr>
+        <w:t xml:space="preserve">Figure 1 — Half the adjudicated families rest on chemical plausibility alone.</w:t>
+      </w:r>
+      <w:r>
+        <w:rPr>
+          <w:sz w:val="18"/>
+          <w:szCs w:val="18"/>
+        </w:rPr>
+        <w:t xml:space="preserve"> Highest tier of phage-specific evidence found for each of the 35 families, stacked by verdict. Seventeen families reach only Tier 6, where the protocol forbids ruling a family out, so they default to counting. Eight have no phage-specific evidence of any kind. Tiers are from the first-pass record; the second pass disagreed on one family (</w:t>
       </w:r>
       <w:r>
         <w:rPr>
@@ -8366,21 +4314,31 @@
           <w:sz w:val="19"/>
           <w:szCs w:val="19"/>
         </w:rPr>
-        <w:t xml:space="preserve">fig2_leave_one_out</w:t>
-      </w:r>
-      <w:r>
-        <w:t xml:space="preserve"> · cited in §3.4 Leave-one-out for the ocean catalogue: each bar is the excluded share when that family alone is held at COUNTS, against the dashed baseline. Under the strict rule, removing </w:t>
-      </w:r>
+        <w:t xml:space="preserve">rfbC</w:t>
+      </w:r>
+      <w:r>
+        <w:rPr>
+          <w:sz w:val="18"/>
+          <w:szCs w:val="18"/>
+        </w:rPr>
+        <w:t xml:space="preserve">, Tier 2 vs 6; §2.5).</w:t>
+      </w:r>
+    </w:p>
+    <w:p>
+      <w:pPr>
+        <w:spacing w:after="120" w:before="60"/>
+        <w:jc w:val="left"/>
+      </w:pPr>
       <w:r>
         <w:rPr>
           <w:rFonts w:ascii="Consolas" w:cs="Consolas" w:eastAsia="Consolas" w:hAnsi="Consolas"/>
           <w:sz w:val="19"/>
           <w:szCs w:val="19"/>
         </w:rPr>
-        <w:t xml:space="preserve">dcm</w:t>
-      </w:r>
-      <w:r>
-        <w:t xml:space="preserve"> collapses the result from 18.31% to 0.07%. Under the maximally-strict rule the load is distributed across </w:t>
+        <w:t xml:space="preserve">dsrC_tusE</w:t>
+      </w:r>
+      <w:r>
+        <w:t xml:space="preserve"> deserves specific mention because it is an annotation failure rather than a biological one. KEGG merges two functionally distinct proteins into one orthology group literally named </w:t>
       </w:r>
       <w:r>
         <w:rPr>
@@ -8388,10 +4346,10 @@
           <w:sz w:val="19"/>
           <w:szCs w:val="19"/>
         </w:rPr>
-        <w:t xml:space="preserve">dcm</w:t>
-      </w:r>
-      <w:r>
-        <w:t xml:space="preserve">, </w:t>
+        <w:t xml:space="preserve">tusE, dsrC</w:t>
+      </w:r>
+      <w:r>
+        <w:t xml:space="preserve"> — one feeds tRNA thiolation, the other dissimilatory sulfite reduction. Nothing in environmental data distinguishes them. The field's strongest phage-sulfur paper writes </w:t>
       </w:r>
       <w:r>
         <w:rPr>
@@ -8399,32 +4357,575 @@
           <w:sz w:val="19"/>
           <w:szCs w:val="19"/>
         </w:rPr>
-        <w:t xml:space="preserve">queuosine</w:t>
-      </w:r>
-      <w:r>
-        <w:t xml:space="preserve"> and </w:t>
-      </w:r>
-      <w:r>
-        <w:rPr>
-          <w:rFonts w:ascii="Consolas" w:cs="Consolas" w:eastAsia="Consolas" w:hAnsi="Consolas"/>
-          <w:sz w:val="19"/>
-          <w:szCs w:val="19"/>
-        </w:rPr>
-        <w:t xml:space="preserve">folate</w:t>
-      </w:r>
-      <w:r>
-        <w:t xml:space="preserve">. </w:t>
-      </w:r>
-      <w:r>
-        <w:rPr>
-          <w:rFonts w:ascii="Consolas" w:cs="Consolas" w:eastAsia="Consolas" w:hAnsi="Consolas"/>
-          <w:sz w:val="19"/>
-          <w:szCs w:val="19"/>
-        </w:rPr>
-        <w:t xml:space="preserve">dcm</w:t>
-      </w:r>
-      <w:r>
-        <w:t xml:space="preserve"> is highlighted because it is also a protocol worked example, so its verdict was fixed before evidence was weighed.</w:t>
+        <w:t xml:space="preserve">dsrC/tusE</w:t>
+      </w:r>
+      <w:r>
+        <w:t xml:space="preserve">, with a slash, inheriting the ambiguity in its own notation.</w:t>
+      </w:r>
+    </w:p>
+    <w:p>
+      <w:pPr>
+        <w:pStyle w:val="Heading2"/>
+        <w:spacing w:after="120" w:before="280"/>
+      </w:pPr>
+      <w:r>
+        <w:t xml:space="preserve">3.4 The disputed share, and what carries it</w:t>
+      </w:r>
+    </w:p>
+    <w:tbl>
+      <w:tblPr>
+        <w:tblW w:type="dxa" w:w="9360"/>
+        <w:tblBorders>
+          <w:top w:val="single" w:color="auto" w:sz="4"/>
+          <w:left w:val="single" w:color="auto" w:sz="4"/>
+          <w:bottom w:val="single" w:color="auto" w:sz="4"/>
+          <w:right w:val="single" w:color="auto" w:sz="4"/>
+          <w:insideH w:val="single" w:color="auto" w:sz="4"/>
+          <w:insideV w:val="single" w:color="auto" w:sz="4"/>
+        </w:tblBorders>
+      </w:tblPr>
+      <w:tblGrid>
+        <w:gridCol w:w="2340"/>
+        <w:gridCol w:w="2340"/>
+        <w:gridCol w:w="2340"/>
+        <w:gridCol w:w="2340"/>
+      </w:tblGrid>
+      <w:tr>
+        <w:trPr>
+          <w:tblHeader/>
+        </w:trPr>
+        <w:tc>
+          <w:tcPr>
+            <w:tcW w:type="dxa" w:w="2340"/>
+            <w:shd w:fill="EDEDF2" w:color="auto" w:val="clear"/>
+            <w:tcMar>
+              <w:top w:type="dxa" w:w="60"/>
+              <w:left w:type="dxa" w:w="100"/>
+              <w:bottom w:type="dxa" w:w="60"/>
+              <w:right w:type="dxa" w:w="100"/>
+            </w:tcMar>
+          </w:tcPr>
+          <w:p>
+            <w:pPr>
+              <w:spacing w:after="20" w:before="20"/>
+            </w:pPr>
+            <w:r>
+              <w:rPr>
+                <w:b/>
+                <w:bCs/>
+                <w:sz w:val="18"/>
+                <w:szCs w:val="18"/>
+              </w:rPr>
+              <w:t xml:space="preserve">Rule</w:t>
+            </w:r>
+          </w:p>
+        </w:tc>
+        <w:tc>
+          <w:tcPr>
+            <w:tcW w:type="dxa" w:w="2340"/>
+            <w:shd w:fill="EDEDF2" w:color="auto" w:val="clear"/>
+            <w:tcMar>
+              <w:top w:type="dxa" w:w="60"/>
+              <w:left w:type="dxa" w:w="100"/>
+              <w:bottom w:type="dxa" w:w="60"/>
+              <w:right w:type="dxa" w:w="100"/>
+            </w:tcMar>
+          </w:tcPr>
+          <w:p>
+            <w:pPr>
+              <w:spacing w:after="20" w:before="20"/>
+            </w:pPr>
+            <w:r>
+              <w:rPr>
+                <w:b/>
+                <w:bCs/>
+                <w:sz w:val="18"/>
+                <w:szCs w:val="18"/>
+              </w:rPr>
+              <w:t xml:space="preserve">Ocean (curated)</w:t>
+            </w:r>
+          </w:p>
+        </w:tc>
+        <w:tc>
+          <w:tcPr>
+            <w:tcW w:type="dxa" w:w="2340"/>
+            <w:shd w:fill="EDEDF2" w:color="auto" w:val="clear"/>
+            <w:tcMar>
+              <w:top w:type="dxa" w:w="60"/>
+              <w:left w:type="dxa" w:w="100"/>
+              <w:bottom w:type="dxa" w:w="60"/>
+              <w:right w:type="dxa" w:w="100"/>
+            </w:tcMar>
+          </w:tcPr>
+          <w:p>
+            <w:pPr>
+              <w:spacing w:after="20" w:before="20"/>
+            </w:pPr>
+            <w:r>
+              <w:rPr>
+                <w:b/>
+                <w:bCs/>
+                <w:sz w:val="18"/>
+                <w:szCs w:val="18"/>
+              </w:rPr>
+              <w:t xml:space="preserve">Soil</w:t>
+            </w:r>
+          </w:p>
+        </w:tc>
+        <w:tc>
+          <w:tcPr>
+            <w:tcW w:type="dxa" w:w="2340"/>
+            <w:shd w:fill="EDEDF2" w:color="auto" w:val="clear"/>
+            <w:tcMar>
+              <w:top w:type="dxa" w:w="60"/>
+              <w:left w:type="dxa" w:w="100"/>
+              <w:bottom w:type="dxa" w:w="60"/>
+              <w:right w:type="dxa" w:w="100"/>
+            </w:tcMar>
+          </w:tcPr>
+          <w:p>
+            <w:pPr>
+              <w:spacing w:after="20" w:before="20"/>
+            </w:pPr>
+            <w:r>
+              <w:rPr>
+                <w:b/>
+                <w:bCs/>
+                <w:sz w:val="18"/>
+                <w:szCs w:val="18"/>
+              </w:rPr>
+              <w:t xml:space="preserve">Wastewater</w:t>
+            </w:r>
+          </w:p>
+        </w:tc>
+      </w:tr>
+      <w:tr>
+        <w:trPr>
+          <w:tblHeader w:val="false"/>
+        </w:trPr>
+        <w:tc>
+          <w:tcPr>
+            <w:tcW w:type="dxa" w:w="2340"/>
+            <w:tcMar>
+              <w:top w:type="dxa" w:w="60"/>
+              <w:left w:type="dxa" w:w="100"/>
+              <w:bottom w:type="dxa" w:w="60"/>
+              <w:right w:type="dxa" w:w="100"/>
+            </w:tcMar>
+          </w:tcPr>
+          <w:p>
+            <w:pPr>
+              <w:spacing w:after="20" w:before="20"/>
+            </w:pPr>
+            <w:r>
+              <w:rPr>
+                <w:b w:val="false"/>
+                <w:bCs w:val="false"/>
+                <w:sz w:val="18"/>
+                <w:szCs w:val="18"/>
+              </w:rPr>
+              <w:t xml:space="preserve">Inclusive</w:t>
+            </w:r>
+          </w:p>
+        </w:tc>
+        <w:tc>
+          <w:tcPr>
+            <w:tcW w:type="dxa" w:w="2340"/>
+            <w:tcMar>
+              <w:top w:type="dxa" w:w="60"/>
+              <w:left w:type="dxa" w:w="100"/>
+              <w:bottom w:type="dxa" w:w="60"/>
+              <w:right w:type="dxa" w:w="100"/>
+            </w:tcMar>
+          </w:tcPr>
+          <w:p>
+            <w:pPr>
+              <w:spacing w:after="20" w:before="20"/>
+            </w:pPr>
+            <w:r>
+              <w:rPr>
+                <w:b w:val="false"/>
+                <w:bCs w:val="false"/>
+                <w:sz w:val="18"/>
+                <w:szCs w:val="18"/>
+              </w:rPr>
+              <w:t xml:space="preserve">0%</w:t>
+            </w:r>
+          </w:p>
+        </w:tc>
+        <w:tc>
+          <w:tcPr>
+            <w:tcW w:type="dxa" w:w="2340"/>
+            <w:tcMar>
+              <w:top w:type="dxa" w:w="60"/>
+              <w:left w:type="dxa" w:w="100"/>
+              <w:bottom w:type="dxa" w:w="60"/>
+              <w:right w:type="dxa" w:w="100"/>
+            </w:tcMar>
+          </w:tcPr>
+          <w:p>
+            <w:pPr>
+              <w:spacing w:after="20" w:before="20"/>
+            </w:pPr>
+            <w:r>
+              <w:rPr>
+                <w:b w:val="false"/>
+                <w:bCs w:val="false"/>
+                <w:sz w:val="18"/>
+                <w:szCs w:val="18"/>
+              </w:rPr>
+              <w:t xml:space="preserve">0%</w:t>
+            </w:r>
+          </w:p>
+        </w:tc>
+        <w:tc>
+          <w:tcPr>
+            <w:tcW w:type="dxa" w:w="2340"/>
+            <w:tcMar>
+              <w:top w:type="dxa" w:w="60"/>
+              <w:left w:type="dxa" w:w="100"/>
+              <w:bottom w:type="dxa" w:w="60"/>
+              <w:right w:type="dxa" w:w="100"/>
+            </w:tcMar>
+          </w:tcPr>
+          <w:p>
+            <w:pPr>
+              <w:spacing w:after="20" w:before="20"/>
+            </w:pPr>
+            <w:r>
+              <w:rPr>
+                <w:b w:val="false"/>
+                <w:bCs w:val="false"/>
+                <w:sz w:val="18"/>
+                <w:szCs w:val="18"/>
+              </w:rPr>
+              <w:t xml:space="preserve">0%</w:t>
+            </w:r>
+          </w:p>
+        </w:tc>
+      </w:tr>
+      <w:tr>
+        <w:trPr>
+          <w:tblHeader w:val="false"/>
+        </w:trPr>
+        <w:tc>
+          <w:tcPr>
+            <w:tcW w:type="dxa" w:w="2340"/>
+            <w:tcMar>
+              <w:top w:type="dxa" w:w="60"/>
+              <w:left w:type="dxa" w:w="100"/>
+              <w:bottom w:type="dxa" w:w="60"/>
+              <w:right w:type="dxa" w:w="100"/>
+            </w:tcMar>
+          </w:tcPr>
+          <w:p>
+            <w:pPr>
+              <w:spacing w:after="20" w:before="20"/>
+            </w:pPr>
+            <w:r>
+              <w:rPr>
+                <w:b/>
+                <w:bCs/>
+                <w:sz w:val="18"/>
+                <w:szCs w:val="18"/>
+              </w:rPr>
+              <w:t xml:space="preserve">Strict</w:t>
+            </w:r>
+          </w:p>
+        </w:tc>
+        <w:tc>
+          <w:tcPr>
+            <w:tcW w:type="dxa" w:w="2340"/>
+            <w:tcMar>
+              <w:top w:type="dxa" w:w="60"/>
+              <w:left w:type="dxa" w:w="100"/>
+              <w:bottom w:type="dxa" w:w="60"/>
+              <w:right w:type="dxa" w:w="100"/>
+            </w:tcMar>
+          </w:tcPr>
+          <w:p>
+            <w:pPr>
+              <w:spacing w:after="20" w:before="20"/>
+            </w:pPr>
+            <w:r>
+              <w:rPr>
+                <w:b/>
+                <w:bCs/>
+                <w:sz w:val="18"/>
+                <w:szCs w:val="18"/>
+              </w:rPr>
+              <w:t xml:space="preserve">18.31% [17.89–18.74]</w:t>
+            </w:r>
+          </w:p>
+        </w:tc>
+        <w:tc>
+          <w:tcPr>
+            <w:tcW w:type="dxa" w:w="2340"/>
+            <w:tcMar>
+              <w:top w:type="dxa" w:w="60"/>
+              <w:left w:type="dxa" w:w="100"/>
+              <w:bottom w:type="dxa" w:w="60"/>
+              <w:right w:type="dxa" w:w="100"/>
+            </w:tcMar>
+          </w:tcPr>
+          <w:p>
+            <w:pPr>
+              <w:spacing w:after="20" w:before="20"/>
+            </w:pPr>
+            <w:r>
+              <w:rPr>
+                <w:b w:val="false"/>
+                <w:bCs w:val="false"/>
+                <w:sz w:val="18"/>
+                <w:szCs w:val="18"/>
+              </w:rPr>
+              <w:t xml:space="preserve">0.87% [0.47–1.59]</w:t>
+            </w:r>
+          </w:p>
+        </w:tc>
+        <w:tc>
+          <w:tcPr>
+            <w:tcW w:type="dxa" w:w="2340"/>
+            <w:tcMar>
+              <w:top w:type="dxa" w:w="60"/>
+              <w:left w:type="dxa" w:w="100"/>
+              <w:bottom w:type="dxa" w:w="60"/>
+              <w:right w:type="dxa" w:w="100"/>
+            </w:tcMar>
+          </w:tcPr>
+          <w:p>
+            <w:pPr>
+              <w:spacing w:after="20" w:before="20"/>
+            </w:pPr>
+            <w:r>
+              <w:rPr>
+                <w:b w:val="false"/>
+                <w:bCs w:val="false"/>
+                <w:sz w:val="18"/>
+                <w:szCs w:val="18"/>
+              </w:rPr>
+              <w:t xml:space="preserve">0.00% [0.00–4.75]</w:t>
+            </w:r>
+          </w:p>
+        </w:tc>
+      </w:tr>
+      <w:tr>
+        <w:trPr>
+          <w:tblHeader w:val="false"/>
+        </w:trPr>
+        <w:tc>
+          <w:tcPr>
+            <w:tcW w:type="dxa" w:w="2340"/>
+            <w:tcMar>
+              <w:top w:type="dxa" w:w="60"/>
+              <w:left w:type="dxa" w:w="100"/>
+              <w:bottom w:type="dxa" w:w="60"/>
+              <w:right w:type="dxa" w:w="100"/>
+            </w:tcMar>
+          </w:tcPr>
+          <w:p>
+            <w:pPr>
+              <w:spacing w:after="20" w:before="20"/>
+            </w:pPr>
+            <w:r>
+              <w:rPr>
+                <w:b/>
+                <w:bCs/>
+                <w:sz w:val="18"/>
+                <w:szCs w:val="18"/>
+              </w:rPr>
+              <w:t xml:space="preserve">Maximally strict</w:t>
+            </w:r>
+          </w:p>
+        </w:tc>
+        <w:tc>
+          <w:tcPr>
+            <w:tcW w:type="dxa" w:w="2340"/>
+            <w:tcMar>
+              <w:top w:type="dxa" w:w="60"/>
+              <w:left w:type="dxa" w:w="100"/>
+              <w:bottom w:type="dxa" w:w="60"/>
+              <w:right w:type="dxa" w:w="100"/>
+            </w:tcMar>
+          </w:tcPr>
+          <w:p>
+            <w:pPr>
+              <w:spacing w:after="20" w:before="20"/>
+            </w:pPr>
+            <w:r>
+              <w:rPr>
+                <w:b/>
+                <w:bCs/>
+                <w:sz w:val="18"/>
+                <w:szCs w:val="18"/>
+              </w:rPr>
+              <w:t xml:space="preserve">28.47% [27.98–28.97]</w:t>
+            </w:r>
+          </w:p>
+        </w:tc>
+        <w:tc>
+          <w:tcPr>
+            <w:tcW w:type="dxa" w:w="2340"/>
+            <w:tcMar>
+              <w:top w:type="dxa" w:w="60"/>
+              <w:left w:type="dxa" w:w="100"/>
+              <w:bottom w:type="dxa" w:w="60"/>
+              <w:right w:type="dxa" w:w="100"/>
+            </w:tcMar>
+          </w:tcPr>
+          <w:p>
+            <w:pPr>
+              <w:spacing w:after="20" w:before="20"/>
+            </w:pPr>
+            <w:r>
+              <w:rPr>
+                <w:b w:val="false"/>
+                <w:bCs w:val="false"/>
+                <w:sz w:val="18"/>
+                <w:szCs w:val="18"/>
+              </w:rPr>
+              <w:t xml:space="preserve">11.90% [10.16–13.90]</w:t>
+            </w:r>
+          </w:p>
+        </w:tc>
+        <w:tc>
+          <w:tcPr>
+            <w:tcW w:type="dxa" w:w="2340"/>
+            <w:tcMar>
+              <w:top w:type="dxa" w:w="60"/>
+              <w:left w:type="dxa" w:w="100"/>
+              <w:bottom w:type="dxa" w:w="60"/>
+              <w:right w:type="dxa" w:w="100"/>
+            </w:tcMar>
+          </w:tcPr>
+          <w:p>
+            <w:pPr>
+              <w:spacing w:after="20" w:before="20"/>
+            </w:pPr>
+            <w:r>
+              <w:rPr>
+                <w:b/>
+                <w:bCs/>
+                <w:sz w:val="18"/>
+                <w:szCs w:val="18"/>
+              </w:rPr>
+              <w:t xml:space="preserve">37.66% [27.67–48.83]</w:t>
+            </w:r>
+          </w:p>
+        </w:tc>
+      </w:tr>
+      <w:tr>
+        <w:trPr>
+          <w:tblHeader w:val="false"/>
+        </w:trPr>
+        <w:tc>
+          <w:tcPr>
+            <w:tcW w:type="dxa" w:w="2340"/>
+            <w:tcMar>
+              <w:top w:type="dxa" w:w="60"/>
+              <w:left w:type="dxa" w:w="100"/>
+              <w:bottom w:type="dxa" w:w="60"/>
+              <w:right w:type="dxa" w:w="100"/>
+            </w:tcMar>
+          </w:tcPr>
+          <w:p>
+            <w:pPr>
+              <w:spacing w:after="20" w:before="20"/>
+            </w:pPr>
+            <w:r>
+              <w:rPr>
+                <w:b w:val="false"/>
+                <w:bCs w:val="false"/>
+                <w:sz w:val="18"/>
+                <w:szCs w:val="18"/>
+              </w:rPr>
+              <w:t xml:space="preserve">Confidence-limited</w:t>
+            </w:r>
+          </w:p>
+        </w:tc>
+        <w:tc>
+          <w:tcPr>
+            <w:tcW w:type="dxa" w:w="2340"/>
+            <w:tcMar>
+              <w:top w:type="dxa" w:w="60"/>
+              <w:left w:type="dxa" w:w="100"/>
+              <w:bottom w:type="dxa" w:w="60"/>
+              <w:right w:type="dxa" w:w="100"/>
+            </w:tcMar>
+          </w:tcPr>
+          <w:p>
+            <w:pPr>
+              <w:spacing w:after="20" w:before="20"/>
+            </w:pPr>
+            <w:r>
+              <w:rPr>
+                <w:b w:val="false"/>
+                <w:bCs w:val="false"/>
+                <w:sz w:val="18"/>
+                <w:szCs w:val="18"/>
+              </w:rPr>
+              <w:t xml:space="preserve">18.31%</w:t>
+            </w:r>
+          </w:p>
+        </w:tc>
+        <w:tc>
+          <w:tcPr>
+            <w:tcW w:type="dxa" w:w="2340"/>
+            <w:tcMar>
+              <w:top w:type="dxa" w:w="60"/>
+              <w:left w:type="dxa" w:w="100"/>
+              <w:bottom w:type="dxa" w:w="60"/>
+              <w:right w:type="dxa" w:w="100"/>
+            </w:tcMar>
+          </w:tcPr>
+          <w:p>
+            <w:pPr>
+              <w:spacing w:after="20" w:before="20"/>
+            </w:pPr>
+            <w:r>
+              <w:rPr>
+                <w:b w:val="false"/>
+                <w:bCs w:val="false"/>
+                <w:sz w:val="18"/>
+                <w:szCs w:val="18"/>
+              </w:rPr>
+              <w:t xml:space="preserve">0.87%</w:t>
+            </w:r>
+          </w:p>
+        </w:tc>
+        <w:tc>
+          <w:tcPr>
+            <w:tcW w:type="dxa" w:w="2340"/>
+            <w:tcMar>
+              <w:top w:type="dxa" w:w="60"/>
+              <w:left w:type="dxa" w:w="100"/>
+              <w:bottom w:type="dxa" w:w="60"/>
+              <w:right w:type="dxa" w:w="100"/>
+            </w:tcMar>
+          </w:tcPr>
+          <w:p>
+            <w:pPr>
+              <w:spacing w:after="20" w:before="20"/>
+            </w:pPr>
+            <w:r>
+              <w:rPr>
+                <w:b w:val="false"/>
+                <w:bCs w:val="false"/>
+                <w:sz w:val="18"/>
+                <w:szCs w:val="18"/>
+              </w:rPr>
+              <w:t xml:space="preserve">0.00%</w:t>
+            </w:r>
+          </w:p>
+        </w:tc>
+      </w:tr>
+    </w:tbl>
+    <w:p>
+      <w:pPr>
+        <w:spacing w:after="160"/>
+      </w:pPr>
+      <w:r>
+        <w:t xml:space="preserve"/>
       </w:r>
     </w:p>
     <w:p>
@@ -8435,7 +4936,7 @@
       <w:r>
         <w:drawing>
           <wp:inline distT="0" distB="0" distL="0" distR="0">
-            <wp:extent cx="5943600" cy="2790825"/>
+            <wp:extent cx="5943600" cy="4305300"/>
             <wp:effectExtent t="0" r="0" b="0" l="0"/>
             <wp:docPr id="1" name="" descr="" title=""/>
             <wp:cNvGraphicFramePr>
@@ -8460,7 +4961,7 @@
                   <pic:spPr bwMode="auto">
                     <a:xfrm>
                       <a:off x="0" y="0"/>
-                      <a:ext cx="5943600" cy="2790825"/>
+                      <a:ext cx="5943600" cy="4305300"/>
                     </a:xfrm>
                     <a:prstGeom prst="rect">
                       <a:avLst/>
@@ -8475,15 +4976,72 @@
     </w:p>
     <w:p>
       <w:pPr>
-        <w:spacing w:after="120" w:before="60"/>
-        <w:jc w:val="left"/>
-      </w:pPr>
-      <w:r>
-        <w:rPr>
-          <w:b/>
-          <w:bCs/>
-        </w:rPr>
-        <w:t xml:space="preserve">Figure 3 — Disputed families cancel in comparisons and persist in descriptions.</w:t>
+        <w:spacing w:after="240" w:before="0"/>
+        <w:ind w:left="240" w:right="240"/>
+        <w:jc w:val="left"/>
+      </w:pPr>
+      <w:r>
+        <w:rPr>
+          <w:b/>
+          <w:bCs/>
+          <w:sz w:val="18"/>
+          <w:szCs w:val="18"/>
+        </w:rPr>
+        <w:t xml:space="preserve">Figure 2 — Excluded share depends on which pre-registered rule is applied.</w:t>
+      </w:r>
+      <w:r>
+        <w:rPr>
+          <w:sz w:val="18"/>
+          <w:szCs w:val="18"/>
+        </w:rPr>
+        <w:t xml:space="preserve"> Excluded share of the KO-assigned AMG record under three of the four pre-registered rules, for each catalogue, with Wilson 95% intervals. The confidence-limited rule is identical to strict — all four DOES NOT COUNT verdicts were recorded at high confidence — and is not plotted separately. </w:t>
+      </w:r>
+      <w:r>
+        <w:rPr>
+          <w:i/>
+          <w:iCs/>
+          <w:sz w:val="18"/>
+          <w:szCs w:val="18"/>
+        </w:rPr>
+        <w:t xml:space="preserve">The spread between rules is the result; no single bar is the headline.</w:t>
+      </w:r>
+    </w:p>
+    <w:p>
+      <w:pPr>
+        <w:spacing w:after="120" w:before="60"/>
+        <w:jc w:val="left"/>
+      </w:pPr>
+      <w:r>
+        <w:t xml:space="preserve">Two features of this table matter more than the point estimates.</w:t>
+      </w:r>
+    </w:p>
+    <w:p>
+      <w:pPr>
+        <w:spacing w:after="120" w:before="60"/>
+        <w:jc w:val="left"/>
+      </w:pPr>
+      <w:r>
+        <w:rPr>
+          <w:b/>
+          <w:bCs/>
+        </w:rPr>
+        <w:t xml:space="preserve">The confidence-limited rule is degenerate.</w:t>
+      </w:r>
+      <w:r>
+        <w:t xml:space="preserve"> All four DOES NOT COUNT verdicts were recorded at high confidence, making it identical to strict. A pre-registered analysis that turns out degenerate is still reported; its degeneracy is a fact about the evidence base.</w:t>
+      </w:r>
+    </w:p>
+    <w:p>
+      <w:pPr>
+        <w:spacing w:after="120" w:before="60"/>
+        <w:jc w:val="left"/>
+      </w:pPr>
+      <w:r>
+        <w:rPr>
+          <w:b/>
+          <w:bCs/>
+        </w:rPr>
+        <w:t xml:space="preserve">The ocean strict result is one gene family.</w:t>
       </w:r>
       <w:r>
         <w:t xml:space="preserve"> </w:t>
@@ -8494,50 +5052,391 @@
           <w:sz w:val="19"/>
           <w:szCs w:val="19"/>
         </w:rPr>
-        <w:t xml:space="preserve">fig3_published_claims</w:t>
-      </w:r>
-      <w:r>
-        <w:t xml:space="preserve"> · cited in §3.6 · </w:t>
-      </w:r>
-      <w:r>
-        <w:rPr>
-          <w:b/>
-          <w:bCs/>
-        </w:rPr>
-        <w:t xml:space="preserve">the paper's key figure</w:t>
-      </w:r>
-      <w:r>
-        <w:t xml:space="preserve"> One claim from each catalogue's own abstract, all three fixed before any was recomputed. </w:t>
-      </w:r>
-      <w:r>
-        <w:rPr>
-          <w:i/>
-          <w:iCs/>
-        </w:rPr>
-        <w:t xml:space="preserve">Left:</w:t>
-      </w:r>
-      <w:r>
-        <w:t xml:space="preserve"> the wastewater catalogue's 101 vAMGs, with the queuosine-pathway genes its abstract names as most common highlighted — under the maximally-strict rule those genes disappear and 29 vAMGs go with them. </w:t>
-      </w:r>
-      <w:r>
-        <w:rPr>
-          <w:i/>
-          <w:iCs/>
-        </w:rPr>
-        <w:t xml:space="preserve">Centre:</w:t>
-      </w:r>
-      <w:r>
-        <w:t xml:space="preserve"> the ocean prevalence estimate falls from 19% to 16.9%. </w:t>
-      </w:r>
-      <w:r>
-        <w:rPr>
-          <w:i/>
-          <w:iCs/>
-        </w:rPr>
-        <w:t xml:space="preserve">Right:</w:t>
-      </w:r>
-      <w:r>
-        <w:t xml:space="preserve"> the soil contamination gradient is unchanged under every rule, for both abundance and richness.</w:t>
+        <w:t xml:space="preserve">dcm</w:t>
+      </w:r>
+      <w:r>
+        <w:t xml:space="preserve"> supplies </w:t>
+      </w:r>
+      <w:r>
+        <w:rPr>
+          <w:b/>
+          <w:bCs/>
+        </w:rPr>
+        <w:t xml:space="preserve">5,797 of 5,818 excluded ocean calls (99.6%)</w:t>
+      </w:r>
+      <w:r>
+        <w:t xml:space="preserve">. Leave-one-out across all 35 families:</w:t>
+      </w:r>
+    </w:p>
+    <w:tbl>
+      <w:tblPr>
+        <w:tblW w:type="dxa" w:w="9360"/>
+        <w:tblBorders>
+          <w:top w:val="single" w:color="auto" w:sz="4"/>
+          <w:left w:val="single" w:color="auto" w:sz="4"/>
+          <w:bottom w:val="single" w:color="auto" w:sz="4"/>
+          <w:right w:val="single" w:color="auto" w:sz="4"/>
+          <w:insideH w:val="single" w:color="auto" w:sz="4"/>
+          <w:insideV w:val="single" w:color="auto" w:sz="4"/>
+        </w:tblBorders>
+      </w:tblPr>
+      <w:tblGrid>
+        <w:gridCol w:w="3120"/>
+        <w:gridCol w:w="3120"/>
+        <w:gridCol w:w="3120"/>
+      </w:tblGrid>
+      <w:tr>
+        <w:trPr>
+          <w:tblHeader/>
+        </w:trPr>
+        <w:tc>
+          <w:tcPr>
+            <w:tcW w:type="dxa" w:w="3120"/>
+            <w:shd w:fill="EDEDF2" w:color="auto" w:val="clear"/>
+            <w:tcMar>
+              <w:top w:type="dxa" w:w="60"/>
+              <w:left w:type="dxa" w:w="100"/>
+              <w:bottom w:type="dxa" w:w="60"/>
+              <w:right w:type="dxa" w:w="100"/>
+            </w:tcMar>
+          </w:tcPr>
+          <w:p>
+            <w:pPr>
+              <w:spacing w:after="20" w:before="20"/>
+            </w:pPr>
+            <w:r>
+              <w:rPr>
+                <w:b/>
+                <w:bCs/>
+                <w:sz w:val="18"/>
+                <w:szCs w:val="18"/>
+              </w:rPr>
+              <w:t xml:space="preserve">Family held as COUNTS</w:t>
+            </w:r>
+          </w:p>
+        </w:tc>
+        <w:tc>
+          <w:tcPr>
+            <w:tcW w:type="dxa" w:w="3120"/>
+            <w:shd w:fill="EDEDF2" w:color="auto" w:val="clear"/>
+            <w:tcMar>
+              <w:top w:type="dxa" w:w="60"/>
+              <w:left w:type="dxa" w:w="100"/>
+              <w:bottom w:type="dxa" w:w="60"/>
+              <w:right w:type="dxa" w:w="100"/>
+            </w:tcMar>
+          </w:tcPr>
+          <w:p>
+            <w:pPr>
+              <w:spacing w:after="20" w:before="20"/>
+            </w:pPr>
+            <w:r>
+              <w:rPr>
+                <w:b/>
+                <w:bCs/>
+                <w:sz w:val="18"/>
+                <w:szCs w:val="18"/>
+              </w:rPr>
+              <w:t xml:space="preserve">Ocean strict becomes</w:t>
+            </w:r>
+          </w:p>
+        </w:tc>
+        <w:tc>
+          <w:tcPr>
+            <w:tcW w:type="dxa" w:w="3120"/>
+            <w:shd w:fill="EDEDF2" w:color="auto" w:val="clear"/>
+            <w:tcMar>
+              <w:top w:type="dxa" w:w="60"/>
+              <w:left w:type="dxa" w:w="100"/>
+              <w:bottom w:type="dxa" w:w="60"/>
+              <w:right w:type="dxa" w:w="100"/>
+            </w:tcMar>
+          </w:tcPr>
+          <w:p>
+            <w:pPr>
+              <w:spacing w:after="20" w:before="20"/>
+            </w:pPr>
+            <w:r>
+              <w:rPr>
+                <w:b/>
+                <w:bCs/>
+                <w:sz w:val="18"/>
+                <w:szCs w:val="18"/>
+              </w:rPr>
+              <w:t xml:space="preserve">Swing</w:t>
+            </w:r>
+          </w:p>
+        </w:tc>
+      </w:tr>
+      <w:tr>
+        <w:trPr>
+          <w:tblHeader w:val="false"/>
+        </w:trPr>
+        <w:tc>
+          <w:tcPr>
+            <w:tcW w:type="dxa" w:w="3120"/>
+            <w:tcMar>
+              <w:top w:type="dxa" w:w="60"/>
+              <w:left w:type="dxa" w:w="100"/>
+              <w:bottom w:type="dxa" w:w="60"/>
+              <w:right w:type="dxa" w:w="100"/>
+            </w:tcMar>
+          </w:tcPr>
+          <w:p>
+            <w:pPr>
+              <w:spacing w:after="20" w:before="20"/>
+            </w:pPr>
+            <w:r>
+              <w:rPr>
+                <w:rFonts w:ascii="Consolas" w:cs="Consolas" w:eastAsia="Consolas" w:hAnsi="Consolas"/>
+                <w:b w:val="false"/>
+                <w:bCs w:val="false"/>
+                <w:sz w:val="19"/>
+                <w:szCs w:val="19"/>
+              </w:rPr>
+              <w:t xml:space="preserve">dcm</w:t>
+            </w:r>
+          </w:p>
+        </w:tc>
+        <w:tc>
+          <w:tcPr>
+            <w:tcW w:type="dxa" w:w="3120"/>
+            <w:tcMar>
+              <w:top w:type="dxa" w:w="60"/>
+              <w:left w:type="dxa" w:w="100"/>
+              <w:bottom w:type="dxa" w:w="60"/>
+              <w:right w:type="dxa" w:w="100"/>
+            </w:tcMar>
+          </w:tcPr>
+          <w:p>
+            <w:pPr>
+              <w:spacing w:after="20" w:before="20"/>
+            </w:pPr>
+            <w:r>
+              <w:rPr>
+                <w:b/>
+                <w:bCs/>
+                <w:sz w:val="18"/>
+                <w:szCs w:val="18"/>
+              </w:rPr>
+              <w:t xml:space="preserve">0.07%</w:t>
+            </w:r>
+          </w:p>
+        </w:tc>
+        <w:tc>
+          <w:tcPr>
+            <w:tcW w:type="dxa" w:w="3120"/>
+            <w:tcMar>
+              <w:top w:type="dxa" w:w="60"/>
+              <w:left w:type="dxa" w:w="100"/>
+              <w:bottom w:type="dxa" w:w="60"/>
+              <w:right w:type="dxa" w:w="100"/>
+            </w:tcMar>
+          </w:tcPr>
+          <w:p>
+            <w:pPr>
+              <w:spacing w:after="20" w:before="20"/>
+            </w:pPr>
+            <w:r>
+              <w:rPr>
+                <w:b/>
+                <w:bCs/>
+                <w:sz w:val="18"/>
+                <w:szCs w:val="18"/>
+              </w:rPr>
+              <w:t xml:space="preserve">18.25 pp</w:t>
+            </w:r>
+          </w:p>
+        </w:tc>
+      </w:tr>
+      <w:tr>
+        <w:trPr>
+          <w:tblHeader w:val="false"/>
+        </w:trPr>
+        <w:tc>
+          <w:tcPr>
+            <w:tcW w:type="dxa" w:w="3120"/>
+            <w:tcMar>
+              <w:top w:type="dxa" w:w="60"/>
+              <w:left w:type="dxa" w:w="100"/>
+              <w:bottom w:type="dxa" w:w="60"/>
+              <w:right w:type="dxa" w:w="100"/>
+            </w:tcMar>
+          </w:tcPr>
+          <w:p>
+            <w:pPr>
+              <w:spacing w:after="20" w:before="20"/>
+            </w:pPr>
+            <w:r>
+              <w:rPr>
+                <w:rFonts w:ascii="Consolas" w:cs="Consolas" w:eastAsia="Consolas" w:hAnsi="Consolas"/>
+                <w:b w:val="false"/>
+                <w:bCs w:val="false"/>
+                <w:sz w:val="19"/>
+                <w:szCs w:val="19"/>
+              </w:rPr>
+              <w:t xml:space="preserve">glycoside_hydrolase</w:t>
+            </w:r>
+          </w:p>
+        </w:tc>
+        <w:tc>
+          <w:tcPr>
+            <w:tcW w:type="dxa" w:w="3120"/>
+            <w:tcMar>
+              <w:top w:type="dxa" w:w="60"/>
+              <w:left w:type="dxa" w:w="100"/>
+              <w:bottom w:type="dxa" w:w="60"/>
+              <w:right w:type="dxa" w:w="100"/>
+            </w:tcMar>
+          </w:tcPr>
+          <w:p>
+            <w:pPr>
+              <w:spacing w:after="20" w:before="20"/>
+            </w:pPr>
+            <w:r>
+              <w:rPr>
+                <w:b w:val="false"/>
+                <w:bCs w:val="false"/>
+                <w:sz w:val="18"/>
+                <w:szCs w:val="18"/>
+              </w:rPr>
+              <w:t xml:space="preserve">18.25%</w:t>
+            </w:r>
+          </w:p>
+        </w:tc>
+        <w:tc>
+          <w:tcPr>
+            <w:tcW w:type="dxa" w:w="3120"/>
+            <w:tcMar>
+              <w:top w:type="dxa" w:w="60"/>
+              <w:left w:type="dxa" w:w="100"/>
+              <w:bottom w:type="dxa" w:w="60"/>
+              <w:right w:type="dxa" w:w="100"/>
+            </w:tcMar>
+          </w:tcPr>
+          <w:p>
+            <w:pPr>
+              <w:spacing w:after="20" w:before="20"/>
+            </w:pPr>
+            <w:r>
+              <w:rPr>
+                <w:b w:val="false"/>
+                <w:bCs w:val="false"/>
+                <w:sz w:val="18"/>
+                <w:szCs w:val="18"/>
+              </w:rPr>
+              <w:t xml:space="preserve">0.07 pp</w:t>
+            </w:r>
+          </w:p>
+        </w:tc>
+      </w:tr>
+      <w:tr>
+        <w:trPr>
+          <w:tblHeader w:val="false"/>
+        </w:trPr>
+        <w:tc>
+          <w:tcPr>
+            <w:tcW w:type="dxa" w:w="3120"/>
+            <w:tcMar>
+              <w:top w:type="dxa" w:w="60"/>
+              <w:left w:type="dxa" w:w="100"/>
+              <w:bottom w:type="dxa" w:w="60"/>
+              <w:right w:type="dxa" w:w="100"/>
+            </w:tcMar>
+          </w:tcPr>
+          <w:p>
+            <w:pPr>
+              <w:spacing w:after="20" w:before="20"/>
+            </w:pPr>
+            <w:r>
+              <w:rPr>
+                <w:rFonts w:ascii="Consolas" w:cs="Consolas" w:eastAsia="Consolas" w:hAnsi="Consolas"/>
+                <w:b w:val="false"/>
+                <w:bCs w:val="false"/>
+                <w:sz w:val="19"/>
+                <w:szCs w:val="19"/>
+              </w:rPr>
+              <w:t xml:space="preserve">xtmA</w:t>
+            </w:r>
+            <w:r>
+              <w:rPr>
+                <w:b w:val="false"/>
+                <w:bCs w:val="false"/>
+                <w:sz w:val="18"/>
+                <w:szCs w:val="18"/>
+              </w:rPr>
+              <w:t xml:space="preserve">, </w:t>
+            </w:r>
+            <w:r>
+              <w:rPr>
+                <w:rFonts w:ascii="Consolas" w:cs="Consolas" w:eastAsia="Consolas" w:hAnsi="Consolas"/>
+                <w:b w:val="false"/>
+                <w:bCs w:val="false"/>
+                <w:sz w:val="19"/>
+                <w:szCs w:val="19"/>
+              </w:rPr>
+              <w:t xml:space="preserve">xtmB</w:t>
+            </w:r>
+          </w:p>
+        </w:tc>
+        <w:tc>
+          <w:tcPr>
+            <w:tcW w:type="dxa" w:w="3120"/>
+            <w:tcMar>
+              <w:top w:type="dxa" w:w="60"/>
+              <w:left w:type="dxa" w:w="100"/>
+              <w:bottom w:type="dxa" w:w="60"/>
+              <w:right w:type="dxa" w:w="100"/>
+            </w:tcMar>
+          </w:tcPr>
+          <w:p>
+            <w:pPr>
+              <w:spacing w:after="20" w:before="20"/>
+            </w:pPr>
+            <w:r>
+              <w:rPr>
+                <w:b w:val="false"/>
+                <w:bCs w:val="false"/>
+                <w:sz w:val="18"/>
+                <w:szCs w:val="18"/>
+              </w:rPr>
+              <w:t xml:space="preserve">18.31%</w:t>
+            </w:r>
+          </w:p>
+        </w:tc>
+        <w:tc>
+          <w:tcPr>
+            <w:tcW w:type="dxa" w:w="3120"/>
+            <w:tcMar>
+              <w:top w:type="dxa" w:w="60"/>
+              <w:left w:type="dxa" w:w="100"/>
+              <w:bottom w:type="dxa" w:w="60"/>
+              <w:right w:type="dxa" w:w="100"/>
+            </w:tcMar>
+          </w:tcPr>
+          <w:p>
+            <w:pPr>
+              <w:spacing w:after="20" w:before="20"/>
+            </w:pPr>
+            <w:r>
+              <w:rPr>
+                <w:b w:val="false"/>
+                <w:bCs w:val="false"/>
+                <w:sz w:val="18"/>
+                <w:szCs w:val="18"/>
+              </w:rPr>
+              <w:t xml:space="preserve">0.00 pp</w:t>
+            </w:r>
+          </w:p>
+        </w:tc>
+      </w:tr>
+    </w:tbl>
+    <w:p>
+      <w:pPr>
+        <w:spacing w:after="160"/>
+      </w:pPr>
+      <w:r>
+        <w:t xml:space="preserve"/>
       </w:r>
     </w:p>
     <w:p>
@@ -8548,7 +5447,7 @@
       <w:r>
         <w:drawing>
           <wp:inline distT="0" distB="0" distL="0" distR="0">
-            <wp:extent cx="5943600" cy="2647950"/>
+            <wp:extent cx="5943600" cy="2790825"/>
             <wp:effectExtent t="0" r="0" b="0" l="0"/>
             <wp:docPr id="1" name="" descr="" title=""/>
             <wp:cNvGraphicFramePr>
@@ -8573,7 +5472,7 @@
                   <pic:spPr bwMode="auto">
                     <a:xfrm>
                       <a:off x="0" y="0"/>
-                      <a:ext cx="5943600" cy="2647950"/>
+                      <a:ext cx="5943600" cy="2790825"/>
                     </a:xfrm>
                     <a:prstGeom prst="rect">
                       <a:avLst/>
@@ -8588,18 +5487,25 @@
     </w:p>
     <w:p>
       <w:pPr>
-        <w:spacing w:after="120" w:before="60"/>
-        <w:jc w:val="left"/>
-      </w:pPr>
-      <w:r>
-        <w:rPr>
-          <w:b/>
-          <w:bCs/>
-        </w:rPr>
-        <w:t xml:space="preserve">Figure 4 — Half the adjudicated families rest on chemical plausibility alone.</w:t>
-      </w:r>
-      <w:r>
-        <w:t xml:space="preserve"> </w:t>
+        <w:spacing w:after="240" w:before="0"/>
+        <w:ind w:left="240" w:right="240"/>
+        <w:jc w:val="left"/>
+      </w:pPr>
+      <w:r>
+        <w:rPr>
+          <w:b/>
+          <w:bCs/>
+          <w:sz w:val="18"/>
+          <w:szCs w:val="18"/>
+        </w:rPr>
+        <w:t xml:space="preserve">Figure 3 — One family carries the strict result; the maximally-strict result is distributed.</w:t>
+      </w:r>
+      <w:r>
+        <w:rPr>
+          <w:sz w:val="18"/>
+          <w:szCs w:val="18"/>
+        </w:rPr>
+        <w:t xml:space="preserve"> Leave-one-out for the ocean catalogue: each bar is the excluded share when that family alone is held at COUNTS, against the dashed baseline. Under the strict rule, removing </w:t>
       </w:r>
       <w:r>
         <w:rPr>
@@ -8607,10 +5513,14 @@
           <w:sz w:val="19"/>
           <w:szCs w:val="19"/>
         </w:rPr>
-        <w:t xml:space="preserve">fig4_evidence_tiers</w:t>
-      </w:r>
-      <w:r>
-        <w:t xml:space="preserve"> · cited in §3.3 Highest tier of phage-specific evidence found for each of the 35 families, stacked by verdict. Seventeen families reach only Tier 6, where the protocol forbids ruling a family out, so they default to counting. Eight have no phage-specific evidence of any kind. Tiers are from the first-pass record; the second pass disagreed on one family (</w:t>
+        <w:t xml:space="preserve">dcm</w:t>
+      </w:r>
+      <w:r>
+        <w:rPr>
+          <w:sz w:val="18"/>
+          <w:szCs w:val="18"/>
+        </w:rPr>
+        <w:t xml:space="preserve"> collapses the result from 18.31% to 0.07%. Under the maximally-strict rule the load is distributed across </w:t>
       </w:r>
       <w:r>
         <w:rPr>
@@ -8618,10 +5528,835 @@
           <w:sz w:val="19"/>
           <w:szCs w:val="19"/>
         </w:rPr>
-        <w:t xml:space="preserve">rfbC</w:t>
-      </w:r>
-      <w:r>
-        <w:t xml:space="preserve">, Tier 2 vs 6; §2.5).</w:t>
+        <w:t xml:space="preserve">dcm</w:t>
+      </w:r>
+      <w:r>
+        <w:rPr>
+          <w:sz w:val="18"/>
+          <w:szCs w:val="18"/>
+        </w:rPr>
+        <w:t xml:space="preserve">, </w:t>
+      </w:r>
+      <w:r>
+        <w:rPr>
+          <w:rFonts w:ascii="Consolas" w:cs="Consolas" w:eastAsia="Consolas" w:hAnsi="Consolas"/>
+          <w:sz w:val="19"/>
+          <w:szCs w:val="19"/>
+        </w:rPr>
+        <w:t xml:space="preserve">queuosine</w:t>
+      </w:r>
+      <w:r>
+        <w:rPr>
+          <w:sz w:val="18"/>
+          <w:szCs w:val="18"/>
+        </w:rPr>
+        <w:t xml:space="preserve"> and </w:t>
+      </w:r>
+      <w:r>
+        <w:rPr>
+          <w:rFonts w:ascii="Consolas" w:cs="Consolas" w:eastAsia="Consolas" w:hAnsi="Consolas"/>
+          <w:sz w:val="19"/>
+          <w:szCs w:val="19"/>
+        </w:rPr>
+        <w:t xml:space="preserve">folate</w:t>
+      </w:r>
+      <w:r>
+        <w:rPr>
+          <w:sz w:val="18"/>
+          <w:szCs w:val="18"/>
+        </w:rPr>
+        <w:t xml:space="preserve">. </w:t>
+      </w:r>
+      <w:r>
+        <w:rPr>
+          <w:rFonts w:ascii="Consolas" w:cs="Consolas" w:eastAsia="Consolas" w:hAnsi="Consolas"/>
+          <w:sz w:val="19"/>
+          <w:szCs w:val="19"/>
+        </w:rPr>
+        <w:t xml:space="preserve">dcm</w:t>
+      </w:r>
+      <w:r>
+        <w:rPr>
+          <w:sz w:val="18"/>
+          <w:szCs w:val="18"/>
+        </w:rPr>
+        <w:t xml:space="preserve"> is highlighted because it is also a protocol worked example, so its verdict was fixed before evidence was weighed.</w:t>
+      </w:r>
+    </w:p>
+    <w:p>
+      <w:pPr>
+        <w:spacing w:after="120" w:before="60"/>
+        <w:jc w:val="left"/>
+      </w:pPr>
+      <w:r>
+        <w:t xml:space="preserve">Removing </w:t>
+      </w:r>
+      <w:r>
+        <w:rPr>
+          <w:rFonts w:ascii="Consolas" w:cs="Consolas" w:eastAsia="Consolas" w:hAnsi="Consolas"/>
+          <w:sz w:val="19"/>
+          <w:szCs w:val="19"/>
+        </w:rPr>
+        <w:t xml:space="preserve">dcm</w:t>
+      </w:r>
+      <w:r>
+        <w:t xml:space="preserve"> collapses the strict result from 18.31% to 0.07%. Moreover, </w:t>
+      </w:r>
+      <w:r>
+        <w:rPr>
+          <w:rFonts w:ascii="Consolas" w:cs="Consolas" w:eastAsia="Consolas" w:hAnsi="Consolas"/>
+          <w:sz w:val="19"/>
+          <w:szCs w:val="19"/>
+        </w:rPr>
+        <w:t xml:space="preserve">dcm</w:t>
+      </w:r>
+      <w:r>
+        <w:t xml:space="preserve"> is one of the protocol's pre-specified worked examples: its verdict was fixed when the rules were written, not when the evidence was weighed. </w:t>
+      </w:r>
+      <w:r>
+        <w:rPr>
+          <w:b/>
+          <w:bCs/>
+        </w:rPr>
+        <w:t xml:space="preserve">The ocean strict figure is therefore not an output of the adjudication in the way the maximally-strict figure is</w:t>
+      </w:r>
+      <w:r>
+        <w:t xml:space="preserve">, and we do not present it as one.</w:t>
+      </w:r>
+    </w:p>
+    <w:p>
+      <w:pPr>
+        <w:spacing w:after="120" w:before="60"/>
+        <w:jc w:val="left"/>
+      </w:pPr>
+      <w:r>
+        <w:t xml:space="preserve">The defensible headline is the maximally-strict row, where the load is distributed — </w:t>
+      </w:r>
+      <w:r>
+        <w:rPr>
+          <w:rFonts w:ascii="Consolas" w:cs="Consolas" w:eastAsia="Consolas" w:hAnsi="Consolas"/>
+          <w:sz w:val="19"/>
+          <w:szCs w:val="19"/>
+        </w:rPr>
+        <w:t xml:space="preserve">dcm</w:t>
+      </w:r>
+      <w:r>
+        <w:t xml:space="preserve"> 18.25 pp, </w:t>
+      </w:r>
+      <w:r>
+        <w:rPr>
+          <w:rFonts w:ascii="Consolas" w:cs="Consolas" w:eastAsia="Consolas" w:hAnsi="Consolas"/>
+          <w:sz w:val="19"/>
+          <w:szCs w:val="19"/>
+        </w:rPr>
+        <w:t xml:space="preserve">queuosine</w:t>
+      </w:r>
+      <w:r>
+        <w:t xml:space="preserve"> 6.79 pp, </w:t>
+      </w:r>
+      <w:r>
+        <w:rPr>
+          <w:rFonts w:ascii="Consolas" w:cs="Consolas" w:eastAsia="Consolas" w:hAnsi="Consolas"/>
+          <w:sz w:val="19"/>
+          <w:szCs w:val="19"/>
+        </w:rPr>
+        <w:t xml:space="preserve">folate</w:t>
+      </w:r>
+      <w:r>
+        <w:t xml:space="preserve"> 3.35 pp — and where the families doing the work are </w:t>
+      </w:r>
+      <w:r>
+        <w:rPr>
+          <w:b/>
+          <w:bCs/>
+        </w:rPr>
+        <w:t xml:space="preserve">unresolvable rather than refuted</w:t>
+      </w:r>
+      <w:r>
+        <w:t xml:space="preserve">. The honest statement of this study's central result is:</w:t>
+      </w:r>
+    </w:p>
+    <w:p>
+      <w:pPr>
+        <w:pBdr>
+          <w:left w:val="single" w:color="9A9AA6" w:sz="12" w:space="8"/>
+        </w:pBdr>
+        <w:spacing w:after="80" w:before="80"/>
+        <w:ind w:left="360"/>
+      </w:pPr>
+      <w:r>
+        <w:rPr>
+          <w:sz w:val="20"/>
+          <w:szCs w:val="20"/>
+        </w:rPr>
+        <w:t xml:space="preserve">The disputed mass of the AMG record sits in families that the current evidence base cannot adjudicate in either direction.</w:t>
+      </w:r>
+    </w:p>
+    <w:p>
+      <w:pPr>
+        <w:pStyle w:val="Heading2"/>
+        <w:spacing w:after="120" w:before="280"/>
+      </w:pPr>
+      <w:r>
+        <w:t xml:space="preserve">3.5 Abundance weighting covers only 5% of the record</w:t>
+      </w:r>
+    </w:p>
+    <w:p>
+      <w:pPr>
+        <w:spacing w:after="120" w:before="60"/>
+        <w:jc w:val="left"/>
+      </w:pPr>
+      <w:r>
+        <w:t xml:space="preserve">The pre-registration commits to reporting call-weighted and abundance-weighted shares wherever per-sample abundance exists. It exists for soil (9 samples, relative abundance) and wastewater (RPKM per genome). </w:t>
+      </w:r>
+      <w:r>
+        <w:rPr>
+          <w:b/>
+          <w:bCs/>
+        </w:rPr>
+        <w:t xml:space="preserve">It does not exist for the ocean catalogue</w:t>
+      </w:r>
+      <w:r>
+        <w:t xml:space="preserve">, which publishes annotations without the abundance table behind them — 88,729 of 93,413 calls, and the catalogue carrying the strict-rule result. Abundance weighting is therefore impossible for 95% of this study.</w:t>
+      </w:r>
+    </w:p>
+    <w:p>
+      <w:pPr>
+        <w:spacing w:after="120" w:before="60"/>
+        <w:jc w:val="left"/>
+      </w:pPr>
+      <w:r>
+        <w:t xml:space="preserve">Where it is possible, two analytical traps must be avoided, both of which produced incorrect results in our first attempt:</w:t>
+      </w:r>
+    </w:p>
+    <w:p>
+      <w:pPr>
+        <w:spacing w:after="120" w:before="60"/>
+        <w:jc w:val="left"/>
+      </w:pPr>
+      <w:r>
+        <w:rPr>
+          <w:b/>
+          <w:bCs/>
+        </w:rPr>
+        <w:t xml:space="preserve">Abundance is published per virus, not per gene.</w:t>
+      </w:r>
+      <w:r>
+        <w:t xml:space="preserve"> A virus carrying 27 AMGs repeats its abundance on 27 rows. Naive summation over calls double-counts, and unevenly — it inflates whichever group sits on gene-dense genomes. This artefact alone produced an apparent strict-rule depletion of 0.58×, which </w:t>
+      </w:r>
+      <w:r>
+        <w:rPr>
+          <w:b/>
+          <w:bCs/>
+        </w:rPr>
+        <w:t xml:space="preserve">disappears entirely (0.99–1.01×) when each virus is counted once.</w:t>
+      </w:r>
+      <w:r>
+        <w:t xml:space="preserve"> There was no effect.</w:t>
+      </w:r>
+    </w:p>
+    <w:p>
+      <w:pPr>
+        <w:spacing w:after="120" w:before="60"/>
+        <w:jc w:val="left"/>
+      </w:pPr>
+      <w:r>
+        <w:rPr>
+          <w:b/>
+          <w:bCs/>
+        </w:rPr>
+        <w:t xml:space="preserve">Aggregate ratios are not family properties.</w:t>
+      </w:r>
+      <w:r>
+        <w:t xml:space="preserve"> Under the maximally-strict rule the abundance-weighted share genuinely is lower than the call-weighted share (soil 0.47–0.49×, wastewater 0.36–0.37×). But the viruses carrying </w:t>
+      </w:r>
+      <w:r>
+        <w:rPr>
+          <w:rFonts w:ascii="Consolas" w:cs="Consolas" w:eastAsia="Consolas" w:hAnsi="Consolas"/>
+          <w:sz w:val="19"/>
+          <w:szCs w:val="19"/>
+        </w:rPr>
+        <w:t xml:space="preserve">folate</w:t>
+      </w:r>
+      <w:r>
+        <w:t xml:space="preserve"> and </w:t>
+      </w:r>
+      <w:r>
+        <w:rPr>
+          <w:rFonts w:ascii="Consolas" w:cs="Consolas" w:eastAsia="Consolas" w:hAnsi="Consolas"/>
+          <w:sz w:val="19"/>
+          <w:szCs w:val="19"/>
+        </w:rPr>
+        <w:t xml:space="preserve">queuosine</w:t>
+      </w:r>
+      <w:r>
+        <w:t xml:space="preserve"> sit at </w:t>
+      </w:r>
+      <w:r>
+        <w:rPr>
+          <w:b/>
+          <w:bCs/>
+        </w:rPr>
+        <w:t xml:space="preserve">0.92× and 0.90× of the overall median abundance</w:t>
+      </w:r>
+      <w:r>
+        <w:t xml:space="preserve"> — that is, entirely typical. The aggregate gap is driven by the heavy right skew of viral abundance: a small number of very abundant viruses happen to carry nothing disputed, out of 539.</w:t>
+      </w:r>
+    </w:p>
+    <w:p>
+      <w:pPr>
+        <w:spacing w:after="120" w:before="60"/>
+        <w:jc w:val="left"/>
+      </w:pPr>
+      <w:r>
+        <w:t xml:space="preserve">We therefore state only the narrow result: </w:t>
+      </w:r>
+      <w:r>
+        <w:rPr>
+          <w:b/>
+          <w:bCs/>
+        </w:rPr>
+        <w:t xml:space="preserve">abundance weighting lowers the disputed share in both catalogues where it can be computed, but the families driving the dispute are carried by viruses of ordinary abundance.</w:t>
+      </w:r>
+      <w:r>
+        <w:t xml:space="preserve"> The stronger and more interesting claim — that disputed genes sit preferentially on rare viruses — is not supported.</w:t>
+      </w:r>
+    </w:p>
+    <w:p>
+      <w:pPr>
+        <w:spacing w:after="120" w:before="60"/>
+        <w:jc w:val="left"/>
+      </w:pPr>
+      <w:r>
+        <w:t xml:space="preserve">Direction of effect, declared: this cuts against our hypothesis.</w:t>
+      </w:r>
+    </w:p>
+    <w:p>
+      <w:pPr>
+        <w:pStyle w:val="Heading2"/>
+        <w:spacing w:after="120" w:before="280"/>
+      </w:pPr>
+      <w:r>
+        <w:t xml:space="preserve">3.6 Does any of this change a published claim?</w:t>
+      </w:r>
+    </w:p>
+    <w:p>
+      <w:pPr>
+        <w:spacing w:after="120" w:before="60"/>
+        <w:jc w:val="left"/>
+      </w:pPr>
+      <w:r>
+        <w:t xml:space="preserve">One claim was taken from each catalogue's own abstract. All three were fixed before any was recomputed.</w:t>
+      </w:r>
+    </w:p>
+    <w:p>
+      <w:pPr>
+        <w:spacing w:after="120" w:before="60"/>
+        <w:jc w:val="left"/>
+      </w:pPr>
+      <w:r>
+        <w:rPr>
+          <w:b/>
+          <w:bCs/>
+        </w:rPr>
+        <w:t xml:space="preserve">Wastewater — the claim does not survive.</w:t>
+      </w:r>
+      <w:r>
+        <w:t xml:space="preserve"> The abstract states that of 101 vAMGs, "the most common of which were the queuosine biosynthesis genes </w:t>
+      </w:r>
+      <w:r>
+        <w:rPr>
+          <w:rFonts w:ascii="Consolas" w:cs="Consolas" w:eastAsia="Consolas" w:hAnsi="Consolas"/>
+          <w:sz w:val="19"/>
+          <w:szCs w:val="19"/>
+        </w:rPr>
+        <w:t xml:space="preserve">folE</w:t>
+      </w:r>
+      <w:r>
+        <w:t xml:space="preserve">, </w:t>
+      </w:r>
+      <w:r>
+        <w:rPr>
+          <w:rFonts w:ascii="Consolas" w:cs="Consolas" w:eastAsia="Consolas" w:hAnsi="Consolas"/>
+          <w:sz w:val="19"/>
+          <w:szCs w:val="19"/>
+        </w:rPr>
+        <w:t xml:space="preserve">queD</w:t>
+      </w:r>
+      <w:r>
+        <w:t xml:space="preserve">, and </w:t>
+      </w:r>
+      <w:r>
+        <w:rPr>
+          <w:rFonts w:ascii="Consolas" w:cs="Consolas" w:eastAsia="Consolas" w:hAnsi="Consolas"/>
+          <w:sz w:val="19"/>
+          <w:szCs w:val="19"/>
+        </w:rPr>
+        <w:t xml:space="preserve">queE</w:t>
+      </w:r>
+      <w:r>
+        <w:t xml:space="preserve"> and the sulfur metabolism gene </w:t>
+      </w:r>
+      <w:r>
+        <w:rPr>
+          <w:rFonts w:ascii="Consolas" w:cs="Consolas" w:eastAsia="Consolas" w:hAnsi="Consolas"/>
+          <w:sz w:val="19"/>
+          <w:szCs w:val="19"/>
+        </w:rPr>
+        <w:t xml:space="preserve">cysH</w:t>
+      </w:r>
+      <w:r>
+        <w:t xml:space="preserve">". Those genes </w:t>
+      </w:r>
+      <w:r>
+        <w:rPr>
+          <w:i/>
+          <w:iCs/>
+        </w:rPr>
+        <w:t xml:space="preserve">are</w:t>
+      </w:r>
+      <w:r>
+        <w:t xml:space="preserve"> the disputed family. Under the maximally-strict rule </w:t>
+      </w:r>
+      <w:r>
+        <w:rPr>
+          <w:b/>
+          <w:bCs/>
+        </w:rPr>
+        <w:t xml:space="preserve">29 of 101 vAMGs (28.7%) are removed</w:t>
+      </w:r>
+      <w:r>
+        <w:t xml:space="preserve">, the named genes disappear entirely, and </w:t>
+      </w:r>
+      <w:r>
+        <w:rPr>
+          <w:rFonts w:ascii="Consolas" w:cs="Consolas" w:eastAsia="Consolas" w:hAnsi="Consolas"/>
+          <w:sz w:val="19"/>
+          <w:szCs w:val="19"/>
+        </w:rPr>
+        <w:t xml:space="preserve">cysH</w:t>
+      </w:r>
+      <w:r>
+        <w:t xml:space="preserve"> inherits the top of the list. We note additionally that the claim holds only in aggregate: no single queuosine gene exceeds </w:t>
+      </w:r>
+      <w:r>
+        <w:rPr>
+          <w:rFonts w:ascii="Consolas" w:cs="Consolas" w:eastAsia="Consolas" w:hAnsi="Consolas"/>
+          <w:sz w:val="19"/>
+          <w:szCs w:val="19"/>
+        </w:rPr>
+        <w:t xml:space="preserve">cysH</w:t>
+      </w:r>
+      <w:r>
+        <w:t xml:space="preserve">'s 12 calls; the pathway reaches 27 only when its genes are summed.</w:t>
+      </w:r>
+    </w:p>
+    <w:p>
+      <w:pPr>
+        <w:spacing w:after="120" w:before="60"/>
+        <w:jc w:val="left"/>
+      </w:pPr>
+      <w:r>
+        <w:rPr>
+          <w:b/>
+          <w:bCs/>
+        </w:rPr>
+        <w:t xml:space="preserve">Ocean — the claim moves modestly.</w:t>
+      </w:r>
+      <w:r>
+        <w:t xml:space="preserve"> "We estimate that ~19% of ocean virus populations carry at least one AMG" becomes </w:t>
+      </w:r>
+      <w:r>
+        <w:rPr>
+          <w:b/>
+          <w:bCs/>
+        </w:rPr>
+        <w:t xml:space="preserve">17.4% (strict)</w:t>
+      </w:r>
+      <w:r>
+        <w:t xml:space="preserve"> or </w:t>
+      </w:r>
+      <w:r>
+        <w:rPr>
+          <w:b/>
+          <w:bCs/>
+        </w:rPr>
+        <w:t xml:space="preserve">16.9% (maximally strict)</w:t>
+      </w:r>
+      <w:r>
+        <w:t xml:space="preserve">, a relative fall of about 11%. Of 60,471 virus contigs carrying at least one AMG call, </w:t>
+      </w:r>
+      <w:r>
+        <w:rPr>
+          <w:b/>
+          <w:bCs/>
+        </w:rPr>
+        <w:t xml:space="preserve">4,945 qualify on the strength of `dcm` alone.</w:t>
+      </w:r>
+    </w:p>
+    <w:p>
+      <w:pPr>
+        <w:spacing w:after="120" w:before="60"/>
+        <w:jc w:val="left"/>
+      </w:pPr>
+      <w:r>
+        <w:rPr>
+          <w:b/>
+          <w:bCs/>
+        </w:rPr>
+        <w:t xml:space="preserve">Soil — the claim is unaffected.</w:t>
+      </w:r>
+      <w:r>
+        <w:t xml:space="preserve"> "The diversity and relative abundance of AMGs significantly increased along with the severity of pesticide contamination" holds under every rule:</w:t>
+      </w:r>
+    </w:p>
+    <w:tbl>
+      <w:tblPr>
+        <w:tblW w:type="dxa" w:w="9360"/>
+        <w:tblBorders>
+          <w:top w:val="single" w:color="auto" w:sz="4"/>
+          <w:left w:val="single" w:color="auto" w:sz="4"/>
+          <w:bottom w:val="single" w:color="auto" w:sz="4"/>
+          <w:right w:val="single" w:color="auto" w:sz="4"/>
+          <w:insideH w:val="single" w:color="auto" w:sz="4"/>
+          <w:insideV w:val="single" w:color="auto" w:sz="4"/>
+        </w:tblBorders>
+      </w:tblPr>
+      <w:tblGrid>
+        <w:gridCol w:w="3120"/>
+        <w:gridCol w:w="3120"/>
+        <w:gridCol w:w="3120"/>
+      </w:tblGrid>
+      <w:tr>
+        <w:trPr>
+          <w:tblHeader/>
+        </w:trPr>
+        <w:tc>
+          <w:tcPr>
+            <w:tcW w:type="dxa" w:w="3120"/>
+            <w:shd w:fill="EDEDF2" w:color="auto" w:val="clear"/>
+            <w:tcMar>
+              <w:top w:type="dxa" w:w="60"/>
+              <w:left w:type="dxa" w:w="100"/>
+              <w:bottom w:type="dxa" w:w="60"/>
+              <w:right w:type="dxa" w:w="100"/>
+            </w:tcMar>
+          </w:tcPr>
+          <w:p>
+            <w:pPr>
+              <w:spacing w:after="20" w:before="20"/>
+            </w:pPr>
+            <w:r>
+              <w:rPr>
+                <w:b/>
+                <w:bCs/>
+                <w:sz w:val="18"/>
+                <w:szCs w:val="18"/>
+              </w:rPr>
+              <w:t xml:space="preserve">Rule</w:t>
+            </w:r>
+          </w:p>
+        </w:tc>
+        <w:tc>
+          <w:tcPr>
+            <w:tcW w:type="dxa" w:w="3120"/>
+            <w:shd w:fill="EDEDF2" w:color="auto" w:val="clear"/>
+            <w:tcMar>
+              <w:top w:type="dxa" w:w="60"/>
+              <w:left w:type="dxa" w:w="100"/>
+              <w:bottom w:type="dxa" w:w="60"/>
+              <w:right w:type="dxa" w:w="100"/>
+            </w:tcMar>
+          </w:tcPr>
+          <w:p>
+            <w:pPr>
+              <w:spacing w:after="20" w:before="20"/>
+            </w:pPr>
+            <w:r>
+              <w:rPr>
+                <w:b/>
+                <w:bCs/>
+                <w:sz w:val="18"/>
+                <w:szCs w:val="18"/>
+              </w:rPr>
+              <w:t xml:space="preserve">Abundance Heavy/Clean</w:t>
+            </w:r>
+          </w:p>
+        </w:tc>
+        <w:tc>
+          <w:tcPr>
+            <w:tcW w:type="dxa" w:w="3120"/>
+            <w:shd w:fill="EDEDF2" w:color="auto" w:val="clear"/>
+            <w:tcMar>
+              <w:top w:type="dxa" w:w="60"/>
+              <w:left w:type="dxa" w:w="100"/>
+              <w:bottom w:type="dxa" w:w="60"/>
+              <w:right w:type="dxa" w:w="100"/>
+            </w:tcMar>
+          </w:tcPr>
+          <w:p>
+            <w:pPr>
+              <w:spacing w:after="20" w:before="20"/>
+            </w:pPr>
+            <w:r>
+              <w:rPr>
+                <w:b/>
+                <w:bCs/>
+                <w:sz w:val="18"/>
+                <w:szCs w:val="18"/>
+              </w:rPr>
+              <w:t xml:space="preserve">Richness Heavy/Clean</w:t>
+            </w:r>
+          </w:p>
+        </w:tc>
+      </w:tr>
+      <w:tr>
+        <w:trPr>
+          <w:tblHeader w:val="false"/>
+        </w:trPr>
+        <w:tc>
+          <w:tcPr>
+            <w:tcW w:type="dxa" w:w="3120"/>
+            <w:tcMar>
+              <w:top w:type="dxa" w:w="60"/>
+              <w:left w:type="dxa" w:w="100"/>
+              <w:bottom w:type="dxa" w:w="60"/>
+              <w:right w:type="dxa" w:w="100"/>
+            </w:tcMar>
+          </w:tcPr>
+          <w:p>
+            <w:pPr>
+              <w:spacing w:after="20" w:before="20"/>
+            </w:pPr>
+            <w:r>
+              <w:rPr>
+                <w:b w:val="false"/>
+                <w:bCs w:val="false"/>
+                <w:sz w:val="18"/>
+                <w:szCs w:val="18"/>
+              </w:rPr>
+              <w:t xml:space="preserve">As published</w:t>
+            </w:r>
+          </w:p>
+        </w:tc>
+        <w:tc>
+          <w:tcPr>
+            <w:tcW w:type="dxa" w:w="3120"/>
+            <w:tcMar>
+              <w:top w:type="dxa" w:w="60"/>
+              <w:left w:type="dxa" w:w="100"/>
+              <w:bottom w:type="dxa" w:w="60"/>
+              <w:right w:type="dxa" w:w="100"/>
+            </w:tcMar>
+          </w:tcPr>
+          <w:p>
+            <w:pPr>
+              <w:spacing w:after="20" w:before="20"/>
+            </w:pPr>
+            <w:r>
+              <w:rPr>
+                <w:b w:val="false"/>
+                <w:bCs w:val="false"/>
+                <w:sz w:val="18"/>
+                <w:szCs w:val="18"/>
+              </w:rPr>
+              <w:t xml:space="preserve">1.25×</w:t>
+            </w:r>
+          </w:p>
+        </w:tc>
+        <w:tc>
+          <w:tcPr>
+            <w:tcW w:type="dxa" w:w="3120"/>
+            <w:tcMar>
+              <w:top w:type="dxa" w:w="60"/>
+              <w:left w:type="dxa" w:w="100"/>
+              <w:bottom w:type="dxa" w:w="60"/>
+              <w:right w:type="dxa" w:w="100"/>
+            </w:tcMar>
+          </w:tcPr>
+          <w:p>
+            <w:pPr>
+              <w:spacing w:after="20" w:before="20"/>
+            </w:pPr>
+            <w:r>
+              <w:rPr>
+                <w:b w:val="false"/>
+                <w:bCs w:val="false"/>
+                <w:sz w:val="18"/>
+                <w:szCs w:val="18"/>
+              </w:rPr>
+              <w:t xml:space="preserve">2.54×</w:t>
+            </w:r>
+          </w:p>
+        </w:tc>
+      </w:tr>
+      <w:tr>
+        <w:trPr>
+          <w:tblHeader w:val="false"/>
+        </w:trPr>
+        <w:tc>
+          <w:tcPr>
+            <w:tcW w:type="dxa" w:w="3120"/>
+            <w:tcMar>
+              <w:top w:type="dxa" w:w="60"/>
+              <w:left w:type="dxa" w:w="100"/>
+              <w:bottom w:type="dxa" w:w="60"/>
+              <w:right w:type="dxa" w:w="100"/>
+            </w:tcMar>
+          </w:tcPr>
+          <w:p>
+            <w:pPr>
+              <w:spacing w:after="20" w:before="20"/>
+            </w:pPr>
+            <w:r>
+              <w:rPr>
+                <w:b w:val="false"/>
+                <w:bCs w:val="false"/>
+                <w:sz w:val="18"/>
+                <w:szCs w:val="18"/>
+              </w:rPr>
+              <w:t xml:space="preserve">Strict</w:t>
+            </w:r>
+          </w:p>
+        </w:tc>
+        <w:tc>
+          <w:tcPr>
+            <w:tcW w:type="dxa" w:w="3120"/>
+            <w:tcMar>
+              <w:top w:type="dxa" w:w="60"/>
+              <w:left w:type="dxa" w:w="100"/>
+              <w:bottom w:type="dxa" w:w="60"/>
+              <w:right w:type="dxa" w:w="100"/>
+            </w:tcMar>
+          </w:tcPr>
+          <w:p>
+            <w:pPr>
+              <w:spacing w:after="20" w:before="20"/>
+            </w:pPr>
+            <w:r>
+              <w:rPr>
+                <w:b w:val="false"/>
+                <w:bCs w:val="false"/>
+                <w:sz w:val="18"/>
+                <w:szCs w:val="18"/>
+              </w:rPr>
+              <w:t xml:space="preserve">1.25×</w:t>
+            </w:r>
+          </w:p>
+        </w:tc>
+        <w:tc>
+          <w:tcPr>
+            <w:tcW w:type="dxa" w:w="3120"/>
+            <w:tcMar>
+              <w:top w:type="dxa" w:w="60"/>
+              <w:left w:type="dxa" w:w="100"/>
+              <w:bottom w:type="dxa" w:w="60"/>
+              <w:right w:type="dxa" w:w="100"/>
+            </w:tcMar>
+          </w:tcPr>
+          <w:p>
+            <w:pPr>
+              <w:spacing w:after="20" w:before="20"/>
+            </w:pPr>
+            <w:r>
+              <w:rPr>
+                <w:b w:val="false"/>
+                <w:bCs w:val="false"/>
+                <w:sz w:val="18"/>
+                <w:szCs w:val="18"/>
+              </w:rPr>
+              <w:t xml:space="preserve">2.54×</w:t>
+            </w:r>
+          </w:p>
+        </w:tc>
+      </w:tr>
+      <w:tr>
+        <w:trPr>
+          <w:tblHeader w:val="false"/>
+        </w:trPr>
+        <w:tc>
+          <w:tcPr>
+            <w:tcW w:type="dxa" w:w="3120"/>
+            <w:tcMar>
+              <w:top w:type="dxa" w:w="60"/>
+              <w:left w:type="dxa" w:w="100"/>
+              <w:bottom w:type="dxa" w:w="60"/>
+              <w:right w:type="dxa" w:w="100"/>
+            </w:tcMar>
+          </w:tcPr>
+          <w:p>
+            <w:pPr>
+              <w:spacing w:after="20" w:before="20"/>
+            </w:pPr>
+            <w:r>
+              <w:rPr>
+                <w:b w:val="false"/>
+                <w:bCs w:val="false"/>
+                <w:sz w:val="18"/>
+                <w:szCs w:val="18"/>
+              </w:rPr>
+              <w:t xml:space="preserve">Maximally strict</w:t>
+            </w:r>
+          </w:p>
+        </w:tc>
+        <w:tc>
+          <w:tcPr>
+            <w:tcW w:type="dxa" w:w="3120"/>
+            <w:tcMar>
+              <w:top w:type="dxa" w:w="60"/>
+              <w:left w:type="dxa" w:w="100"/>
+              <w:bottom w:type="dxa" w:w="60"/>
+              <w:right w:type="dxa" w:w="100"/>
+            </w:tcMar>
+          </w:tcPr>
+          <w:p>
+            <w:pPr>
+              <w:spacing w:after="20" w:before="20"/>
+            </w:pPr>
+            <w:r>
+              <w:rPr>
+                <w:b w:val="false"/>
+                <w:bCs w:val="false"/>
+                <w:sz w:val="18"/>
+                <w:szCs w:val="18"/>
+              </w:rPr>
+              <w:t xml:space="preserve">1.25×</w:t>
+            </w:r>
+          </w:p>
+        </w:tc>
+        <w:tc>
+          <w:tcPr>
+            <w:tcW w:type="dxa" w:w="3120"/>
+            <w:tcMar>
+              <w:top w:type="dxa" w:w="60"/>
+              <w:left w:type="dxa" w:w="100"/>
+              <w:bottom w:type="dxa" w:w="60"/>
+              <w:right w:type="dxa" w:w="100"/>
+            </w:tcMar>
+          </w:tcPr>
+          <w:p>
+            <w:pPr>
+              <w:spacing w:after="20" w:before="20"/>
+            </w:pPr>
+            <w:r>
+              <w:rPr>
+                <w:b w:val="false"/>
+                <w:bCs w:val="false"/>
+                <w:sz w:val="18"/>
+                <w:szCs w:val="18"/>
+              </w:rPr>
+              <w:t xml:space="preserve">2.55×</w:t>
+            </w:r>
+          </w:p>
+        </w:tc>
+      </w:tr>
+    </w:tbl>
+    <w:p>
+      <w:pPr>
+        <w:spacing w:after="160"/>
+      </w:pPr>
+      <w:r>
+        <w:t xml:space="preserve"/>
       </w:r>
     </w:p>
     <w:p>
@@ -8632,7 +6367,7 @@
       <w:r>
         <w:drawing>
           <wp:inline distT="0" distB="0" distL="0" distR="0">
-            <wp:extent cx="5943600" cy="4429125"/>
+            <wp:extent cx="5943600" cy="2647950"/>
             <wp:effectExtent t="0" r="0" b="0" l="0"/>
             <wp:docPr id="1" name="" descr="" title=""/>
             <wp:cNvGraphicFramePr>
@@ -8657,7 +6392,7 @@
                   <pic:spPr bwMode="auto">
                     <a:xfrm>
                       <a:off x="0" y="0"/>
-                      <a:ext cx="5943600" cy="4429125"/>
+                      <a:ext cx="5943600" cy="2647950"/>
                     </a:xfrm>
                     <a:prstGeom prst="rect">
                       <a:avLst/>
@@ -8668,6 +6403,2327 @@
             </a:graphic>
           </wp:inline>
         </w:drawing>
+      </w:r>
+    </w:p>
+    <w:p>
+      <w:pPr>
+        <w:spacing w:after="240" w:before="0"/>
+        <w:ind w:left="240" w:right="240"/>
+        <w:jc w:val="left"/>
+      </w:pPr>
+      <w:r>
+        <w:rPr>
+          <w:b/>
+          <w:bCs/>
+          <w:sz w:val="18"/>
+          <w:szCs w:val="18"/>
+        </w:rPr>
+        <w:t xml:space="preserve">Figure 4 — Disputed families cancel in comparisons and persist in descriptions.</w:t>
+      </w:r>
+      <w:r>
+        <w:rPr>
+          <w:sz w:val="18"/>
+          <w:szCs w:val="18"/>
+        </w:rPr>
+        <w:t xml:space="preserve"> One claim from each catalogue's own abstract, all three fixed before any was recomputed. </w:t>
+      </w:r>
+      <w:r>
+        <w:rPr>
+          <w:i/>
+          <w:iCs/>
+          <w:sz w:val="18"/>
+          <w:szCs w:val="18"/>
+        </w:rPr>
+        <w:t xml:space="preserve">Left:</w:t>
+      </w:r>
+      <w:r>
+        <w:rPr>
+          <w:sz w:val="18"/>
+          <w:szCs w:val="18"/>
+        </w:rPr>
+        <w:t xml:space="preserve"> the wastewater catalogue's 101 vAMGs, with the queuosine-pathway genes its abstract names as most common highlighted — under the maximally-strict rule those genes disappear and 29 vAMGs go with them. </w:t>
+      </w:r>
+      <w:r>
+        <w:rPr>
+          <w:i/>
+          <w:iCs/>
+          <w:sz w:val="18"/>
+          <w:szCs w:val="18"/>
+        </w:rPr>
+        <w:t xml:space="preserve">Centre:</w:t>
+      </w:r>
+      <w:r>
+        <w:rPr>
+          <w:sz w:val="18"/>
+          <w:szCs w:val="18"/>
+        </w:rPr>
+        <w:t xml:space="preserve"> the ocean prevalence estimate falls from 19% to 16.9%. </w:t>
+      </w:r>
+      <w:r>
+        <w:rPr>
+          <w:i/>
+          <w:iCs/>
+          <w:sz w:val="18"/>
+          <w:szCs w:val="18"/>
+        </w:rPr>
+        <w:t xml:space="preserve">Right:</w:t>
+      </w:r>
+      <w:r>
+        <w:rPr>
+          <w:sz w:val="18"/>
+          <w:szCs w:val="18"/>
+        </w:rPr>
+        <w:t xml:space="preserve"> the soil contamination gradient is unchanged under every rule, for both abundance and richness.</w:t>
+      </w:r>
+    </w:p>
+    <w:p>
+      <w:pPr>
+        <w:spacing w:after="120" w:before="60"/>
+        <w:jc w:val="left"/>
+      </w:pPr>
+      <w:r>
+        <w:rPr>
+          <w:b/>
+          <w:bCs/>
+        </w:rPr>
+        <w:t xml:space="preserve">The pattern is the result.</w:t>
+      </w:r>
+      <w:r>
+        <w:t xml:space="preserve"> Disputed families are a roughly constant fraction across a gradient, so they </w:t>
+      </w:r>
+      <w:r>
+        <w:rPr>
+          <w:b/>
+          <w:bCs/>
+        </w:rPr>
+        <w:t xml:space="preserve">cancel in comparisons</w:t>
+      </w:r>
+      <w:r>
+        <w:t xml:space="preserve"> and </w:t>
+      </w:r>
+      <w:r>
+        <w:rPr>
+          <w:b/>
+          <w:bCs/>
+        </w:rPr>
+        <w:t xml:space="preserve">persist in descriptions</w:t>
+      </w:r>
+      <w:r>
+        <w:t xml:space="preserve">. A study asking </w:t>
+      </w:r>
+      <w:r>
+        <w:rPr>
+          <w:i/>
+          <w:iCs/>
+        </w:rPr>
+        <w:t xml:space="preserve">"does AMG content differ between conditions?"</w:t>
+      </w:r>
+      <w:r>
+        <w:t xml:space="preserve"> is largely robust to everything in this paper. A study asking </w:t>
+      </w:r>
+      <w:r>
+        <w:rPr>
+          <w:i/>
+          <w:iCs/>
+        </w:rPr>
+        <w:t xml:space="preserve">"what are these viruses doing?"</w:t>
+      </w:r>
+      <w:r>
+        <w:t xml:space="preserve"> is answering with families the evidence cannot resolve — and the more specific the answer, the more of it rests on them.</w:t>
+      </w:r>
+    </w:p>
+    <w:p>
+      <w:pPr>
+        <w:spacing w:after="120" w:before="60"/>
+        <w:jc w:val="left"/>
+      </w:pPr>
+      <w:r>
+        <w:t xml:space="preserve">Every recomputation reduces the published figure. None of the three claims is strengthened.</w:t>
+      </w:r>
+    </w:p>
+    <w:p>
+      <w:pPr>
+        <w:pStyle w:val="Heading2"/>
+        <w:spacing w:after="120" w:before="280"/>
+      </w:pPr>
+      <w:r>
+        <w:t xml:space="preserve">3.7 The pre-registered blind-only analysis, and what it shows</w:t>
+      </w:r>
+    </w:p>
+    <w:p>
+      <w:pPr>
+        <w:spacing w:after="120" w:before="60"/>
+        <w:jc w:val="left"/>
+      </w:pPr>
+      <w:r>
+        <w:t xml:space="preserve">The protocol commits to reporting the disputed share twice — over all families, and over the 30 families that entered blind — because five families (</w:t>
+      </w:r>
+      <w:r>
+        <w:rPr>
+          <w:rFonts w:ascii="Consolas" w:cs="Consolas" w:eastAsia="Consolas" w:hAnsi="Consolas"/>
+          <w:sz w:val="19"/>
+          <w:szCs w:val="19"/>
+        </w:rPr>
+        <w:t xml:space="preserve">dcm</w:t>
+      </w:r>
+      <w:r>
+        <w:t xml:space="preserve">, </w:t>
+      </w:r>
+      <w:r>
+        <w:rPr>
+          <w:rFonts w:ascii="Consolas" w:cs="Consolas" w:eastAsia="Consolas" w:hAnsi="Consolas"/>
+          <w:sz w:val="19"/>
+          <w:szCs w:val="19"/>
+        </w:rPr>
+        <w:t xml:space="preserve">queuosine</w:t>
+      </w:r>
+      <w:r>
+        <w:t xml:space="preserve">, </w:t>
+      </w:r>
+      <w:r>
+        <w:rPr>
+          <w:rFonts w:ascii="Consolas" w:cs="Consolas" w:eastAsia="Consolas" w:hAnsi="Consolas"/>
+          <w:sz w:val="19"/>
+          <w:szCs w:val="19"/>
+        </w:rPr>
+        <w:t xml:space="preserve">glycoside_hydrolase</w:t>
+      </w:r>
+      <w:r>
+        <w:t xml:space="preserve">, </w:t>
+      </w:r>
+      <w:r>
+        <w:rPr>
+          <w:rFonts w:ascii="Consolas" w:cs="Consolas" w:eastAsia="Consolas" w:hAnsi="Consolas"/>
+          <w:sz w:val="19"/>
+          <w:szCs w:val="19"/>
+        </w:rPr>
+        <w:t xml:space="preserve">folate</w:t>
+      </w:r>
+      <w:r>
+        <w:t xml:space="preserve">, </w:t>
+      </w:r>
+      <w:r>
+        <w:rPr>
+          <w:rFonts w:ascii="Consolas" w:cs="Consolas" w:eastAsia="Consolas" w:hAnsi="Consolas"/>
+          <w:sz w:val="19"/>
+          <w:szCs w:val="19"/>
+        </w:rPr>
+        <w:t xml:space="preserve">dsrC_tusE</w:t>
+      </w:r>
+      <w:r>
+        <w:t xml:space="preserve">) had publicly known abundance before this study started, having been named by Martin </w:t>
+      </w:r>
+      <w:r>
+        <w:rPr>
+          <w:i/>
+          <w:iCs/>
+        </w:rPr>
+        <w:t xml:space="preserve">et al.</w:t>
+      </w:r>
+      <w:r>
+        <w:t xml:space="preserve"> (§2.3).</w:t>
+      </w:r>
+    </w:p>
+    <w:tbl>
+      <w:tblPr>
+        <w:tblW w:type="dxa" w:w="9360"/>
+        <w:tblBorders>
+          <w:top w:val="single" w:color="auto" w:sz="4"/>
+          <w:left w:val="single" w:color="auto" w:sz="4"/>
+          <w:bottom w:val="single" w:color="auto" w:sz="4"/>
+          <w:right w:val="single" w:color="auto" w:sz="4"/>
+          <w:insideH w:val="single" w:color="auto" w:sz="4"/>
+          <w:insideV w:val="single" w:color="auto" w:sz="4"/>
+        </w:tblBorders>
+      </w:tblPr>
+      <w:tblGrid>
+        <w:gridCol w:w="1872"/>
+        <w:gridCol w:w="1872"/>
+        <w:gridCol w:w="1872"/>
+        <w:gridCol w:w="1872"/>
+        <w:gridCol w:w="1872"/>
+      </w:tblGrid>
+      <w:tr>
+        <w:trPr>
+          <w:tblHeader/>
+        </w:trPr>
+        <w:tc>
+          <w:tcPr>
+            <w:tcW w:type="dxa" w:w="1872"/>
+            <w:shd w:fill="EDEDF2" w:color="auto" w:val="clear"/>
+            <w:tcMar>
+              <w:top w:type="dxa" w:w="60"/>
+              <w:left w:type="dxa" w:w="100"/>
+              <w:bottom w:type="dxa" w:w="60"/>
+              <w:right w:type="dxa" w:w="100"/>
+            </w:tcMar>
+          </w:tcPr>
+          <w:p>
+            <w:pPr>
+              <w:spacing w:after="20" w:before="20"/>
+            </w:pPr>
+            <w:r>
+              <w:rPr>
+                <w:b/>
+                <w:bCs/>
+                <w:sz w:val="18"/>
+                <w:szCs w:val="18"/>
+              </w:rPr>
+              <w:t xml:space="preserve">Rule</w:t>
+            </w:r>
+          </w:p>
+        </w:tc>
+        <w:tc>
+          <w:tcPr>
+            <w:tcW w:type="dxa" w:w="1872"/>
+            <w:shd w:fill="EDEDF2" w:color="auto" w:val="clear"/>
+            <w:tcMar>
+              <w:top w:type="dxa" w:w="60"/>
+              <w:left w:type="dxa" w:w="100"/>
+              <w:bottom w:type="dxa" w:w="60"/>
+              <w:right w:type="dxa" w:w="100"/>
+            </w:tcMar>
+          </w:tcPr>
+          <w:p>
+            <w:pPr>
+              <w:spacing w:after="20" w:before="20"/>
+            </w:pPr>
+            <w:r>
+              <w:rPr>
+                <w:b/>
+                <w:bCs/>
+                <w:sz w:val="18"/>
+                <w:szCs w:val="18"/>
+              </w:rPr>
+              <w:t xml:space="preserve">Family set</w:t>
+            </w:r>
+          </w:p>
+        </w:tc>
+        <w:tc>
+          <w:tcPr>
+            <w:tcW w:type="dxa" w:w="1872"/>
+            <w:shd w:fill="EDEDF2" w:color="auto" w:val="clear"/>
+            <w:tcMar>
+              <w:top w:type="dxa" w:w="60"/>
+              <w:left w:type="dxa" w:w="100"/>
+              <w:bottom w:type="dxa" w:w="60"/>
+              <w:right w:type="dxa" w:w="100"/>
+            </w:tcMar>
+          </w:tcPr>
+          <w:p>
+            <w:pPr>
+              <w:spacing w:after="20" w:before="20"/>
+            </w:pPr>
+            <w:r>
+              <w:rPr>
+                <w:b/>
+                <w:bCs/>
+                <w:sz w:val="18"/>
+                <w:szCs w:val="18"/>
+              </w:rPr>
+              <w:t xml:space="preserve">Ocean</w:t>
+            </w:r>
+          </w:p>
+        </w:tc>
+        <w:tc>
+          <w:tcPr>
+            <w:tcW w:type="dxa" w:w="1872"/>
+            <w:shd w:fill="EDEDF2" w:color="auto" w:val="clear"/>
+            <w:tcMar>
+              <w:top w:type="dxa" w:w="60"/>
+              <w:left w:type="dxa" w:w="100"/>
+              <w:bottom w:type="dxa" w:w="60"/>
+              <w:right w:type="dxa" w:w="100"/>
+            </w:tcMar>
+          </w:tcPr>
+          <w:p>
+            <w:pPr>
+              <w:spacing w:after="20" w:before="20"/>
+            </w:pPr>
+            <w:r>
+              <w:rPr>
+                <w:b/>
+                <w:bCs/>
+                <w:sz w:val="18"/>
+                <w:szCs w:val="18"/>
+              </w:rPr>
+              <w:t xml:space="preserve">Soil</w:t>
+            </w:r>
+          </w:p>
+        </w:tc>
+        <w:tc>
+          <w:tcPr>
+            <w:tcW w:type="dxa" w:w="1872"/>
+            <w:shd w:fill="EDEDF2" w:color="auto" w:val="clear"/>
+            <w:tcMar>
+              <w:top w:type="dxa" w:w="60"/>
+              <w:left w:type="dxa" w:w="100"/>
+              <w:bottom w:type="dxa" w:w="60"/>
+              <w:right w:type="dxa" w:w="100"/>
+            </w:tcMar>
+          </w:tcPr>
+          <w:p>
+            <w:pPr>
+              <w:spacing w:after="20" w:before="20"/>
+            </w:pPr>
+            <w:r>
+              <w:rPr>
+                <w:b/>
+                <w:bCs/>
+                <w:sz w:val="18"/>
+                <w:szCs w:val="18"/>
+              </w:rPr>
+              <w:t xml:space="preserve">Wastewater</w:t>
+            </w:r>
+          </w:p>
+        </w:tc>
+      </w:tr>
+      <w:tr>
+        <w:trPr>
+          <w:tblHeader w:val="false"/>
+        </w:trPr>
+        <w:tc>
+          <w:tcPr>
+            <w:tcW w:type="dxa" w:w="1872"/>
+            <w:tcMar>
+              <w:top w:type="dxa" w:w="60"/>
+              <w:left w:type="dxa" w:w="100"/>
+              <w:bottom w:type="dxa" w:w="60"/>
+              <w:right w:type="dxa" w:w="100"/>
+            </w:tcMar>
+          </w:tcPr>
+          <w:p>
+            <w:pPr>
+              <w:spacing w:after="20" w:before="20"/>
+            </w:pPr>
+            <w:r>
+              <w:rPr>
+                <w:b w:val="false"/>
+                <w:bCs w:val="false"/>
+                <w:sz w:val="18"/>
+                <w:szCs w:val="18"/>
+              </w:rPr>
+              <w:t xml:space="preserve">Strict</w:t>
+            </w:r>
+          </w:p>
+        </w:tc>
+        <w:tc>
+          <w:tcPr>
+            <w:tcW w:type="dxa" w:w="1872"/>
+            <w:tcMar>
+              <w:top w:type="dxa" w:w="60"/>
+              <w:left w:type="dxa" w:w="100"/>
+              <w:bottom w:type="dxa" w:w="60"/>
+              <w:right w:type="dxa" w:w="100"/>
+            </w:tcMar>
+          </w:tcPr>
+          <w:p>
+            <w:pPr>
+              <w:spacing w:after="20" w:before="20"/>
+            </w:pPr>
+            <w:r>
+              <w:rPr>
+                <w:b w:val="false"/>
+                <w:bCs w:val="false"/>
+                <w:sz w:val="18"/>
+                <w:szCs w:val="18"/>
+              </w:rPr>
+              <w:t xml:space="preserve">all 35</w:t>
+            </w:r>
+          </w:p>
+        </w:tc>
+        <w:tc>
+          <w:tcPr>
+            <w:tcW w:type="dxa" w:w="1872"/>
+            <w:tcMar>
+              <w:top w:type="dxa" w:w="60"/>
+              <w:left w:type="dxa" w:w="100"/>
+              <w:bottom w:type="dxa" w:w="60"/>
+              <w:right w:type="dxa" w:w="100"/>
+            </w:tcMar>
+          </w:tcPr>
+          <w:p>
+            <w:pPr>
+              <w:spacing w:after="20" w:before="20"/>
+            </w:pPr>
+            <w:r>
+              <w:rPr>
+                <w:b w:val="false"/>
+                <w:bCs w:val="false"/>
+                <w:sz w:val="18"/>
+                <w:szCs w:val="18"/>
+              </w:rPr>
+              <w:t xml:space="preserve">18.31%</w:t>
+            </w:r>
+          </w:p>
+        </w:tc>
+        <w:tc>
+          <w:tcPr>
+            <w:tcW w:type="dxa" w:w="1872"/>
+            <w:tcMar>
+              <w:top w:type="dxa" w:w="60"/>
+              <w:left w:type="dxa" w:w="100"/>
+              <w:bottom w:type="dxa" w:w="60"/>
+              <w:right w:type="dxa" w:w="100"/>
+            </w:tcMar>
+          </w:tcPr>
+          <w:p>
+            <w:pPr>
+              <w:spacing w:after="20" w:before="20"/>
+            </w:pPr>
+            <w:r>
+              <w:rPr>
+                <w:b w:val="false"/>
+                <w:bCs w:val="false"/>
+                <w:sz w:val="18"/>
+                <w:szCs w:val="18"/>
+              </w:rPr>
+              <w:t xml:space="preserve">0.87%</w:t>
+            </w:r>
+          </w:p>
+        </w:tc>
+        <w:tc>
+          <w:tcPr>
+            <w:tcW w:type="dxa" w:w="1872"/>
+            <w:tcMar>
+              <w:top w:type="dxa" w:w="60"/>
+              <w:left w:type="dxa" w:w="100"/>
+              <w:bottom w:type="dxa" w:w="60"/>
+              <w:right w:type="dxa" w:w="100"/>
+            </w:tcMar>
+          </w:tcPr>
+          <w:p>
+            <w:pPr>
+              <w:spacing w:after="20" w:before="20"/>
+            </w:pPr>
+            <w:r>
+              <w:rPr>
+                <w:b w:val="false"/>
+                <w:bCs w:val="false"/>
+                <w:sz w:val="18"/>
+                <w:szCs w:val="18"/>
+              </w:rPr>
+              <w:t xml:space="preserve">0.00%</w:t>
+            </w:r>
+          </w:p>
+        </w:tc>
+      </w:tr>
+      <w:tr>
+        <w:trPr>
+          <w:tblHeader w:val="false"/>
+        </w:trPr>
+        <w:tc>
+          <w:tcPr>
+            <w:tcW w:type="dxa" w:w="1872"/>
+            <w:tcMar>
+              <w:top w:type="dxa" w:w="60"/>
+              <w:left w:type="dxa" w:w="100"/>
+              <w:bottom w:type="dxa" w:w="60"/>
+              <w:right w:type="dxa" w:w="100"/>
+            </w:tcMar>
+          </w:tcPr>
+          <w:p>
+            <w:pPr>
+              <w:spacing w:after="20" w:before="20"/>
+            </w:pPr>
+            <w:r>
+              <w:rPr>
+                <w:b w:val="false"/>
+                <w:bCs w:val="false"/>
+                <w:sz w:val="18"/>
+                <w:szCs w:val="18"/>
+              </w:rPr>
+              <w:t xml:space="preserve">Strict</w:t>
+            </w:r>
+          </w:p>
+        </w:tc>
+        <w:tc>
+          <w:tcPr>
+            <w:tcW w:type="dxa" w:w="1872"/>
+            <w:tcMar>
+              <w:top w:type="dxa" w:w="60"/>
+              <w:left w:type="dxa" w:w="100"/>
+              <w:bottom w:type="dxa" w:w="60"/>
+              <w:right w:type="dxa" w:w="100"/>
+            </w:tcMar>
+          </w:tcPr>
+          <w:p>
+            <w:pPr>
+              <w:spacing w:after="20" w:before="20"/>
+            </w:pPr>
+            <w:r>
+              <w:rPr>
+                <w:b/>
+                <w:bCs/>
+                <w:sz w:val="18"/>
+                <w:szCs w:val="18"/>
+              </w:rPr>
+              <w:t xml:space="preserve">blind-only (30)</w:t>
+            </w:r>
+          </w:p>
+        </w:tc>
+        <w:tc>
+          <w:tcPr>
+            <w:tcW w:type="dxa" w:w="1872"/>
+            <w:tcMar>
+              <w:top w:type="dxa" w:w="60"/>
+              <w:left w:type="dxa" w:w="100"/>
+              <w:bottom w:type="dxa" w:w="60"/>
+              <w:right w:type="dxa" w:w="100"/>
+            </w:tcMar>
+          </w:tcPr>
+          <w:p>
+            <w:pPr>
+              <w:spacing w:after="20" w:before="20"/>
+            </w:pPr>
+            <w:r>
+              <w:rPr>
+                <w:b/>
+                <w:bCs/>
+                <w:sz w:val="18"/>
+                <w:szCs w:val="18"/>
+              </w:rPr>
+              <w:t xml:space="preserve">0.00%</w:t>
+            </w:r>
+          </w:p>
+        </w:tc>
+        <w:tc>
+          <w:tcPr>
+            <w:tcW w:type="dxa" w:w="1872"/>
+            <w:tcMar>
+              <w:top w:type="dxa" w:w="60"/>
+              <w:left w:type="dxa" w:w="100"/>
+              <w:bottom w:type="dxa" w:w="60"/>
+              <w:right w:type="dxa" w:w="100"/>
+            </w:tcMar>
+          </w:tcPr>
+          <w:p>
+            <w:pPr>
+              <w:spacing w:after="20" w:before="20"/>
+            </w:pPr>
+            <w:r>
+              <w:rPr>
+                <w:b/>
+                <w:bCs/>
+                <w:sz w:val="18"/>
+                <w:szCs w:val="18"/>
+              </w:rPr>
+              <w:t xml:space="preserve">0.35% [0.14–0.89]</w:t>
+            </w:r>
+          </w:p>
+        </w:tc>
+        <w:tc>
+          <w:tcPr>
+            <w:tcW w:type="dxa" w:w="1872"/>
+            <w:tcMar>
+              <w:top w:type="dxa" w:w="60"/>
+              <w:left w:type="dxa" w:w="100"/>
+              <w:bottom w:type="dxa" w:w="60"/>
+              <w:right w:type="dxa" w:w="100"/>
+            </w:tcMar>
+          </w:tcPr>
+          <w:p>
+            <w:pPr>
+              <w:spacing w:after="20" w:before="20"/>
+            </w:pPr>
+            <w:r>
+              <w:rPr>
+                <w:b/>
+                <w:bCs/>
+                <w:sz w:val="18"/>
+                <w:szCs w:val="18"/>
+              </w:rPr>
+              <w:t xml:space="preserve">0.00%</w:t>
+            </w:r>
+          </w:p>
+        </w:tc>
+      </w:tr>
+      <w:tr>
+        <w:trPr>
+          <w:tblHeader w:val="false"/>
+        </w:trPr>
+        <w:tc>
+          <w:tcPr>
+            <w:tcW w:type="dxa" w:w="1872"/>
+            <w:tcMar>
+              <w:top w:type="dxa" w:w="60"/>
+              <w:left w:type="dxa" w:w="100"/>
+              <w:bottom w:type="dxa" w:w="60"/>
+              <w:right w:type="dxa" w:w="100"/>
+            </w:tcMar>
+          </w:tcPr>
+          <w:p>
+            <w:pPr>
+              <w:spacing w:after="20" w:before="20"/>
+            </w:pPr>
+            <w:r>
+              <w:rPr>
+                <w:b w:val="false"/>
+                <w:bCs w:val="false"/>
+                <w:sz w:val="18"/>
+                <w:szCs w:val="18"/>
+              </w:rPr>
+              <w:t xml:space="preserve">Maximally strict</w:t>
+            </w:r>
+          </w:p>
+        </w:tc>
+        <w:tc>
+          <w:tcPr>
+            <w:tcW w:type="dxa" w:w="1872"/>
+            <w:tcMar>
+              <w:top w:type="dxa" w:w="60"/>
+              <w:left w:type="dxa" w:w="100"/>
+              <w:bottom w:type="dxa" w:w="60"/>
+              <w:right w:type="dxa" w:w="100"/>
+            </w:tcMar>
+          </w:tcPr>
+          <w:p>
+            <w:pPr>
+              <w:spacing w:after="20" w:before="20"/>
+            </w:pPr>
+            <w:r>
+              <w:rPr>
+                <w:b w:val="false"/>
+                <w:bCs w:val="false"/>
+                <w:sz w:val="18"/>
+                <w:szCs w:val="18"/>
+              </w:rPr>
+              <w:t xml:space="preserve">all 35</w:t>
+            </w:r>
+          </w:p>
+        </w:tc>
+        <w:tc>
+          <w:tcPr>
+            <w:tcW w:type="dxa" w:w="1872"/>
+            <w:tcMar>
+              <w:top w:type="dxa" w:w="60"/>
+              <w:left w:type="dxa" w:w="100"/>
+              <w:bottom w:type="dxa" w:w="60"/>
+              <w:right w:type="dxa" w:w="100"/>
+            </w:tcMar>
+          </w:tcPr>
+          <w:p>
+            <w:pPr>
+              <w:spacing w:after="20" w:before="20"/>
+            </w:pPr>
+            <w:r>
+              <w:rPr>
+                <w:b w:val="false"/>
+                <w:bCs w:val="false"/>
+                <w:sz w:val="18"/>
+                <w:szCs w:val="18"/>
+              </w:rPr>
+              <w:t xml:space="preserve">28.47%</w:t>
+            </w:r>
+          </w:p>
+        </w:tc>
+        <w:tc>
+          <w:tcPr>
+            <w:tcW w:type="dxa" w:w="1872"/>
+            <w:tcMar>
+              <w:top w:type="dxa" w:w="60"/>
+              <w:left w:type="dxa" w:w="100"/>
+              <w:bottom w:type="dxa" w:w="60"/>
+              <w:right w:type="dxa" w:w="100"/>
+            </w:tcMar>
+          </w:tcPr>
+          <w:p>
+            <w:pPr>
+              <w:spacing w:after="20" w:before="20"/>
+            </w:pPr>
+            <w:r>
+              <w:rPr>
+                <w:b w:val="false"/>
+                <w:bCs w:val="false"/>
+                <w:sz w:val="18"/>
+                <w:szCs w:val="18"/>
+              </w:rPr>
+              <w:t xml:space="preserve">11.90%</w:t>
+            </w:r>
+          </w:p>
+        </w:tc>
+        <w:tc>
+          <w:tcPr>
+            <w:tcW w:type="dxa" w:w="1872"/>
+            <w:tcMar>
+              <w:top w:type="dxa" w:w="60"/>
+              <w:left w:type="dxa" w:w="100"/>
+              <w:bottom w:type="dxa" w:w="60"/>
+              <w:right w:type="dxa" w:w="100"/>
+            </w:tcMar>
+          </w:tcPr>
+          <w:p>
+            <w:pPr>
+              <w:spacing w:after="20" w:before="20"/>
+            </w:pPr>
+            <w:r>
+              <w:rPr>
+                <w:b w:val="false"/>
+                <w:bCs w:val="false"/>
+                <w:sz w:val="18"/>
+                <w:szCs w:val="18"/>
+              </w:rPr>
+              <w:t xml:space="preserve">37.66%</w:t>
+            </w:r>
+          </w:p>
+        </w:tc>
+      </w:tr>
+      <w:tr>
+        <w:trPr>
+          <w:tblHeader w:val="false"/>
+        </w:trPr>
+        <w:tc>
+          <w:tcPr>
+            <w:tcW w:type="dxa" w:w="1872"/>
+            <w:tcMar>
+              <w:top w:type="dxa" w:w="60"/>
+              <w:left w:type="dxa" w:w="100"/>
+              <w:bottom w:type="dxa" w:w="60"/>
+              <w:right w:type="dxa" w:w="100"/>
+            </w:tcMar>
+          </w:tcPr>
+          <w:p>
+            <w:pPr>
+              <w:spacing w:after="20" w:before="20"/>
+            </w:pPr>
+            <w:r>
+              <w:rPr>
+                <w:b w:val="false"/>
+                <w:bCs w:val="false"/>
+                <w:sz w:val="18"/>
+                <w:szCs w:val="18"/>
+              </w:rPr>
+              <w:t xml:space="preserve">Maximally strict</w:t>
+            </w:r>
+          </w:p>
+        </w:tc>
+        <w:tc>
+          <w:tcPr>
+            <w:tcW w:type="dxa" w:w="1872"/>
+            <w:tcMar>
+              <w:top w:type="dxa" w:w="60"/>
+              <w:left w:type="dxa" w:w="100"/>
+              <w:bottom w:type="dxa" w:w="60"/>
+              <w:right w:type="dxa" w:w="100"/>
+            </w:tcMar>
+          </w:tcPr>
+          <w:p>
+            <w:pPr>
+              <w:spacing w:after="20" w:before="20"/>
+            </w:pPr>
+            <w:r>
+              <w:rPr>
+                <w:b/>
+                <w:bCs/>
+                <w:sz w:val="18"/>
+                <w:szCs w:val="18"/>
+              </w:rPr>
+              <w:t xml:space="preserve">blind-only (30)</w:t>
+            </w:r>
+          </w:p>
+        </w:tc>
+        <w:tc>
+          <w:tcPr>
+            <w:tcW w:type="dxa" w:w="1872"/>
+            <w:tcMar>
+              <w:top w:type="dxa" w:w="60"/>
+              <w:left w:type="dxa" w:w="100"/>
+              <w:bottom w:type="dxa" w:w="60"/>
+              <w:right w:type="dxa" w:w="100"/>
+            </w:tcMar>
+          </w:tcPr>
+          <w:p>
+            <w:pPr>
+              <w:spacing w:after="20" w:before="20"/>
+            </w:pPr>
+            <w:r>
+              <w:rPr>
+                <w:b/>
+                <w:bCs/>
+                <w:sz w:val="18"/>
+                <w:szCs w:val="18"/>
+              </w:rPr>
+              <w:t xml:space="preserve">0.00%</w:t>
+            </w:r>
+          </w:p>
+        </w:tc>
+        <w:tc>
+          <w:tcPr>
+            <w:tcW w:type="dxa" w:w="1872"/>
+            <w:tcMar>
+              <w:top w:type="dxa" w:w="60"/>
+              <w:left w:type="dxa" w:w="100"/>
+              <w:bottom w:type="dxa" w:w="60"/>
+              <w:right w:type="dxa" w:w="100"/>
+            </w:tcMar>
+          </w:tcPr>
+          <w:p>
+            <w:pPr>
+              <w:spacing w:after="20" w:before="20"/>
+            </w:pPr>
+            <w:r>
+              <w:rPr>
+                <w:b/>
+                <w:bCs/>
+                <w:sz w:val="18"/>
+                <w:szCs w:val="18"/>
+              </w:rPr>
+              <w:t xml:space="preserve">0.35% [0.14–0.89]</w:t>
+            </w:r>
+          </w:p>
+        </w:tc>
+        <w:tc>
+          <w:tcPr>
+            <w:tcW w:type="dxa" w:w="1872"/>
+            <w:tcMar>
+              <w:top w:type="dxa" w:w="60"/>
+              <w:left w:type="dxa" w:w="100"/>
+              <w:bottom w:type="dxa" w:w="60"/>
+              <w:right w:type="dxa" w:w="100"/>
+            </w:tcMar>
+          </w:tcPr>
+          <w:p>
+            <w:pPr>
+              <w:spacing w:after="20" w:before="20"/>
+            </w:pPr>
+            <w:r>
+              <w:rPr>
+                <w:b/>
+                <w:bCs/>
+                <w:sz w:val="18"/>
+                <w:szCs w:val="18"/>
+              </w:rPr>
+              <w:t xml:space="preserve">0.00%</w:t>
+            </w:r>
+          </w:p>
+        </w:tc>
+      </w:tr>
+    </w:tbl>
+    <w:p>
+      <w:pPr>
+        <w:spacing w:after="160"/>
+      </w:pPr>
+      <w:r>
+        <w:t xml:space="preserve"/>
+      </w:r>
+    </w:p>
+    <w:p>
+      <w:pPr>
+        <w:spacing w:after="120" w:before="60"/>
+        <w:jc w:val="left"/>
+      </w:pPr>
+      <w:r>
+        <w:rPr>
+          <w:b/>
+          <w:bCs/>
+        </w:rPr>
+        <w:t xml:space="preserve">Every family carrying the headline was adjudicated non-blind.</w:t>
+      </w:r>
+      <w:r>
+        <w:t xml:space="preserve"> Of the seven families that leave the record under either rule, five are the seen set and the remaining two are the negative controls </w:t>
+      </w:r>
+      <w:r>
+        <w:rPr>
+          <w:rFonts w:ascii="Consolas" w:cs="Consolas" w:eastAsia="Consolas" w:hAnsi="Consolas"/>
+          <w:sz w:val="19"/>
+          <w:szCs w:val="19"/>
+        </w:rPr>
+        <w:t xml:space="preserve">xtmA</w:t>
+      </w:r>
+      <w:r>
+        <w:t xml:space="preserve">/</w:t>
+      </w:r>
+      <w:r>
+        <w:rPr>
+          <w:rFonts w:ascii="Consolas" w:cs="Consolas" w:eastAsia="Consolas" w:hAnsi="Consolas"/>
+          <w:sz w:val="19"/>
+          <w:szCs w:val="19"/>
+        </w:rPr>
+        <w:t xml:space="preserve">xtmB</w:t>
+      </w:r>
+      <w:r>
+        <w:t xml:space="preserve"> (4 soil calls between them). The blind-only disputed share is indistinguishable from zero in two of three catalogues.</w:t>
+      </w:r>
+    </w:p>
+    <w:p>
+      <w:pPr>
+        <w:spacing w:after="120" w:before="60"/>
+        <w:jc w:val="left"/>
+      </w:pPr>
+      <w:r>
+        <w:t xml:space="preserve">This requires care to interpret, in both directions.</w:t>
+      </w:r>
+    </w:p>
+    <w:p>
+      <w:pPr>
+        <w:spacing w:after="120" w:before="60"/>
+        <w:jc w:val="left"/>
+      </w:pPr>
+      <w:r>
+        <w:rPr>
+          <w:b/>
+          <w:bCs/>
+        </w:rPr>
+        <w:t xml:space="preserve">It is not evidence that the verdicts are biased.</w:t>
+      </w:r>
+      <w:r>
+        <w:t xml:space="preserve"> The seen families are seen </w:t>
+      </w:r>
+      <w:r>
+        <w:rPr>
+          <w:i/>
+          <w:iCs/>
+        </w:rPr>
+        <w:t xml:space="preserve">because Martin et al. named them</w:t>
+      </w:r>
+      <w:r>
+        <w:t xml:space="preserve">; their abundance was public before this project existed and could not have been unknown by any design. The declaration was made in advance precisely so this could be checked rather than discovered later.</w:t>
+      </w:r>
+    </w:p>
+    <w:p>
+      <w:pPr>
+        <w:spacing w:after="120" w:before="60"/>
+        <w:jc w:val="left"/>
+      </w:pPr>
+      <w:r>
+        <w:rPr>
+          <w:b/>
+          <w:bCs/>
+        </w:rPr>
+        <w:t xml:space="preserve">But the honest reading is a real constraint on the result.</w:t>
+      </w:r>
+      <w:r>
+        <w:t xml:space="preserve"> Every quantitative claim in §3.4 rests on verdicts made with the counts already known. A reader who distrusts those five verdicts is left with essentially no disputed share at all, and we would rather state that plainly than have it inferred.</w:t>
+      </w:r>
+    </w:p>
+    <w:p>
+      <w:pPr>
+        <w:spacing w:after="120" w:before="60"/>
+        <w:jc w:val="left"/>
+      </w:pPr>
+      <w:r>
+        <w:rPr>
+          <w:b/>
+          <w:bCs/>
+        </w:rPr>
+        <w:t xml:space="preserve">And there is a genuine positive finding here that we did not anticipate.</w:t>
+      </w:r>
+      <w:r>
+        <w:t xml:space="preserve"> Thirty families entered blind, and </w:t>
+      </w:r>
+      <w:r>
+        <w:rPr>
+          <w:b/>
+          <w:bCs/>
+        </w:rPr>
+        <w:t xml:space="preserve">the adjudication ruled out none of them.</w:t>
+      </w:r>
+      <w:r>
+        <w:t xml:space="preserve"> No contested family was discovered beyond those the field had already flagged. That bounds the problem usefully: the AMG record's exposure is not diffuse contamination awaiting discovery, it is concentrated in a small, already-named set. The default-COUNTS rule did what it was designed to do — on genuinely blind families, it almost never fired.</w:t>
+      </w:r>
+    </w:p>
+    <w:p>
+      <w:pPr>
+        <w:pBdr>
+          <w:bottom w:val="single" w:color="C8C8D0" w:sz="6"/>
+        </w:pBdr>
+        <w:spacing w:after="120" w:before="120"/>
+      </w:pPr>
+      <w:r>
+        <w:t xml:space="preserve"/>
+      </w:r>
+    </w:p>
+    <w:p>
+      <w:pPr>
+        <w:pStyle w:val="Heading1"/>
+        <w:spacing w:after="120" w:before="280"/>
+      </w:pPr>
+      <w:r>
+        <w:t xml:space="preserve">4. Discussion</w:t>
+      </w:r>
+    </w:p>
+    <w:p>
+      <w:pPr>
+        <w:pStyle w:val="Heading2"/>
+        <w:spacing w:after="120" w:before="280"/>
+      </w:pPr>
+      <w:r>
+        <w:t xml:space="preserve">4.1 The record is not broken, but it is unevenly load-bearing</w:t>
+      </w:r>
+    </w:p>
+    <w:p>
+      <w:pPr>
+        <w:spacing w:after="120" w:before="60"/>
+        <w:jc w:val="left"/>
+      </w:pPr>
+      <w:r>
+        <w:t xml:space="preserve">Twenty-eight of 35 families survive adjudication under a protocol explicitly designed to make exclusion difficult. Anyone expecting this study to show that the AMG literature is largely artefact should read that as the primary result. At the level of families, the field's assignments mostly hold.</w:t>
+      </w:r>
+    </w:p>
+    <w:p>
+      <w:pPr>
+        <w:spacing w:after="120" w:before="60"/>
+        <w:jc w:val="left"/>
+      </w:pPr>
+      <w:r>
+        <w:t xml:space="preserve">What does not hold is the assumption that the record is uniformly reliable. Its exposure is concentrated in a small number of families that happen to be very abundant, and — importantly — those families are mostly </w:t>
+      </w:r>
+      <w:r>
+        <w:rPr>
+          <w:b/>
+          <w:bCs/>
+        </w:rPr>
+        <w:t xml:space="preserve">unresolvable rather than refuted</w:t>
+      </w:r>
+      <w:r>
+        <w:t xml:space="preserve">. </w:t>
+      </w:r>
+      <w:r>
+        <w:rPr>
+          <w:rFonts w:ascii="Consolas" w:cs="Consolas" w:eastAsia="Consolas" w:hAnsi="Consolas"/>
+          <w:sz w:val="19"/>
+          <w:szCs w:val="19"/>
+        </w:rPr>
+        <w:t xml:space="preserve">folate</w:t>
+      </w:r>
+      <w:r>
+        <w:t xml:space="preserve"> and </w:t>
+      </w:r>
+      <w:r>
+        <w:rPr>
+          <w:rFonts w:ascii="Consolas" w:cs="Consolas" w:eastAsia="Consolas" w:hAnsi="Consolas"/>
+          <w:sz w:val="19"/>
+          <w:szCs w:val="19"/>
+        </w:rPr>
+        <w:t xml:space="preserve">queuosine</w:t>
+      </w:r>
+      <w:r>
+        <w:t xml:space="preserve"> carry the maximally-strict result in every catalogue. Neither can currently be assigned in either direction: the queuosine pathway demonstrably serves tRNA modification </w:t>
+      </w:r>
+      <w:r>
+        <w:rPr>
+          <w:i/>
+          <w:iCs/>
+        </w:rPr>
+        <w:t xml:space="preserve">and</w:t>
+      </w:r>
+      <w:r>
+        <w:t xml:space="preserve"> has been detected modifying phage DNA, and the same enzymes do both. </w:t>
+      </w:r>
+      <w:r>
+        <w:rPr>
+          <w:rFonts w:ascii="Consolas" w:cs="Consolas" w:eastAsia="Consolas" w:hAnsi="Consolas"/>
+          <w:sz w:val="19"/>
+          <w:szCs w:val="19"/>
+        </w:rPr>
+        <w:t xml:space="preserve">folE</w:t>
+      </w:r>
+      <w:r>
+        <w:t xml:space="preserve"> sits at the branch point feeding both pathways, and which branch it feeds moves the wastewater result by 18 percentage points.</w:t>
+      </w:r>
+    </w:p>
+    <w:p>
+      <w:pPr>
+        <w:spacing w:after="120" w:before="60"/>
+        <w:jc w:val="left"/>
+      </w:pPr>
+      <w:r>
+        <w:t xml:space="preserve">This is a different and more tractable problem than "the record is wrong". It localises the uncertainty to a handful of specific, nameable biochemical questions.</w:t>
+      </w:r>
+    </w:p>
+    <w:p>
+      <w:pPr>
+        <w:pStyle w:val="Heading2"/>
+        <w:spacing w:after="120" w:before="280"/>
+      </w:pPr>
+      <w:r>
+        <w:t xml:space="preserve">4.2 Why the effect is claim-dependent, and how to use that</w:t>
+      </w:r>
+    </w:p>
+    <w:p>
+      <w:pPr>
+        <w:spacing w:after="120" w:before="60"/>
+        <w:jc w:val="left"/>
+      </w:pPr>
+      <w:r>
+        <w:t xml:space="preserve">The most useful generalisation this study supports is structural rather than numerical:</w:t>
+      </w:r>
+    </w:p>
+    <w:p>
+      <w:pPr>
+        <w:pBdr>
+          <w:left w:val="single" w:color="9A9AA6" w:sz="12" w:space="8"/>
+        </w:pBdr>
+        <w:spacing w:after="80" w:before="80"/>
+        <w:ind w:left="360"/>
+      </w:pPr>
+      <w:r>
+        <w:rPr>
+          <w:b/>
+          <w:bCs/>
+          <w:sz w:val="20"/>
+          <w:szCs w:val="20"/>
+        </w:rPr>
+        <w:t xml:space="preserve">Disputed families cancel in comparisons and persist in descriptions.</w:t>
+      </w:r>
+    </w:p>
+    <w:p>
+      <w:pPr>
+        <w:spacing w:after="120" w:before="60"/>
+        <w:jc w:val="left"/>
+      </w:pPr>
+      <w:r>
+        <w:t xml:space="preserve">The mechanism is straightforward. Contested families occur at a roughly constant rate across the conditions a study compares, so they appear in both numerator and denominator of a ratio and largely drop out. The soil contamination gradient is unchanged to two decimal places under every rule. But those same families remain in any statement about what the record </w:t>
+      </w:r>
+      <w:r>
+        <w:rPr>
+          <w:i/>
+          <w:iCs/>
+        </w:rPr>
+        <w:t xml:space="preserve">is</w:t>
+      </w:r>
+      <w:r>
+        <w:t xml:space="preserve"> — what the most common vAMG is, what fraction of viruses carry one, which pathways viruses target — because there is no second term for them to cancel against.</w:t>
+      </w:r>
+    </w:p>
+    <w:p>
+      <w:pPr>
+        <w:spacing w:after="120" w:before="60"/>
+        <w:jc w:val="left"/>
+      </w:pPr>
+      <w:r>
+        <w:t xml:space="preserve">This gives readers a usable heuristic. A study comparing AMG content between treatments, sites, depths or timepoints is largely robust to everything in this paper. A study describing what viruses in an environment are doing is not, and the more specific the description, the less robust it is. The wastewater case is the limiting example: a claim naming the queuosine genes as the most common vAMGs cannot survive those genes being contested, because the claim's subject and the contested family are the same object.</w:t>
+      </w:r>
+    </w:p>
+    <w:p>
+      <w:pPr>
+        <w:pStyle w:val="Heading2"/>
+        <w:spacing w:after="120" w:before="280"/>
+      </w:pPr>
+      <w:r>
+        <w:t xml:space="preserve">4.3 The criteria problem is upstream of the counting problem</w:t>
+      </w:r>
+    </w:p>
+    <w:p>
+      <w:pPr>
+        <w:spacing w:after="120" w:before="60"/>
+        <w:jc w:val="left"/>
+      </w:pPr>
+      <w:r>
+        <w:t xml:space="preserve">Section 3.2 is, on reflection, the more uncomfortable result. Of three catalogues, one states a mechanical exclusion and enforces it almost perfectly; one states an exclusion that </w:t>
+      </w:r>
+      <w:r>
+        <w:rPr>
+          <w:b/>
+          <w:bCs/>
+        </w:rPr>
+        <w:t xml:space="preserve">cannot be applied deterministically</w:t>
+      </w:r>
+      <w:r>
+        <w:t xml:space="preserve">, because in the authors' own annotation database the same gene simultaneously satisfies and violates it depending on which KEGG category one reads; and one states its criterion in ordinary English, which cannot be checked at all without importing the checker's judgement.</w:t>
+      </w:r>
+    </w:p>
+    <w:p>
+      <w:pPr>
+        <w:spacing w:after="120" w:before="60"/>
+        <w:jc w:val="left"/>
+      </w:pPr>
+      <w:r>
+        <w:t xml:space="preserve">A rule that does not decide is not being enforced — it is being interpreted, case by case, invisibly, and no reader can reconstruct which reading was applied to which gene. This is not a failure of care by any author. It is a convention that has never required inclusion criteria to be machine-checkable, and the drift documented in this paper is what that convention produces at scale.</w:t>
+      </w:r>
+    </w:p>
+    <w:p>
+      <w:pPr>
+        <w:spacing w:after="120" w:before="60"/>
+        <w:jc w:val="left"/>
+      </w:pPr>
+      <w:r>
+        <w:t xml:space="preserve">We think this is the finding with the clearest remedy, and it does not depend on accepting a single one of our verdicts.</w:t>
+      </w:r>
+    </w:p>
+    <w:p>
+      <w:pPr>
+        <w:pStyle w:val="Heading2"/>
+        <w:spacing w:after="120" w:before="280"/>
+      </w:pPr>
+      <w:r>
+        <w:t xml:space="preserve">4.4 Eight families, no evidence</w:t>
+      </w:r>
+    </w:p>
+    <w:p>
+      <w:pPr>
+        <w:spacing w:after="120" w:before="60"/>
+        <w:jc w:val="left"/>
+      </w:pPr>
+      <w:r>
+        <w:t xml:space="preserve">Eight of 35 families have </w:t>
+      </w:r>
+      <w:r>
+        <w:rPr>
+          <w:b/>
+          <w:bCs/>
+        </w:rPr>
+        <w:t xml:space="preserve">no phage-specific experimental evidence of any kind</w:t>
+      </w:r>
+      <w:r>
+        <w:t xml:space="preserve">. Not weak evidence: none. Nobody has tested what the phage copy of those genes does, in any system, and published claims rest on them anyway.</w:t>
+      </w:r>
+    </w:p>
+    <w:p>
+      <w:pPr>
+        <w:spacing w:after="120" w:before="60"/>
+        <w:jc w:val="left"/>
+      </w:pPr>
+      <w:r>
+        <w:t xml:space="preserve">Under our protocol these families default to COUNTS, because a family with no evidence is </w:t>
+      </w:r>
+      <w:r>
+        <w:rPr>
+          <w:i/>
+          <w:iCs/>
+        </w:rPr>
+        <w:t xml:space="preserve">unresearched</w:t>
+      </w:r>
+      <w:r>
+        <w:t xml:space="preserve">, not unresolvable, and we refuse to let absence of evidence inflate the disputed share. That is the conservative choice and it works against our own hypothesis. But it should not obscure what the number means: for roughly a quarter of the families examined, the question this entire literature turns on has never been asked experimentally.</w:t>
+      </w:r>
+    </w:p>
+    <w:p>
+      <w:pPr>
+        <w:spacing w:after="120" w:before="60"/>
+        <w:jc w:val="left"/>
+      </w:pPr>
+      <w:r>
+        <w:t xml:space="preserve">Each unresolvable verdict in this study names the specific experiment that would settle it (Appendix A). We suggest that list is the most immediately actionable output here.</w:t>
+      </w:r>
+    </w:p>
+    <w:p>
+      <w:pPr>
+        <w:pStyle w:val="Heading2"/>
+        <w:spacing w:after="120" w:before="280"/>
+      </w:pPr>
+      <w:r>
+        <w:t xml:space="preserve">4.5 What we are not claiming</w:t>
+      </w:r>
+    </w:p>
+    <w:p>
+      <w:pPr>
+        <w:spacing w:after="120" w:before="60"/>
+        <w:jc w:val="left"/>
+      </w:pPr>
+      <w:r>
+        <w:t xml:space="preserve">Not that the annotations are wrong: these sequences really do encode glycosyltransferases and methyltransferases. We challenge the </w:t>
+      </w:r>
+      <w:r>
+        <w:rPr>
+          <w:b/>
+          <w:bCs/>
+        </w:rPr>
+        <w:t xml:space="preserve">inference drawn from the annotation</w:t>
+      </w:r>
+      <w:r>
+        <w:t xml:space="preserve">, not the identification — the misannotation is not in the database, it is in the sentence written afterwards.</w:t>
+      </w:r>
+    </w:p>
+    <w:p>
+      <w:pPr>
+        <w:spacing w:after="120" w:before="60"/>
+        <w:jc w:val="left"/>
+      </w:pPr>
+      <w:r>
+        <w:t xml:space="preserve">Not that any author was careless. Section 3.2 shows one team applying its own stated exclusions to 99.993%. People following reasonable rules can still produce a record that overstates, because the rules underdetermine.</w:t>
+      </w:r>
+    </w:p>
+    <w:p>
+      <w:pPr>
+        <w:spacing w:after="120" w:before="60"/>
+        <w:jc w:val="left"/>
+      </w:pPr>
+      <w:r>
+        <w:t xml:space="preserve">Not anything about any individual gene call. We cannot know what one phage in one water sample was doing with its copy of </w:t>
+      </w:r>
+      <w:r>
+        <w:rPr>
+          <w:rFonts w:ascii="Consolas" w:cs="Consolas" w:eastAsia="Consolas" w:hAnsi="Consolas"/>
+          <w:sz w:val="19"/>
+          <w:szCs w:val="19"/>
+        </w:rPr>
+        <w:t xml:space="preserve">galE</w:t>
+      </w:r>
+      <w:r>
+        <w:t xml:space="preserve">. These are claims about the most parsimonious reading of a family, applied to every call in it.</w:t>
+      </w:r>
+    </w:p>
+    <w:p>
+      <w:pPr>
+        <w:spacing w:after="120" w:before="60"/>
+        <w:jc w:val="left"/>
+      </w:pPr>
+      <w:r>
+        <w:t xml:space="preserve">And emphatically not that AMGs are not real. </w:t>
+      </w:r>
+      <w:r>
+        <w:rPr>
+          <w:rFonts w:ascii="Consolas" w:cs="Consolas" w:eastAsia="Consolas" w:hAnsi="Consolas"/>
+          <w:sz w:val="19"/>
+          <w:szCs w:val="19"/>
+        </w:rPr>
+        <w:t xml:space="preserve">psbA</w:t>
+      </w:r>
+      <w:r>
+        <w:t xml:space="preserve"> is real, </w:t>
+      </w:r>
+      <w:r>
+        <w:rPr>
+          <w:rFonts w:ascii="Consolas" w:cs="Consolas" w:eastAsia="Consolas" w:hAnsi="Consolas"/>
+          <w:sz w:val="19"/>
+          <w:szCs w:val="19"/>
+        </w:rPr>
+        <w:t xml:space="preserve">phoH</w:t>
+      </w:r>
+      <w:r>
+        <w:t xml:space="preserve">'s distribution (present in ~40% of marine phage genomes and 4% of non-marine ones; Goldsmith </w:t>
+      </w:r>
+      <w:r>
+        <w:rPr>
+          <w:i/>
+          <w:iCs/>
+        </w:rPr>
+        <w:t xml:space="preserve">et al.</w:t>
+      </w:r>
+      <w:r>
+        <w:t xml:space="preserve"> 2011, doi:10.1128/AEM.05531-11) is about as good as ecological evidence gets, and transaldolase measurably doubles the host NADPH/NADP ratio (Thompson </w:t>
+      </w:r>
+      <w:r>
+        <w:rPr>
+          <w:i/>
+          <w:iCs/>
+        </w:rPr>
+        <w:t xml:space="preserve">et al.</w:t>
+      </w:r>
+      <w:r>
+        <w:t xml:space="preserve"> 2011, doi:10.1073/pnas.1102164108). The question is only how much of the record rests on families that do not support the claim drawn from them.</w:t>
+      </w:r>
+    </w:p>
+    <w:p>
+      <w:pPr>
+        <w:pStyle w:val="Heading2"/>
+        <w:spacing w:after="120" w:before="280"/>
+      </w:pPr>
+      <w:r>
+        <w:t xml:space="preserve">4.6 On </w:t>
+      </w:r>
+      <w:r>
+        <w:rPr>
+          <w:rFonts w:ascii="Consolas" w:cs="Consolas" w:eastAsia="Consolas" w:hAnsi="Consolas"/>
+          <w:sz w:val="19"/>
+          <w:szCs w:val="19"/>
+        </w:rPr>
+        <w:t xml:space="preserve">dcm</w:t>
+      </w:r>
+      <w:r>
+        <w:t xml:space="preserve">, and on reporting one's own fragilities</w:t>
+      </w:r>
+    </w:p>
+    <w:p>
+      <w:pPr>
+        <w:spacing w:after="120" w:before="60"/>
+        <w:jc w:val="left"/>
+      </w:pPr>
+      <w:r>
+        <w:t xml:space="preserve">That a single family supplies 99.6% of the ocean strict-rule result is a fragility, and we report it as one rather than leaving it for a reviewer. It is also informative in two ways. First, </w:t>
+      </w:r>
+      <w:r>
+        <w:rPr>
+          <w:rFonts w:ascii="Consolas" w:cs="Consolas" w:eastAsia="Consolas" w:hAnsi="Consolas"/>
+          <w:sz w:val="19"/>
+          <w:szCs w:val="19"/>
+        </w:rPr>
+        <w:t xml:space="preserve">dcm</w:t>
+      </w:r>
+      <w:r>
+        <w:t xml:space="preserve"> is the least contested case in the whole record — a restriction–modification function nobody seriously argues is host metabolism — so the exposure is concentrated in the clearest case rather than a marginal one. Second, </w:t>
+      </w:r>
+      <w:r>
+        <w:rPr>
+          <w:rFonts w:ascii="Consolas" w:cs="Consolas" w:eastAsia="Consolas" w:hAnsi="Consolas"/>
+          <w:sz w:val="19"/>
+          <w:szCs w:val="19"/>
+        </w:rPr>
+        <w:t xml:space="preserve">dcm</w:t>
+      </w:r>
+      <w:r>
+        <w:t xml:space="preserve">'s verdict was fixed by the protocol as a worked example </w:t>
+      </w:r>
+      <w:r>
+        <w:rPr>
+          <w:i/>
+          <w:iCs/>
+        </w:rPr>
+        <w:t xml:space="preserve">before</w:t>
+      </w:r>
+      <w:r>
+        <w:t xml:space="preserve"> any evidence was weighed, which means the ocean strict figure is substantially a restatement of the protocol rather than a finding produced by applying it. We therefore rest nothing on it.</w:t>
+      </w:r>
+    </w:p>
+    <w:p>
+      <w:pPr>
+        <w:pStyle w:val="Heading2"/>
+        <w:spacing w:after="120" w:before="280"/>
+      </w:pPr>
+      <w:r>
+        <w:t xml:space="preserve">4.7 On the proposed rename to "auxiliary viral genes"</w:t>
+      </w:r>
+    </w:p>
+    <w:p>
+      <w:pPr>
+        <w:spacing w:after="120" w:before="60"/>
+        <w:jc w:val="left"/>
+      </w:pPr>
+      <w:r>
+        <w:t xml:space="preserve">Martin </w:t>
+      </w:r>
+      <w:r>
+        <w:rPr>
+          <w:i/>
+          <w:iCs/>
+        </w:rPr>
+        <w:t xml:space="preserve">et al.</w:t>
+      </w:r>
+      <w:r>
+        <w:t xml:space="preserve"> propose replacing AMG with the broader AVG. Our data bear on the </w:t>
+      </w:r>
+      <w:r>
+        <w:rPr>
+          <w:i/>
+          <w:iCs/>
+        </w:rPr>
+        <w:t xml:space="preserve">scope</w:t>
+      </w:r>
+      <w:r>
+        <w:t xml:space="preserve"> of that proposal, and support it on narrower grounds than they give.</w:t>
+      </w:r>
+    </w:p>
+    <w:p>
+      <w:pPr>
+        <w:spacing w:after="120" w:before="60"/>
+        <w:jc w:val="left"/>
+      </w:pPr>
+      <w:r>
+        <w:t xml:space="preserve">The case for a category-wide rename is strongest if misannotation is diffuse. It is not. Of 35 families, 28 survive adjudication; of the 30 that entered blind, </w:t>
+      </w:r>
+      <w:r>
+        <w:rPr>
+          <w:b/>
+          <w:bCs/>
+        </w:rPr>
+        <w:t xml:space="preserve">none</w:t>
+      </w:r>
+      <w:r>
+        <w:t xml:space="preserve"> was ruled out; and the entire disputed mass sits in a handful of families the field had already identified. A rename justified by "many AMGs are not what they appear" is justified by less than that phrase implies.</w:t>
+      </w:r>
+    </w:p>
+    <w:p>
+      <w:pPr>
+        <w:spacing w:after="120" w:before="60"/>
+        <w:jc w:val="left"/>
+      </w:pPr>
+      <w:r>
+        <w:t xml:space="preserve">But there is a better argument for it in our §3.2 result, which is not about misannotation at all. The problem is not principally that genes are wrongly identified — the sequences really do encode what the databases say. It is that </w:t>
+      </w:r>
+      <w:r>
+        <w:rPr>
+          <w:b/>
+          <w:bCs/>
+        </w:rPr>
+        <w:t xml:space="preserve">the category's inclusion criteria are mostly not checkable</w:t>
+      </w:r>
+      <w:r>
+        <w:t xml:space="preserve">: two of three catalogues state rules that cannot be applied deterministically. A term whose boundary cannot be enforced will drift regardless of how good the annotations are, and "auxiliary viral gene" is a wider boundary requiring a weaker commitment — which is exactly why it is more defensible.</w:t>
+      </w:r>
+    </w:p>
+    <w:p>
+      <w:pPr>
+        <w:spacing w:after="120" w:before="60"/>
+        <w:jc w:val="left"/>
+      </w:pPr>
+      <w:r>
+        <w:t xml:space="preserve">So: we support the reframing, for the criteria reason rather than the misannotation reason, and we note that adopting it should not be taken to imply that a large fraction of published AMG calls are wrong. On the evidence here, most are not.</w:t>
+      </w:r>
+    </w:p>
+    <w:p>
+      <w:pPr>
+        <w:pStyle w:val="Heading2"/>
+        <w:spacing w:after="120" w:before="280"/>
+      </w:pPr>
+      <w:r>
+        <w:t xml:space="preserve">4.8 What the field could do</w:t>
+      </w:r>
+    </w:p>
+    <w:p>
+      <w:pPr>
+        <w:pStyle w:val="ListParagraph"/>
+        <w:numPr>
+          <w:ilvl w:val="0"/>
+          <w:numId w:val="2"/>
+        </w:numPr>
+        <w:spacing w:after="40" w:before="40"/>
+      </w:pPr>
+      <w:r>
+        <w:rPr>
+          <w:b/>
+          <w:bCs/>
+        </w:rPr>
+        <w:t xml:space="preserve">Report AMG counts under more than one rule.</w:t>
+      </w:r>
+      <w:r>
+        <w:t xml:space="preserve"> The spread between inclusive and maximally strict reaches 28.5 percentage points within a single catalogue. A single number conceals a choice that a reader cannot see or reverse.</w:t>
+      </w:r>
+    </w:p>
+    <w:p>
+      <w:pPr>
+        <w:pStyle w:val="ListParagraph"/>
+        <w:numPr>
+          <w:ilvl w:val="0"/>
+          <w:numId w:val="2"/>
+        </w:numPr>
+        <w:spacing w:after="40" w:before="40"/>
+      </w:pPr>
+      <w:r>
+        <w:rPr>
+          <w:b/>
+          <w:bCs/>
+        </w:rPr>
+        <w:t xml:space="preserve">State inclusion criteria mechanically enough to be checked.</w:t>
+      </w:r>
+      <w:r>
+        <w:t xml:space="preserve"> If a criterion cannot be applied deterministically using the annotation database the study itself used, it is not functioning as a criterion.</w:t>
+      </w:r>
+    </w:p>
+    <w:p>
+      <w:pPr>
+        <w:pStyle w:val="ListParagraph"/>
+        <w:numPr>
+          <w:ilvl w:val="0"/>
+          <w:numId w:val="2"/>
+        </w:numPr>
+        <w:spacing w:after="40" w:before="40"/>
+      </w:pPr>
+      <w:r>
+        <w:rPr>
+          <w:b/>
+          <w:bCs/>
+        </w:rPr>
+        <w:t xml:space="preserve">Report the namespace and the unit.</w:t>
+      </w:r>
+      <w:r>
+        <w:t xml:space="preserve"> KEGG and Pfam disagree by up to threefold on the same catalogue, and in opposite directions in different environments; genes and calls are not interchangeable.</w:t>
+      </w:r>
+    </w:p>
+    <w:p>
+      <w:pPr>
+        <w:pStyle w:val="ListParagraph"/>
+        <w:numPr>
+          <w:ilvl w:val="0"/>
+          <w:numId w:val="2"/>
+        </w:numPr>
+        <w:spacing w:after="40" w:before="40"/>
+      </w:pPr>
+      <w:r>
+        <w:rPr>
+          <w:b/>
+          <w:bCs/>
+        </w:rPr>
+        <w:t xml:space="preserve">Do the named experiments.</w:t>
+      </w:r>
+      <w:r>
+        <w:t xml:space="preserve"> Three unresolvable families, three specified experiments, and eight families with no phage-specific evidence at all.</w:t>
+      </w:r>
+    </w:p>
+    <w:p>
+      <w:pPr>
+        <w:pStyle w:val="Heading2"/>
+        <w:spacing w:after="120" w:before="280"/>
+      </w:pPr>
+      <w:r>
+        <w:t xml:space="preserve">4.9 A note on method</w:t>
+      </w:r>
+    </w:p>
+    <w:p>
+      <w:pPr>
+        <w:spacing w:after="120" w:before="60"/>
+        <w:jc w:val="left"/>
+      </w:pPr>
+      <w:r>
+        <w:t xml:space="preserve">Three headline numbers in this study were killed by checks built into it beforehand: a family that turned out to be 99.4% a protein </w:t>
+      </w:r>
+      <w:r>
+        <w:rPr>
+          <w:i/>
+          <w:iCs/>
+        </w:rPr>
+        <w:t xml:space="preserve">fold</w:t>
+      </w:r>
+      <w:r>
+        <w:t xml:space="preserve"> rather than an activity; an apparent abundance depletion that was per-virus values summed over per-gene rows; and an inter-rater agreement figure whose independence could not be verified. Each was caught by something set up in advance — a frozen accession list with a status column, a pre-registered commitment to report both weightings, a sealed counts file, a routine text comparison.</w:t>
+      </w:r>
+    </w:p>
+    <w:p>
+      <w:pPr>
+        <w:spacing w:after="120" w:before="60"/>
+        <w:jc w:val="left"/>
+      </w:pPr>
+      <w:r>
+        <w:t xml:space="preserve">We report them because a study arguing that a field's conventions permit undetected drift is obliged to demonstrate that its own conventions detect it.</w:t>
+      </w:r>
+    </w:p>
+    <w:p>
+      <w:pPr>
+        <w:pStyle w:val="Heading1"/>
+        <w:spacing w:after="120" w:before="280"/>
+      </w:pPr>
+      <w:r>
+        <w:t xml:space="preserve">5. Limitations</w:t>
+      </w:r>
+    </w:p>
+    <w:p>
+      <w:pPr>
+        <w:pStyle w:val="ListParagraph"/>
+        <w:numPr>
+          <w:ilvl w:val="0"/>
+          <w:numId w:val="2"/>
+        </w:numPr>
+        <w:spacing w:after="40" w:before="40"/>
+      </w:pPr>
+      <w:r>
+        <w:rPr>
+          <w:b/>
+          <w:bCs/>
+        </w:rPr>
+        <w:t xml:space="preserve">Every family carrying the headline was adjudicated non-blind</w:t>
+      </w:r>
+      <w:r>
+        <w:t xml:space="preserve"> (§2.3, §3.7). The five families driving the result had publicly known abundance because Martin </w:t>
+      </w:r>
+      <w:r>
+        <w:rPr>
+          <w:i/>
+          <w:iCs/>
+        </w:rPr>
+        <w:t xml:space="preserve">et al.</w:t>
+      </w:r>
+      <w:r>
+        <w:t xml:space="preserve"> named them. This was declared in the protocol in advance and the blind-only analysis is reported, but it is the single largest constraint on how much weight §3.4 can bear.</w:t>
+      </w:r>
+    </w:p>
+    <w:p>
+      <w:pPr>
+        <w:pStyle w:val="ListParagraph"/>
+        <w:numPr>
+          <w:ilvl w:val="0"/>
+          <w:numId w:val="2"/>
+        </w:numPr>
+        <w:spacing w:after="40" w:before="40"/>
+      </w:pPr>
+      <w:r>
+        <w:rPr>
+          <w:b/>
+          <w:bCs/>
+        </w:rPr>
+        <w:t xml:space="preserve">Independence of the second adjudication pass is unverified</w:t>
+      </w:r>
+      <w:r>
+        <w:t xml:space="preserve"> (§2.5). No inter-rater reliability statistic is claimed.</w:t>
+      </w:r>
+    </w:p>
+    <w:p>
+      <w:pPr>
+        <w:pStyle w:val="ListParagraph"/>
+        <w:numPr>
+          <w:ilvl w:val="0"/>
+          <w:numId w:val="2"/>
+        </w:numPr>
+        <w:spacing w:after="40" w:before="40"/>
+      </w:pPr>
+      <w:r>
+        <w:rPr>
+          <w:b/>
+          <w:bCs/>
+        </w:rPr>
+        <w:t xml:space="preserve">No control in this study is blind.</w:t>
+      </w:r>
+      <w:r>
+        <w:t xml:space="preserve"> The protocol names all four, plus the </w:t>
+      </w:r>
+      <w:r>
+        <w:rPr>
+          <w:rFonts w:ascii="Consolas" w:cs="Consolas" w:eastAsia="Consolas" w:hAnsi="Consolas"/>
+          <w:sz w:val="19"/>
+          <w:szCs w:val="19"/>
+        </w:rPr>
+        <w:t xml:space="preserve">dcm</w:t>
+      </w:r>
+      <w:r>
+        <w:t xml:space="preserve"> worked example.</w:t>
+      </w:r>
+    </w:p>
+    <w:p>
+      <w:pPr>
+        <w:pStyle w:val="ListParagraph"/>
+        <w:numPr>
+          <w:ilvl w:val="0"/>
+          <w:numId w:val="2"/>
+        </w:numPr>
+        <w:spacing w:after="40" w:before="40"/>
+      </w:pPr>
+      <w:r>
+        <w:rPr>
+          <w:b/>
+          <w:bCs/>
+        </w:rPr>
+        <w:t xml:space="preserve">Abundance weighting covers 5% of the record</w:t>
+      </w:r>
+      <w:r>
+        <w:t xml:space="preserve"> (§3.5).</w:t>
+      </w:r>
+    </w:p>
+    <w:p>
+      <w:pPr>
+        <w:pStyle w:val="ListParagraph"/>
+        <w:numPr>
+          <w:ilvl w:val="0"/>
+          <w:numId w:val="2"/>
+        </w:numPr>
+        <w:spacing w:after="40" w:before="40"/>
+      </w:pPr>
+      <w:r>
+        <w:rPr>
+          <w:b/>
+          <w:bCs/>
+        </w:rPr>
+        <w:t xml:space="preserve">35 families, not all families.</w:t>
+      </w:r>
+      <w:r>
+        <w:t xml:space="preserve"> 18 further families were removed by Amendment 2 and counted in aggregate as COUNTS, accounting for 3.1 percentage points.</w:t>
+      </w:r>
+    </w:p>
+    <w:p>
+      <w:pPr>
+        <w:pStyle w:val="ListParagraph"/>
+        <w:numPr>
+          <w:ilvl w:val="0"/>
+          <w:numId w:val="2"/>
+        </w:numPr>
+        <w:spacing w:after="40" w:before="40"/>
+      </w:pPr>
+      <w:r>
+        <w:rPr>
+          <w:b/>
+          <w:bCs/>
+        </w:rPr>
+        <w:t xml:space="preserve">Family-level verdicts are applied to every call in the family.</w:t>
+      </w:r>
+      <w:r>
+        <w:t xml:space="preserve"> No claim is made about any individual gene call, which cannot be adjudicated from catalogue data.</w:t>
+      </w:r>
+    </w:p>
+    <w:p>
+      <w:pPr>
+        <w:pStyle w:val="ListParagraph"/>
+        <w:numPr>
+          <w:ilvl w:val="0"/>
+          <w:numId w:val="2"/>
+        </w:numPr>
+        <w:spacing w:after="40" w:before="40"/>
+      </w:pPr>
+      <w:r>
+        <w:rPr>
+          <w:b/>
+          <w:bCs/>
+        </w:rPr>
+        <w:t xml:space="preserve">Adjudication is defeasible.</w:t>
+      </w:r>
+      <w:r>
+        <w:t xml:space="preserve"> Verdicts reflect the best reading of current evidence, not settled fact — which is why confidence is recorded separately and why Tier 6 alone cannot rule a family out.</w:t>
+      </w:r>
+    </w:p>
+    <w:p>
+      <w:pPr>
+        <w:pStyle w:val="Heading1"/>
+        <w:spacing w:after="120" w:before="280"/>
+      </w:pPr>
+      <w:r>
+        <w:t xml:space="preserve">6. Data and code availability</w:t>
+      </w:r>
+    </w:p>
+    <w:p>
+      <w:pPr>
+        <w:spacing w:after="120" w:before="60"/>
+        <w:jc w:val="left"/>
+      </w:pPr>
+      <w:r>
+        <w:t xml:space="preserve">All code, intermediate results, the frozen accession list, the pre-registered protocol with amendments, the sealed abundance counts with their commit history, and both adjudication passes: </w:t>
+      </w:r>
+      <w:r>
+        <w:rPr>
+          <w:b/>
+          <w:bCs/>
+        </w:rPr>
+        <w:t xml:space="preserve">https://github.com/dmurfy06/amg-annotation-audit</w:t>
+      </w:r>
+    </w:p>
+    <w:p>
+      <w:pPr>
+        <w:spacing w:after="120" w:before="60"/>
+        <w:jc w:val="left"/>
+      </w:pPr>
+      <w:r>
+        <w:t xml:space="preserve">Source catalogues are the published supplementary files of the three cited studies and are not redistributed here.</w:t>
+      </w:r>
+    </w:p>
+    <w:p>
+      <w:pPr>
+        <w:pStyle w:val="Heading1"/>
+        <w:spacing w:after="120" w:before="280"/>
+      </w:pPr>
+      <w:r>
+        <w:t xml:space="preserve">7. References</w:t>
+      </w:r>
+    </w:p>
+    <w:p>
+      <w:pPr>
+        <w:spacing w:after="120" w:before="60"/>
+        <w:jc w:val="left"/>
+      </w:pPr>
+      <w:r>
+        <w:t xml:space="preserve">All entries below were retrieved and verified via PubMed. The primary phage literature underpinning individual family verdicts is cited inline in Appendix A and in </w:t>
+      </w:r>
+      <w:r>
+        <w:rPr>
+          <w:rFonts w:ascii="Consolas" w:cs="Consolas" w:eastAsia="Consolas" w:hAnsi="Consolas"/>
+          <w:sz w:val="19"/>
+          <w:szCs w:val="19"/>
+        </w:rPr>
+        <w:t xml:space="preserve">results/chunk5_evidence_dossiers.md</w:t>
+      </w:r>
+      <w:r>
+        <w:t xml:space="preserve">, and is not repeated here.</w:t>
+      </w:r>
+    </w:p>
+    <w:p>
+      <w:pPr>
+        <w:spacing w:after="120" w:before="60"/>
+        <w:jc w:val="left"/>
+      </w:pPr>
+      <w:r>
+        <w:rPr>
+          <w:b/>
+          <w:bCs/>
+        </w:rPr>
+        <w:t xml:space="preserve">The three source catalogues</w:t>
+      </w:r>
+    </w:p>
+    <w:p>
+      <w:pPr>
+        <w:pStyle w:val="ListParagraph"/>
+        <w:numPr>
+          <w:ilvl w:val="0"/>
+          <w:numId w:val="2"/>
+        </w:numPr>
+        <w:spacing w:after="40" w:before="40"/>
+      </w:pPr>
+      <w:r>
+        <w:t xml:space="preserve">Tian F, Wainaina JM, Howard-Varona C, Domínguez-Huerta G, Bolduc B, Gazitúa MC, Smith G, Gittrich MR, Zablocki O, Cronin DR, Eveillard D, Hallam SJ, Sullivan MB (2024). Prokaryotic-virus-encoded auxiliary metabolic genes throughout the global oceans. </w:t>
+      </w:r>
+      <w:r>
+        <w:rPr>
+          <w:i/>
+          <w:iCs/>
+        </w:rPr>
+        <w:t xml:space="preserve">Microbiome</w:t>
+      </w:r>
+      <w:r>
+        <w:t xml:space="preserve"> 12(1):159. </w:t>
+      </w:r>
+      <w:r>
+        <w:rPr>
+          <w:color w:val="0563C1"/>
+        </w:rPr>
+        <w:t xml:space="preserve">doi:10.1186/s40168-024-01876-z</w:t>
+      </w:r>
+    </w:p>
+    <w:p>
+      <w:pPr>
+        <w:pStyle w:val="ListParagraph"/>
+        <w:numPr>
+          <w:ilvl w:val="0"/>
+          <w:numId w:val="2"/>
+        </w:numPr>
+        <w:spacing w:after="40" w:before="40"/>
+      </w:pPr>
+      <w:r>
+        <w:t xml:space="preserve">Zheng X, Jahn MT, Sun M, Friman V-P, Balcazar JL, Wang J, Shi Y, Gong X, Hu F, Zhu Y-G (2022). Organochlorine contamination enriches virus-encoded metabolism and pesticide degradation associated auxiliary genes in soil microbiomes. </w:t>
+      </w:r>
+      <w:r>
+        <w:rPr>
+          <w:i/>
+          <w:iCs/>
+        </w:rPr>
+        <w:t xml:space="preserve">ISME J</w:t>
+      </w:r>
+      <w:r>
+        <w:t xml:space="preserve"> 16(5):1397–1408. </w:t>
+      </w:r>
+      <w:r>
+        <w:rPr>
+          <w:color w:val="0563C1"/>
+        </w:rPr>
+        <w:t xml:space="preserve">doi:10.1038/s41396-022-01188-w</w:t>
+      </w:r>
+    </w:p>
+    <w:p>
+      <w:pPr>
+        <w:pStyle w:val="ListParagraph"/>
+        <w:numPr>
+          <w:ilvl w:val="0"/>
+          <w:numId w:val="2"/>
+        </w:numPr>
+        <w:spacing w:after="40" w:before="40"/>
+      </w:pPr>
+      <w:r>
+        <w:t xml:space="preserve">Yuan L, Ju F (2023). Potential auxiliary metabolic capabilities and activities reveal biochemical impacts of viruses in municipal wastewater treatment plants. </w:t>
+      </w:r>
+      <w:r>
+        <w:rPr>
+          <w:i/>
+          <w:iCs/>
+        </w:rPr>
+        <w:t xml:space="preserve">Environ Sci Technol</w:t>
+      </w:r>
+      <w:r>
+        <w:t xml:space="preserve"> 57(13):5485–5498. </w:t>
+      </w:r>
+      <w:r>
+        <w:rPr>
+          <w:color w:val="0563C1"/>
+        </w:rPr>
+        <w:t xml:space="preserve">doi:10.1021/acs.est.2c07800</w:t>
+      </w:r>
+    </w:p>
+    <w:p>
+      <w:pPr>
+        <w:spacing w:after="120" w:before="60"/>
+        <w:jc w:val="left"/>
+      </w:pPr>
+      <w:r>
+        <w:rPr>
+          <w:b/>
+          <w:bCs/>
+        </w:rPr>
+        <w:t xml:space="preserve">The critique and the standards this study responds to</w:t>
+      </w:r>
+    </w:p>
+    <w:p>
+      <w:pPr>
+        <w:pStyle w:val="ListParagraph"/>
+        <w:numPr>
+          <w:ilvl w:val="0"/>
+          <w:numId w:val="2"/>
+        </w:numPr>
+        <w:spacing w:after="40" w:before="40"/>
+      </w:pPr>
+      <w:r>
+        <w:t xml:space="preserve">Martin C, Emerson JB, Roux S, Anantharaman K (2025). A call for caution in the biological interpretation of viral auxiliary metabolic genes. </w:t>
+      </w:r>
+      <w:r>
+        <w:rPr>
+          <w:i/>
+          <w:iCs/>
+        </w:rPr>
+        <w:t xml:space="preserve">Nature Microbiology</w:t>
+      </w:r>
+      <w:r>
+        <w:t xml:space="preserve"> 10(9):2122–2129. </w:t>
+      </w:r>
+      <w:r>
+        <w:rPr>
+          <w:color w:val="0563C1"/>
+        </w:rPr>
+        <w:t xml:space="preserve">doi:10.1038/s41564-025-02095-4</w:t>
+      </w:r>
+    </w:p>
+    <w:p>
+      <w:pPr>
+        <w:pStyle w:val="ListParagraph"/>
+        <w:numPr>
+          <w:ilvl w:val="0"/>
+          <w:numId w:val="2"/>
+        </w:numPr>
+        <w:spacing w:after="40" w:before="40"/>
+      </w:pPr>
+      <w:r>
+        <w:t xml:space="preserve">Pratama AA, Bolduc B, Zayed AA, Zhong Z-P, Guo J, Vik DR, Gazitúa MC, Wainaina JM, Roux S, Sullivan MB (2021). Expanding standards in viromics: in silico evaluation of dsDNA viral genome identification, classification, and auxiliary metabolic gene curation. </w:t>
+      </w:r>
+      <w:r>
+        <w:rPr>
+          <w:i/>
+          <w:iCs/>
+        </w:rPr>
+        <w:t xml:space="preserve">PeerJ</w:t>
+      </w:r>
+      <w:r>
+        <w:t xml:space="preserve"> 9:e11447. </w:t>
+      </w:r>
+      <w:r>
+        <w:rPr>
+          <w:color w:val="0563C1"/>
+        </w:rPr>
+        <w:t xml:space="preserve">doi:10.7717/peerj.11447</w:t>
+      </w:r>
+    </w:p>
+    <w:p>
+      <w:pPr>
+        <w:spacing w:after="120" w:before="60"/>
+        <w:jc w:val="left"/>
+      </w:pPr>
+      <w:r>
+        <w:rPr>
+          <w:b/>
+          <w:bCs/>
+        </w:rPr>
+        <w:t xml:space="preserve">The `psbA` evidence chain (positive controls, §1)</w:t>
+      </w:r>
+    </w:p>
+    <w:p>
+      <w:pPr>
+        <w:pStyle w:val="ListParagraph"/>
+        <w:numPr>
+          <w:ilvl w:val="0"/>
+          <w:numId w:val="2"/>
+        </w:numPr>
+        <w:spacing w:after="40" w:before="40"/>
+      </w:pPr>
+      <w:r>
+        <w:t xml:space="preserve">Mann NH, Cook A, Millard A, Bailey S, Clokie M (2003). Marine ecosystems: bacterial photosynthesis genes in a virus. </w:t>
+      </w:r>
+      <w:r>
+        <w:rPr>
+          <w:i/>
+          <w:iCs/>
+        </w:rPr>
+        <w:t xml:space="preserve">Nature</w:t>
+      </w:r>
+      <w:r>
+        <w:t xml:space="preserve"> 424(6950):741. </w:t>
+      </w:r>
+      <w:r>
+        <w:rPr>
+          <w:color w:val="0563C1"/>
+        </w:rPr>
+        <w:t xml:space="preserve">doi:10.1038/424741a</w:t>
+      </w:r>
+    </w:p>
+    <w:p>
+      <w:pPr>
+        <w:pStyle w:val="ListParagraph"/>
+        <w:numPr>
+          <w:ilvl w:val="0"/>
+          <w:numId w:val="2"/>
+        </w:numPr>
+        <w:spacing w:after="40" w:before="40"/>
+      </w:pPr>
+      <w:r>
+        <w:t xml:space="preserve">Lindell D, Jaffe JD, Johnson ZI, Church GM, Chisholm SW (2005). Photosynthesis genes in marine viruses yield proteins during host infection. </w:t>
+      </w:r>
+      <w:r>
+        <w:rPr>
+          <w:i/>
+          <w:iCs/>
+        </w:rPr>
+        <w:t xml:space="preserve">Nature</w:t>
+      </w:r>
+      <w:r>
+        <w:t xml:space="preserve"> 438(7064):86–89. </w:t>
+      </w:r>
+      <w:r>
+        <w:rPr>
+          <w:color w:val="0563C1"/>
+        </w:rPr>
+        <w:t xml:space="preserve">doi:10.1038/nature04111</w:t>
+      </w:r>
+    </w:p>
+    <w:p>
+      <w:pPr>
+        <w:pStyle w:val="ListParagraph"/>
+        <w:numPr>
+          <w:ilvl w:val="0"/>
+          <w:numId w:val="2"/>
+        </w:numPr>
+        <w:spacing w:after="40" w:before="40"/>
+      </w:pPr>
+      <w:r>
+        <w:t xml:space="preserve">Sullivan MB, Lindell D, Lee JA, Thompson LR, Bielawski JP, Chisholm SW (2006). Prevalence and evolution of core photosystem II genes in marine cyanobacterial viruses and their hosts. </w:t>
+      </w:r>
+      <w:r>
+        <w:rPr>
+          <w:i/>
+          <w:iCs/>
+        </w:rPr>
+        <w:t xml:space="preserve">PLoS Biology</w:t>
+      </w:r>
+      <w:r>
+        <w:t xml:space="preserve"> 4(8):e234. </w:t>
+      </w:r>
+      <w:r>
+        <w:rPr>
+          <w:color w:val="0563C1"/>
+        </w:rPr>
+        <w:t xml:space="preserve">doi:10.1371/journal.pbio.0040234</w:t>
+      </w:r>
+    </w:p>
+    <w:p>
+      <w:pPr>
+        <w:pBdr>
+          <w:left w:val="single" w:color="9A9AA6" w:sz="12" w:space="8"/>
+        </w:pBdr>
+        <w:spacing w:after="80" w:before="80"/>
+        <w:ind w:left="360"/>
+      </w:pPr>
+      <w:r>
+        <w:rPr>
+          <w:b/>
+          <w:bCs/>
+          <w:sz w:val="20"/>
+          <w:szCs w:val="20"/>
+        </w:rPr>
+        <w:t xml:space="preserve">A note on overlapping authorship, stated for transparency.</w:t>
+      </w:r>
+      <w:r>
+        <w:rPr>
+          <w:sz w:val="20"/>
+          <w:szCs w:val="20"/>
+        </w:rPr>
+        <w:t xml:space="preserve"> Sullivan is an author on the ocean catalogue (1), the standards paper (5) and the </w:t>
+      </w:r>
+      <w:r>
+        <w:rPr>
+          <w:rFonts w:ascii="Consolas" w:cs="Consolas" w:eastAsia="Consolas" w:hAnsi="Consolas"/>
+          <w:sz w:val="19"/>
+          <w:szCs w:val="19"/>
+        </w:rPr>
+        <w:t xml:space="preserve">psbA</w:t>
+      </w:r>
+      <w:r>
+        <w:rPr>
+          <w:sz w:val="20"/>
+          <w:szCs w:val="20"/>
+        </w:rPr>
+        <w:t xml:space="preserve"> prevalence survey (8); Roux is an author on the critique (4) and the standards paper (5). This is a small field. Nothing here is a criticism of any individual, and the analysis in §3.2 was constructed to be independent of whose rubric is applied precisely because that is unavoidable.</w:t>
+      </w:r>
+    </w:p>
+    <w:p>
+      <w:pPr>
+        <w:pStyle w:val="Heading1"/>
+        <w:spacing w:after="120" w:before="280"/>
+      </w:pPr>
+      <w:r>
+        <w:t xml:space="preserve">8. Acknowledgements</w:t>
+      </w:r>
+    </w:p>
+    <w:p>
+      <w:pPr>
+        <w:spacing w:after="120" w:before="60"/>
+        <w:jc w:val="left"/>
+      </w:pPr>
+      <w:r>
+        <w:t xml:space="preserve">Analysis code was written with Claude (Anthropic), and the first adjudication pass was AI-produced; see §2.5 for what that means for the reliability claims in this paper. Scientific judgement, verdicts, and all decisions about what to report are the author's.</w:t>
+      </w:r>
+    </w:p>
+    <w:p>
+      <w:pPr>
+        <w:pBdr>
+          <w:bottom w:val="single" w:color="C8C8D0" w:sz="6"/>
+        </w:pBdr>
+        <w:spacing w:after="120" w:before="120"/>
+      </w:pPr>
+      <w:r>
+        <w:t xml:space="preserve"/>
+      </w:r>
+    </w:p>
+    <w:p>
+      <w:pPr>
+        <w:pStyle w:val="Heading1"/>
+        <w:spacing w:after="120" w:before="280"/>
+      </w:pPr>
+      <w:r>
+        <w:t xml:space="preserve">Appendix A — the 35 adjudicated families</w:t>
+      </w:r>
+    </w:p>
+    <w:p>
+      <w:pPr>
+        <w:spacing w:after="120" w:before="60"/>
+        <w:jc w:val="left"/>
+      </w:pPr>
+      <w:r>
+        <w:rPr>
+          <w:b/>
+          <w:bCs/>
+        </w:rPr>
+        <w:t xml:space="preserve">Complete: `manuscript/appendix_a_families.md`.</w:t>
+      </w:r>
+      <w:r>
+        <w:t xml:space="preserve"> Verdict, evidence tier, confidence, per-catalogue counts, basis for inclusion and full accession list for all 35 families, plus the named resolving experiment for each unresolvable verdict. Generated directly from the adjudication record by </w:t>
+      </w:r>
+      <w:r>
+        <w:rPr>
+          <w:rFonts w:ascii="Consolas" w:cs="Consolas" w:eastAsia="Consolas" w:hAnsi="Consolas"/>
+          <w:sz w:val="19"/>
+          <w:szCs w:val="19"/>
+        </w:rPr>
+        <w:t xml:space="preserve">scripts/build_appendix_a.py</w:t>
+      </w:r>
+      <w:r>
+        <w:t xml:space="preserve"> rather than transcribed, so it cannot drift from the underlying verdicts.</w:t>
+      </w:r>
+    </w:p>
+    <w:p>
+      <w:pPr>
+        <w:pStyle w:val="Heading1"/>
+        <w:spacing w:after="120" w:before="280"/>
+      </w:pPr>
+      <w:r>
+        <w:t xml:space="preserve">Figure sources</w:t>
+      </w:r>
+    </w:p>
+    <w:p>
+      <w:pPr>
+        <w:spacing w:after="120" w:before="60"/>
+        <w:jc w:val="left"/>
+      </w:pPr>
+      <w:r>
+        <w:t xml:space="preserve">All four figures appear inline in the Results. They are built by </w:t>
+      </w:r>
+      <w:r>
+        <w:rPr>
+          <w:rFonts w:ascii="Consolas" w:cs="Consolas" w:eastAsia="Consolas" w:hAnsi="Consolas"/>
+          <w:sz w:val="19"/>
+          <w:szCs w:val="19"/>
+        </w:rPr>
+        <w:t xml:space="preserve">scripts/build_figures.py</w:t>
+      </w:r>
+      <w:r>
+        <w:t xml:space="preserve">; Figures 1–3 are computed directly from the sealed counts and the adjudication record, and Figure 4 from the chunk 7 outputs, so no plotted value is transcribed by hand. PNG and vector PDF are in </w:t>
+      </w:r>
+      <w:r>
+        <w:rPr>
+          <w:rFonts w:ascii="Consolas" w:cs="Consolas" w:eastAsia="Consolas" w:hAnsi="Consolas"/>
+          <w:sz w:val="19"/>
+          <w:szCs w:val="19"/>
+        </w:rPr>
+        <w:t xml:space="preserve">manuscript/figures/</w:t>
+      </w:r>
+      <w:r>
+        <w:t xml:space="preserve">. The palette is Okabe–Ito and legible in greyscale.</w:t>
       </w:r>
     </w:p>
     <w:sectPr>

--- a/manuscript/preprint_bioRxiv.docx
+++ b/manuscript/preprint_bioRxiv.docx
@@ -39,7 +39,7 @@
           <w:i/>
           <w:iCs/>
         </w:rPr>
-        <w:t xml:space="preserve">[AFFILIATION — decide before submitting: your university department, or "Independent researcher, United Kingdom". Delete this note.]</w:t>
+        <w:t xml:space="preserve">Independent researcher, United Kingdom</w:t>
       </w:r>
     </w:p>
     <w:p>

--- a/manuscript/preprint_bioRxiv.docx
+++ b/manuscript/preprint_bioRxiv.docx
@@ -80,8 +80,14 @@
         <w:t xml:space="preserve">Competing interests:</w:t>
       </w:r>
       <w:r>
-        <w:t xml:space="preserve"> none declared. </w:t>
-      </w:r>
+        <w:t xml:space="preserve"> none declared.</w:t>
+      </w:r>
+    </w:p>
+    <w:p>
+      <w:pPr>
+        <w:spacing w:after="120" w:before="60"/>
+        <w:jc w:val="left"/>
+      </w:pPr>
       <w:r>
         <w:rPr>
           <w:b/>
@@ -91,6 +97,32 @@
       </w:r>
       <w:r>
         <w:t xml:space="preserve"> this work received no funding.</w:t>
+      </w:r>
+    </w:p>
+    <w:p>
+      <w:pPr>
+        <w:spacing w:after="120" w:before="60"/>
+        <w:jc w:val="left"/>
+      </w:pPr>
+      <w:r>
+        <w:rPr>
+          <w:b/>
+          <w:bCs/>
+        </w:rPr>
+        <w:t xml:space="preserve">Use of generative AI.</w:t>
+      </w:r>
+      <w:r>
+        <w:t xml:space="preserve"> A large language model (Claude, Anthropic) was used to write the analysis code, to conduct literature searches, and to produce a </w:t>
+      </w:r>
+      <w:r>
+        <w:rPr>
+          <w:b/>
+          <w:bCs/>
+        </w:rPr>
+        <w:t xml:space="preserve">first-pass adjudication of all 35 gene families</w:t>
+      </w:r>
+      <w:r>
+        <w:t xml:space="preserve">, which the author then re-rated independently for the 12 families where evidentiary judgement was required. The AI is not an author and made no decision about what to report. All verdicts, all reported figures, and the interpretation are the author's. The limitation this creates for the reliability of the adjudication is stated in full in §2.5 and in the Limitations, and no inter-rater reliability statistic is claimed. All code and both adjudication passes are public.</w:t>
       </w:r>
     </w:p>
     <w:p>
@@ -147,27 +179,63 @@
         <w:jc w:val="left"/>
       </w:pPr>
       <w:r>
-        <w:t xml:space="preserve">Twenty-eight of 35 families survive adjudication. Four are ruled out and three are unresolvable. </w:t>
-      </w:r>
-      <w:r>
         <w:rPr>
           <w:b/>
           <w:bCs/>
         </w:rPr>
+        <w:t xml:space="preserve">Twenty-eight of 35 families survive adjudication</w:t>
+      </w:r>
+      <w:r>
+        <w:t xml:space="preserve">, so the record is not broadly miscounted. Four are ruled out and three are unresolvable. </w:t>
+      </w:r>
+      <w:r>
+        <w:rPr>
+          <w:b/>
+          <w:bCs/>
+        </w:rPr>
         <w:t xml:space="preserve">Eight of 35 have no phage-specific experimental evidence of any kind</w:t>
       </w:r>
       <w:r>
-        <w:t xml:space="preserve">, yet support published claims. Under the strictest pre-registered rule, 28.5% of the curated ocean AMG record, 11.9% of soil and 37.7% of wastewater falls in families that do not support the inference drawn from them — but this figure is carried almost entirely by families that are </w:t>
-      </w:r>
-      <w:r>
-        <w:rPr>
-          <w:i/>
-          <w:iCs/>
-        </w:rPr>
-        <w:t xml:space="preserve">unresolvable</w:t>
-      </w:r>
-      <w:r>
-        <w:t xml:space="preserve"> rather than refuted, and in the ocean the strict-rule result reduces to a single family (</w:t>
+        <w:t xml:space="preserve">, yet support published claims.</w:t>
+      </w:r>
+    </w:p>
+    <w:p>
+      <w:pPr>
+        <w:spacing w:after="120" w:before="60"/>
+        <w:jc w:val="left"/>
+      </w:pPr>
+      <w:r>
+        <w:t xml:space="preserve">Where the record is exposed, it is exposed narrowly. The families carrying that exposure are </w:t>
+      </w:r>
+      <w:r>
+        <w:rPr>
+          <w:b/>
+          <w:bCs/>
+        </w:rPr>
+        <w:t xml:space="preserve">unresolvable rather than refuted</w:t>
+      </w:r>
+      <w:r>
+        <w:t xml:space="preserve"> — the published evidence cannot decide them in either direction — and they are, without exception, families the field had already named. Over the 30 families that entered this study genuinely blind, </w:t>
+      </w:r>
+      <w:r>
+        <w:rPr>
+          <w:b/>
+          <w:bCs/>
+        </w:rPr>
+        <w:t xml:space="preserve">the adjudication ruled out none</w:t>
+      </w:r>
+      <w:r>
+        <w:t xml:space="preserve">. Under the strictest pre-registered rule the share of the record resting on families that cannot currently be shown to support the inference drawn from them is </w:t>
+      </w:r>
+      <w:r>
+        <w:rPr>
+          <w:b/>
+          <w:bCs/>
+        </w:rPr>
+        <w:t xml:space="preserve">28.5% (curated ocean), 11.9% (soil) and 37.7% (wastewater)</w:t>
+      </w:r>
+      <w:r>
+        <w:t xml:space="preserve">; in the ocean the less strict rule reduces to a single family (</w:t>
       </w:r>
       <w:r>
         <w:rPr>
@@ -187,17 +255,28 @@
         <w:jc w:val="left"/>
       </w:pPr>
       <w:r>
-        <w:t xml:space="preserve">Testing the consequence on published claims, the effect is strongly claim-dependent. A wastewater catalogue's headline compositional claim does not survive: the genes it names as most common are the disputed family. An ocean prevalence estimate moves modestly (19% to 16.9%). A soil comparative claim across a contamination gradient is entirely unaffected. </w:t>
+        <w:t xml:space="preserve">One matching error is worth reporting on its own: </w:t>
       </w:r>
       <w:r>
         <w:rPr>
           <w:b/>
           <w:bCs/>
         </w:rPr>
-        <w:t xml:space="preserve">Disputed families cancel in comparisons and persist in descriptions.</w:t>
-      </w:r>
-      <w:r>
-        <w:t xml:space="preserve"> Comparative AMG claims are largely robust; the more specific a descriptive claim, the more of it rests on families the current evidence cannot adjudicate.</w:t>
+        <w:t xml:space="preserve">99.8% of ocean glycoside hydrolase calls matched a Pfam entry describing a structural fold rather than an enzymatic activity</w:t>
+      </w:r>
+      <w:r>
+        <w:t xml:space="preserve"> (</w:t>
+      </w:r>
+      <w:r>
+        <w:rPr>
+          <w:rFonts w:ascii="Consolas" w:cs="Consolas" w:eastAsia="Consolas" w:hAnsi="Consolas"/>
+          <w:sz w:val="19"/>
+          <w:szCs w:val="19"/>
+        </w:rPr>
+        <w:t xml:space="preserve">PF13385</w:t>
+      </w:r>
+      <w:r>
+        <w:t xml:space="preserve">, Concanavalin A-like lectin), an artefact of text-based family assignment that accession-based matching removes.</w:t>
       </w:r>
     </w:p>
     <w:p>
@@ -206,17 +285,26 @@
         <w:jc w:val="left"/>
       </w:pPr>
       <w:r>
-        <w:t xml:space="preserve">Two limitations are stated rather than buried. Abundance weighting is impossible for 95% of the record, because the ocean catalogue publishes no abundance table. And every family carrying the headline was, by the protocol's own advance declaration, adjudicated with its abundance already publicly known: over the 30 families that entered genuinely blind, </w:t>
+        <w:t xml:space="preserve">Testing the consequence on published claims, the effect is strongly claim-dependent. A wastewater catalogue's headline compositional claim does not survive: the genes it names as most common are the disputed family. An ocean prevalence estimate moves modestly (19% to 16.9%). A soil comparative claim across a contamination gradient is entirely unaffected. </w:t>
       </w:r>
       <w:r>
         <w:rPr>
           <w:b/>
           <w:bCs/>
         </w:rPr>
-        <w:t xml:space="preserve">the adjudication ruled out none</w:t>
-      </w:r>
-      <w:r>
-        <w:t xml:space="preserve">. That bounds the problem usefully — the record's exposure is concentrated in a small, already-named set rather than diffuse and awaiting discovery.</w:t>
+        <w:t xml:space="preserve">Disputed families cancel in comparisons and persist in descriptions.</w:t>
+      </w:r>
+      <w:r>
+        <w:t xml:space="preserve"> Comparative AMG claims are largely robust; the more specific a descriptive claim, the more of it rests on families the current evidence cannot adjudicate.</w:t>
+      </w:r>
+    </w:p>
+    <w:p>
+      <w:pPr>
+        <w:spacing w:after="120" w:before="60"/>
+        <w:jc w:val="left"/>
+      </w:pPr>
+      <w:r>
+        <w:t xml:space="preserve">Four limitations are stated rather than buried. These are three catalogues chosen by us, of which the ocean supplies 95% of the calls, so every aggregate is substantially an ocean figure. Abundance weighting is impossible for that same 95%, because the ocean catalogue publishes no abundance table. Every family carrying the quantitative result was, by the protocol's advance declaration, adjudicated with its abundance already publicly known. And the first adjudication pass was AI-assisted, with the independence of the human second pass unverified; no inter-rater reliability statistic is claimed.</w:t>
       </w:r>
     </w:p>
     <w:p>
@@ -1992,7 +2080,7 @@
         <w:t xml:space="preserve">unresearched</w:t>
       </w:r>
       <w:r>
-        <w:t xml:space="preserve">, not unresolvable, and defaults to COUNTS. Collapsing those two states would inflate the disputed share on the basis of nobody having done an experiment — the exact information loss this paper criticises.</w:t>
+        <w:t xml:space="preserve">, not unresolvable, and defaults to COUNTS. Collapsing those two states would inflate the excluded share on the basis of nobody having done an experiment — the exact information loss this paper criticises.</w:t>
       </w:r>
     </w:p>
     <w:p>
@@ -2198,7 +2286,7 @@
         <w:t xml:space="preserve"> The protocol labels these </w:t>
       </w:r>
       <w:r>
-        <w:t xml:space="preserve">seen*, declares their verdicts "protocol-guided but not blind", and commits to reporting the disputed share twice: over all families, and over blind-only families. That analysis is §3.7, and it matters more than we expected.</w:t>
+        <w:t xml:space="preserve">seen*, declares their verdicts "protocol-guided but not blind", and commits to reporting the excluded share twice: over all families, and over blind-only families. That analysis is §3.7, and it matters more than we expected.</w:t>
       </w:r>
     </w:p>
     <w:p>
@@ -2225,7 +2313,7 @@
         <w:jc w:val="left"/>
       </w:pPr>
       <w:r>
-        <w:t xml:space="preserve">The disputed share is reported under four rules, always together:</w:t>
+        <w:t xml:space="preserve">The excluded share is reported under four rules, always together:</w:t>
       </w:r>
     </w:p>
     <w:tbl>
@@ -2672,7 +2760,7 @@
         <w:spacing w:after="120" w:before="280"/>
       </w:pPr>
       <w:r>
-        <w:t xml:space="preserve">3.1 A DRAM-v flag that looked like a fatal objection, and was not</w:t>
+        <w:t xml:space="preserve">3.1 Two checks before any adjudication: assembly quality, and which namespace you count in</w:t>
       </w:r>
     </w:p>
     <w:p>
@@ -3355,6 +3443,471 @@
       </w:r>
       <w:r>
         <w:t xml:space="preserve"> in the curated catalogue, confirming the published exclusions were applied.</w:t>
+      </w:r>
+    </w:p>
+    <w:p>
+      <w:pPr>
+        <w:spacing w:after="120" w:before="60"/>
+        <w:jc w:val="left"/>
+      </w:pPr>
+      <w:r>
+        <w:rPr>
+          <w:b/>
+          <w:bCs/>
+        </w:rPr>
+        <w:t xml:space="preserve">The second check: the answer depends on which naming system you count in, and it flips.</w:t>
+      </w:r>
+      <w:r>
+        <w:t xml:space="preserve"> Every catalogue here can be matched in two independent namespaces — KEGG orthology (KO) and Pfam — because the annotations carry both. They do not agree, and the disagreement is not a constant offset:</w:t>
+      </w:r>
+    </w:p>
+    <w:tbl>
+      <w:tblPr>
+        <w:tblW w:type="dxa" w:w="9360"/>
+        <w:tblBorders>
+          <w:top w:val="single" w:color="auto" w:sz="4"/>
+          <w:left w:val="single" w:color="auto" w:sz="4"/>
+          <w:bottom w:val="single" w:color="auto" w:sz="4"/>
+          <w:right w:val="single" w:color="auto" w:sz="4"/>
+          <w:insideH w:val="single" w:color="auto" w:sz="4"/>
+          <w:insideV w:val="single" w:color="auto" w:sz="4"/>
+        </w:tblBorders>
+      </w:tblPr>
+      <w:tblGrid>
+        <w:gridCol w:w="2340"/>
+        <w:gridCol w:w="2340"/>
+        <w:gridCol w:w="2340"/>
+        <w:gridCol w:w="2340"/>
+      </w:tblGrid>
+      <w:tr>
+        <w:trPr>
+          <w:tblHeader/>
+        </w:trPr>
+        <w:tc>
+          <w:tcPr>
+            <w:tcW w:type="dxa" w:w="2340"/>
+            <w:shd w:fill="EDEDF2" w:color="auto" w:val="clear"/>
+            <w:tcMar>
+              <w:top w:type="dxa" w:w="60"/>
+              <w:left w:type="dxa" w:w="100"/>
+              <w:bottom w:type="dxa" w:w="60"/>
+              <w:right w:type="dxa" w:w="100"/>
+            </w:tcMar>
+          </w:tcPr>
+          <w:p>
+            <w:pPr>
+              <w:spacing w:after="20" w:before="20"/>
+            </w:pPr>
+            <w:r>
+              <w:rPr>
+                <w:b/>
+                <w:bCs/>
+                <w:sz w:val="18"/>
+                <w:szCs w:val="18"/>
+              </w:rPr>
+              <w:t xml:space="preserve">Catalogue</w:t>
+            </w:r>
+          </w:p>
+        </w:tc>
+        <w:tc>
+          <w:tcPr>
+            <w:tcW w:type="dxa" w:w="2340"/>
+            <w:shd w:fill="EDEDF2" w:color="auto" w:val="clear"/>
+            <w:tcMar>
+              <w:top w:type="dxa" w:w="60"/>
+              <w:left w:type="dxa" w:w="100"/>
+              <w:bottom w:type="dxa" w:w="60"/>
+              <w:right w:type="dxa" w:w="100"/>
+            </w:tcMar>
+          </w:tcPr>
+          <w:p>
+            <w:pPr>
+              <w:spacing w:after="20" w:before="20"/>
+            </w:pPr>
+            <w:r>
+              <w:rPr>
+                <w:b/>
+                <w:bCs/>
+                <w:sz w:val="18"/>
+                <w:szCs w:val="18"/>
+              </w:rPr>
+              <w:t xml:space="preserve">KO, per call</w:t>
+            </w:r>
+          </w:p>
+        </w:tc>
+        <w:tc>
+          <w:tcPr>
+            <w:tcW w:type="dxa" w:w="2340"/>
+            <w:shd w:fill="EDEDF2" w:color="auto" w:val="clear"/>
+            <w:tcMar>
+              <w:top w:type="dxa" w:w="60"/>
+              <w:left w:type="dxa" w:w="100"/>
+              <w:bottom w:type="dxa" w:w="60"/>
+              <w:right w:type="dxa" w:w="100"/>
+            </w:tcMar>
+          </w:tcPr>
+          <w:p>
+            <w:pPr>
+              <w:spacing w:after="20" w:before="20"/>
+            </w:pPr>
+            <w:r>
+              <w:rPr>
+                <w:b/>
+                <w:bCs/>
+                <w:sz w:val="18"/>
+                <w:szCs w:val="18"/>
+              </w:rPr>
+              <w:t xml:space="preserve">Pfam, per call</w:t>
+            </w:r>
+          </w:p>
+        </w:tc>
+        <w:tc>
+          <w:tcPr>
+            <w:tcW w:type="dxa" w:w="2340"/>
+            <w:shd w:fill="EDEDF2" w:color="auto" w:val="clear"/>
+            <w:tcMar>
+              <w:top w:type="dxa" w:w="60"/>
+              <w:left w:type="dxa" w:w="100"/>
+              <w:bottom w:type="dxa" w:w="60"/>
+              <w:right w:type="dxa" w:w="100"/>
+            </w:tcMar>
+          </w:tcPr>
+          <w:p>
+            <w:pPr>
+              <w:spacing w:after="20" w:before="20"/>
+            </w:pPr>
+            <w:r>
+              <w:rPr>
+                <w:b/>
+                <w:bCs/>
+                <w:sz w:val="18"/>
+                <w:szCs w:val="18"/>
+              </w:rPr>
+              <w:t xml:space="preserve">Ratio</w:t>
+            </w:r>
+          </w:p>
+        </w:tc>
+      </w:tr>
+      <w:tr>
+        <w:trPr>
+          <w:tblHeader w:val="false"/>
+        </w:trPr>
+        <w:tc>
+          <w:tcPr>
+            <w:tcW w:type="dxa" w:w="2340"/>
+            <w:tcMar>
+              <w:top w:type="dxa" w:w="60"/>
+              <w:left w:type="dxa" w:w="100"/>
+              <w:bottom w:type="dxa" w:w="60"/>
+              <w:right w:type="dxa" w:w="100"/>
+            </w:tcMar>
+          </w:tcPr>
+          <w:p>
+            <w:pPr>
+              <w:spacing w:after="20" w:before="20"/>
+            </w:pPr>
+            <w:r>
+              <w:rPr>
+                <w:b w:val="false"/>
+                <w:bCs w:val="false"/>
+                <w:sz w:val="18"/>
+                <w:szCs w:val="18"/>
+              </w:rPr>
+              <w:t xml:space="preserve">Ocean (curated)</w:t>
+            </w:r>
+          </w:p>
+        </w:tc>
+        <w:tc>
+          <w:tcPr>
+            <w:tcW w:type="dxa" w:w="2340"/>
+            <w:tcMar>
+              <w:top w:type="dxa" w:w="60"/>
+              <w:left w:type="dxa" w:w="100"/>
+              <w:bottom w:type="dxa" w:w="60"/>
+              <w:right w:type="dxa" w:w="100"/>
+            </w:tcMar>
+          </w:tcPr>
+          <w:p>
+            <w:pPr>
+              <w:spacing w:after="20" w:before="20"/>
+            </w:pPr>
+            <w:r>
+              <w:rPr>
+                <w:b/>
+                <w:bCs/>
+                <w:sz w:val="18"/>
+                <w:szCs w:val="18"/>
+              </w:rPr>
+              <w:t xml:space="preserve">21.35%</w:t>
+            </w:r>
+            <w:r>
+              <w:rPr>
+                <w:b w:val="false"/>
+                <w:bCs w:val="false"/>
+                <w:sz w:val="18"/>
+                <w:szCs w:val="18"/>
+              </w:rPr>
+              <w:t xml:space="preserve"> [20.90–21.80]</w:t>
+            </w:r>
+          </w:p>
+        </w:tc>
+        <w:tc>
+          <w:tcPr>
+            <w:tcW w:type="dxa" w:w="2340"/>
+            <w:tcMar>
+              <w:top w:type="dxa" w:w="60"/>
+              <w:left w:type="dxa" w:w="100"/>
+              <w:bottom w:type="dxa" w:w="60"/>
+              <w:right w:type="dxa" w:w="100"/>
+            </w:tcMar>
+          </w:tcPr>
+          <w:p>
+            <w:pPr>
+              <w:spacing w:after="20" w:before="20"/>
+            </w:pPr>
+            <w:r>
+              <w:rPr>
+                <w:b w:val="false"/>
+                <w:bCs w:val="false"/>
+                <w:sz w:val="18"/>
+                <w:szCs w:val="18"/>
+              </w:rPr>
+              <w:t xml:space="preserve">7.78% [7.60–7.96]</w:t>
+            </w:r>
+          </w:p>
+        </w:tc>
+        <w:tc>
+          <w:tcPr>
+            <w:tcW w:type="dxa" w:w="2340"/>
+            <w:tcMar>
+              <w:top w:type="dxa" w:w="60"/>
+              <w:left w:type="dxa" w:w="100"/>
+              <w:bottom w:type="dxa" w:w="60"/>
+              <w:right w:type="dxa" w:w="100"/>
+            </w:tcMar>
+          </w:tcPr>
+          <w:p>
+            <w:pPr>
+              <w:spacing w:after="20" w:before="20"/>
+            </w:pPr>
+            <w:r>
+              <w:rPr>
+                <w:b w:val="false"/>
+                <w:bCs w:val="false"/>
+                <w:sz w:val="18"/>
+                <w:szCs w:val="18"/>
+              </w:rPr>
+              <w:t xml:space="preserve">KO </w:t>
+            </w:r>
+            <w:r>
+              <w:rPr>
+                <w:b/>
+                <w:bCs/>
+                <w:sz w:val="18"/>
+                <w:szCs w:val="18"/>
+              </w:rPr>
+              <w:t xml:space="preserve">2.7×</w:t>
+            </w:r>
+            <w:r>
+              <w:rPr>
+                <w:b w:val="false"/>
+                <w:bCs w:val="false"/>
+                <w:sz w:val="18"/>
+                <w:szCs w:val="18"/>
+              </w:rPr>
+              <w:t xml:space="preserve"> higher</w:t>
+            </w:r>
+          </w:p>
+        </w:tc>
+      </w:tr>
+      <w:tr>
+        <w:trPr>
+          <w:tblHeader w:val="false"/>
+        </w:trPr>
+        <w:tc>
+          <w:tcPr>
+            <w:tcW w:type="dxa" w:w="2340"/>
+            <w:tcMar>
+              <w:top w:type="dxa" w:w="60"/>
+              <w:left w:type="dxa" w:w="100"/>
+              <w:bottom w:type="dxa" w:w="60"/>
+              <w:right w:type="dxa" w:w="100"/>
+            </w:tcMar>
+          </w:tcPr>
+          <w:p>
+            <w:pPr>
+              <w:spacing w:after="20" w:before="20"/>
+            </w:pPr>
+            <w:r>
+              <w:rPr>
+                <w:b w:val="false"/>
+                <w:bCs w:val="false"/>
+                <w:sz w:val="18"/>
+                <w:szCs w:val="18"/>
+              </w:rPr>
+              <w:t xml:space="preserve">Soil</w:t>
+            </w:r>
+          </w:p>
+        </w:tc>
+        <w:tc>
+          <w:tcPr>
+            <w:tcW w:type="dxa" w:w="2340"/>
+            <w:tcMar>
+              <w:top w:type="dxa" w:w="60"/>
+              <w:left w:type="dxa" w:w="100"/>
+              <w:bottom w:type="dxa" w:w="60"/>
+              <w:right w:type="dxa" w:w="100"/>
+            </w:tcMar>
+          </w:tcPr>
+          <w:p>
+            <w:pPr>
+              <w:spacing w:after="20" w:before="20"/>
+            </w:pPr>
+            <w:r>
+              <w:rPr>
+                <w:b w:val="false"/>
+                <w:bCs w:val="false"/>
+                <w:sz w:val="18"/>
+                <w:szCs w:val="18"/>
+              </w:rPr>
+              <w:t xml:space="preserve">8.69% [7.20–10.46]</w:t>
+            </w:r>
+          </w:p>
+        </w:tc>
+        <w:tc>
+          <w:tcPr>
+            <w:tcW w:type="dxa" w:w="2340"/>
+            <w:tcMar>
+              <w:top w:type="dxa" w:w="60"/>
+              <w:left w:type="dxa" w:w="100"/>
+              <w:bottom w:type="dxa" w:w="60"/>
+              <w:right w:type="dxa" w:w="100"/>
+            </w:tcMar>
+          </w:tcPr>
+          <w:p>
+            <w:pPr>
+              <w:spacing w:after="20" w:before="20"/>
+            </w:pPr>
+            <w:r>
+              <w:rPr>
+                <w:b/>
+                <w:bCs/>
+                <w:sz w:val="18"/>
+                <w:szCs w:val="18"/>
+              </w:rPr>
+              <w:t xml:space="preserve">29.13%</w:t>
+            </w:r>
+            <w:r>
+              <w:rPr>
+                <w:b w:val="false"/>
+                <w:bCs w:val="false"/>
+                <w:sz w:val="18"/>
+                <w:szCs w:val="18"/>
+              </w:rPr>
+              <w:t xml:space="preserve"> [27.83–30.47]</w:t>
+            </w:r>
+          </w:p>
+        </w:tc>
+        <w:tc>
+          <w:tcPr>
+            <w:tcW w:type="dxa" w:w="2340"/>
+            <w:tcMar>
+              <w:top w:type="dxa" w:w="60"/>
+              <w:left w:type="dxa" w:w="100"/>
+              <w:bottom w:type="dxa" w:w="60"/>
+              <w:right w:type="dxa" w:w="100"/>
+            </w:tcMar>
+          </w:tcPr>
+          <w:p>
+            <w:pPr>
+              <w:spacing w:after="20" w:before="20"/>
+            </w:pPr>
+            <w:r>
+              <w:rPr>
+                <w:b w:val="false"/>
+                <w:bCs w:val="false"/>
+                <w:sz w:val="18"/>
+                <w:szCs w:val="18"/>
+              </w:rPr>
+              <w:t xml:space="preserve">Pfam </w:t>
+            </w:r>
+            <w:r>
+              <w:rPr>
+                <w:b/>
+                <w:bCs/>
+                <w:sz w:val="18"/>
+                <w:szCs w:val="18"/>
+              </w:rPr>
+              <w:t xml:space="preserve">3.4×</w:t>
+            </w:r>
+            <w:r>
+              <w:rPr>
+                <w:b w:val="false"/>
+                <w:bCs w:val="false"/>
+                <w:sz w:val="18"/>
+                <w:szCs w:val="18"/>
+              </w:rPr>
+              <w:t xml:space="preserve"> higher</w:t>
+            </w:r>
+          </w:p>
+        </w:tc>
+      </w:tr>
+    </w:tbl>
+    <w:p>
+      <w:pPr>
+        <w:spacing w:after="160"/>
+      </w:pPr>
+      <w:r>
+        <w:t xml:space="preserve"/>
+      </w:r>
+    </w:p>
+    <w:p>
+      <w:pPr>
+        <w:spacing w:after="120" w:before="60"/>
+        <w:jc w:val="left"/>
+      </w:pPr>
+      <w:r>
+        <w:t xml:space="preserve">These are the same calls, the same rubric, and the same contested families — counted through two databases. </w:t>
+      </w:r>
+      <w:r>
+        <w:rPr>
+          <w:b/>
+          <w:bCs/>
+        </w:rPr>
+        <w:t xml:space="preserve">The ocean catalogue looks worst in KEGG and unremarkable in Pfam; soil is the exact reverse.</w:t>
+      </w:r>
+      <w:r>
+        <w:t xml:space="preserve"> So it is not that one namespace systematically inflates: different environments carry different contested families, and each family is better described in a different database. Ocean is dominated by </w:t>
+      </w:r>
+      <w:r>
+        <w:rPr>
+          <w:rFonts w:ascii="Consolas" w:cs="Consolas" w:eastAsia="Consolas" w:hAnsi="Consolas"/>
+          <w:sz w:val="19"/>
+          <w:szCs w:val="19"/>
+        </w:rPr>
+        <w:t xml:space="preserve">dcm</w:t>
+      </w:r>
+      <w:r>
+        <w:t xml:space="preserve">, which has a strong Pfam signature but an even stronger KO one; soil is dominated by glycosyltransferases, which Pfam describes richly and KEGG barely.</w:t>
+      </w:r>
+    </w:p>
+    <w:p>
+      <w:pPr>
+        <w:spacing w:after="120" w:before="60"/>
+        <w:jc w:val="left"/>
+      </w:pPr>
+      <w:r>
+        <w:t xml:space="preserve">The practical consequence is that </w:t>
+      </w:r>
+      <w:r>
+        <w:rPr>
+          <w:b/>
+          <w:bCs/>
+        </w:rPr>
+        <w:t xml:space="preserve">a published AMG proportion is uninterpretable without its namespace and its unit</w:t>
+      </w:r>
+      <w:r>
+        <w:t xml:space="preserve">, and we have not found a paper that states both. Every figure in this study is reported in KO space, per call, with the per-gene figures alongside wherever they differ materially (§2.1).</w:t>
       </w:r>
     </w:p>
     <w:p>
@@ -4369,7 +4922,7 @@
         <w:spacing w:after="120" w:before="280"/>
       </w:pPr>
       <w:r>
-        <w:t xml:space="preserve">3.4 The disputed share, and what carries it</w:t>
+        <w:t xml:space="preserve">3.4 The excluded share, and what carries it</w:t>
       </w:r>
     </w:p>
     <w:tbl>
@@ -5689,7 +6242,7 @@
           <w:sz w:val="20"/>
           <w:szCs w:val="20"/>
         </w:rPr>
-        <w:t xml:space="preserve">The disputed mass of the AMG record sits in families that the current evidence base cannot adjudicate in either direction.</w:t>
+        <w:t xml:space="preserve">The exposed portion of the AMG record is not material shown to be wrong. It is material the current evidence base cannot adjudicate in either direction — which is a statement about how thin the evidence is, not about how careless the field has been.</w:t>
       </w:r>
     </w:p>
     <w:p>
@@ -5816,7 +6369,7 @@
           <w:b/>
           <w:bCs/>
         </w:rPr>
-        <w:t xml:space="preserve">abundance weighting lowers the disputed share in both catalogues where it can be computed, but the families driving the dispute are carried by viruses of ordinary abundance.</w:t>
+        <w:t xml:space="preserve">abundance weighting lowers the excluded share in both catalogues where it can be computed, but the families driving the dispute are carried by viruses of ordinary abundance.</w:t>
       </w:r>
       <w:r>
         <w:t xml:space="preserve"> The stronger and more interesting claim — that disputed genes sit preferentially on rare viruses — is not supported.</w:t>
@@ -6556,7 +7109,7 @@
         <w:jc w:val="left"/>
       </w:pPr>
       <w:r>
-        <w:t xml:space="preserve">The protocol commits to reporting the disputed share twice — over all families, and over the 30 families that entered blind — because five families (</w:t>
+        <w:t xml:space="preserve">The protocol commits to reporting the excluded share twice — over all families, and over the 30 families that entered blind — because five families (</w:t>
       </w:r>
       <w:r>
         <w:rPr>
@@ -7342,7 +7895,7 @@
         <w:t xml:space="preserve">xtmB</w:t>
       </w:r>
       <w:r>
-        <w:t xml:space="preserve"> (4 soil calls between them). The blind-only disputed share is indistinguishable from zero in two of three catalogues.</w:t>
+        <w:t xml:space="preserve"> (4 soil calls between them). The blind-only excluded share is indistinguishable from zero in two of three catalogues.</w:t>
       </w:r>
     </w:p>
     <w:p>
@@ -7393,7 +7946,7 @@
         <w:t xml:space="preserve">But the honest reading is a real constraint on the result.</w:t>
       </w:r>
       <w:r>
-        <w:t xml:space="preserve"> Every quantitative claim in §3.4 rests on verdicts made with the counts already known. A reader who distrusts those five verdicts is left with essentially no disputed share at all, and we would rather state that plainly than have it inferred.</w:t>
+        <w:t xml:space="preserve"> Every quantitative claim in §3.4 rests on verdicts made with the counts already known. A reader who distrusts those five verdicts is left with essentially no excluded share at all, and we would rather state that plainly than have it inferred.</w:t>
       </w:r>
     </w:p>
     <w:p>
@@ -7920,7 +8473,7 @@
         <w:t xml:space="preserve">none</w:t>
       </w:r>
       <w:r>
-        <w:t xml:space="preserve"> was ruled out; and the entire disputed mass sits in a handful of families the field had already identified. A rename justified by "many AMGs are not what they appear" is justified by less than that phrase implies.</w:t>
+        <w:t xml:space="preserve"> was ruled out; and the entire unadjudicable mass sits in a handful of families the field had already identified. A rename justified by "many AMGs are not what they appear" is justified by less than that phrase implies.</w:t>
       </w:r>
     </w:p>
     <w:p>
@@ -8014,10 +8567,10 @@
           <w:b/>
           <w:bCs/>
         </w:rPr>
-        <w:t xml:space="preserve">Report the namespace and the unit.</w:t>
-      </w:r>
-      <w:r>
-        <w:t xml:space="preserve"> KEGG and Pfam disagree by up to threefold on the same catalogue, and in opposite directions in different environments; genes and calls are not interchangeable.</w:t>
+        <w:t xml:space="preserve">Report the namespace and the unit</w:t>
+      </w:r>
+      <w:r>
+        <w:t xml:space="preserve"> (§3.1). KEGG and Pfam disagree by up to threefold on the same catalogue, and in opposite directions in different environments; genes and calls are not interchangeable.</w:t>
       </w:r>
     </w:p>
     <w:p>
@@ -8100,7 +8653,38 @@
           <w:b/>
           <w:bCs/>
         </w:rPr>
-        <w:t xml:space="preserve">Every family carrying the headline was adjudicated non-blind</w:t>
+        <w:t xml:space="preserve">Three catalogues, chosen by us, one of which is 95% of the calls.</w:t>
+      </w:r>
+      <w:r>
+        <w:t xml:space="preserve"> The environmental spread (ocean, soil, wastewater) and the pipeline spread (DRAM-v, VIBRANT, kofamscan) are real, and the three groups are independent. But n = 3, the selection was ours, and </w:t>
+      </w:r>
+      <w:r>
+        <w:rPr>
+          <w:rFonts w:ascii="Consolas" w:cs="Consolas" w:eastAsia="Consolas" w:hAnsi="Consolas"/>
+          <w:sz w:val="19"/>
+          <w:szCs w:val="19"/>
+        </w:rPr>
+        <w:t xml:space="preserve">ocean_conservative</w:t>
+      </w:r>
+      <w:r>
+        <w:t xml:space="preserve"> supplies 88,729 of 93,413 calls, so every aggregate figure in this study is substantially an ocean figure. Nothing here should be read as a parameter of "the published record" in general.</w:t>
+      </w:r>
+    </w:p>
+    <w:p>
+      <w:pPr>
+        <w:pStyle w:val="ListParagraph"/>
+        <w:numPr>
+          <w:ilvl w:val="0"/>
+          <w:numId w:val="2"/>
+        </w:numPr>
+        <w:spacing w:after="40" w:before="40"/>
+      </w:pPr>
+      <w:r>
+        <w:rPr>
+          <w:b/>
+          <w:bCs/>
+        </w:rPr>
+        <w:t xml:space="preserve">Every family carrying the quantitative result was adjudicated non-blind</w:t>
       </w:r>
       <w:r>
         <w:t xml:space="preserve"> (§2.3, §3.7). The five families driving the result had publicly known abundance because Martin </w:t>

--- a/manuscript/preprint_bioRxiv.docx
+++ b/manuscript/preprint_bioRxiv.docx
@@ -64,7 +64,17 @@
         <w:t xml:space="preserve">Data and code availability:</w:t>
       </w:r>
       <w:r>
-        <w:t xml:space="preserve"> all analysis code, intermediate results, the pre-registered protocol with amendments, the frozen accession list, the sealed abundance counts with their commit history, and both adjudication passes are openly available at https://github.com/dmurfy06/amg-annotation-audit</w:t>
+        <w:t xml:space="preserve"> all analysis code, intermediate results, the pre-registered protocol with amendments, the frozen accession list, the sealed abundance counts with their commit history, and both adjudication passes are openly available. The version underlying this manuscript is permanently archived at </w:t>
+      </w:r>
+      <w:r>
+        <w:rPr>
+          <w:b/>
+          <w:bCs/>
+        </w:rPr>
+        <w:t xml:space="preserve">doi:10.5281/zenodo.21876444</w:t>
+      </w:r>
+      <w:r>
+        <w:t xml:space="preserve">; development continues at https://github.com/dmurfy06/amg-annotation-audit</w:t>
       </w:r>
     </w:p>
     <w:p>
@@ -2691,47 +2701,77 @@
         <w:jc w:val="left"/>
       </w:pPr>
       <w:r>
+        <w:t xml:space="preserve">The second pass reproduced every verdict of the first, and agreed on confidence throughout. It disagreed on the evidence tier for one family, </w:t>
+      </w:r>
+      <w:r>
+        <w:rPr>
+          <w:rFonts w:ascii="Consolas" w:cs="Consolas" w:eastAsia="Consolas" w:hAnsi="Consolas"/>
+          <w:sz w:val="19"/>
+          <w:szCs w:val="19"/>
+        </w:rPr>
+        <w:t xml:space="preserve">rfbC</w:t>
+      </w:r>
+      <w:r>
+        <w:t xml:space="preserve">, where the first pass assigned Tier 2 on the strength of literature concerning O-antigen </w:t>
+      </w:r>
+      <w:r>
+        <w:rPr>
+          <w:i/>
+          <w:iCs/>
+        </w:rPr>
+        <w:t xml:space="preserve">transfer</w:t>
+      </w:r>
+      <w:r>
+        <w:t xml:space="preserve"> enzymes and the second assigned Tier 6, on the grounds that </w:t>
+      </w:r>
+      <w:r>
+        <w:rPr>
+          <w:rFonts w:ascii="Consolas" w:cs="Consolas" w:eastAsia="Consolas" w:hAnsi="Consolas"/>
+          <w:sz w:val="19"/>
+          <w:szCs w:val="19"/>
+        </w:rPr>
+        <w:t xml:space="preserve">rfbC</w:t>
+      </w:r>
+      <w:r>
+        <w:t xml:space="preserve"> makes a precursor rather than performing the transfer. The second reading is better, and the verdict is unchanged either way.</w:t>
+      </w:r>
+    </w:p>
+    <w:p>
+      <w:pPr>
+        <w:spacing w:after="120" w:before="60"/>
+        <w:jc w:val="left"/>
+      </w:pPr>
+      <w:r>
         <w:rPr>
           <w:b/>
           <w:bCs/>
         </w:rPr>
-        <w:t xml:space="preserve">Agreement: 12/12 verdict, 12/12 confidence, 11/12 evidence tier.</w:t>
-      </w:r>
-    </w:p>
-    <w:p>
-      <w:pPr>
-        <w:spacing w:after="120" w:before="60"/>
-        <w:jc w:val="left"/>
-      </w:pPr>
-      <w:r>
-        <w:rPr>
-          <w:b/>
-          <w:bCs/>
-        </w:rPr>
-        <w:t xml:space="preserve">Independence could not be verified.</w:t>
-      </w:r>
-      <w:r>
-        <w:t xml:space="preserve"> The first-pass file remained accessible to the second rater during rating, contrary to protocol. Text-similarity analysis does not indicate copying — every content word in the second rater's free text appears in the supplied evidence extracts, which is sufficient to explain the overlap, and the single tier disagreement is not consistent with transcription. We nonetheless report this as a </w:t>
-      </w:r>
-      <w:r>
-        <w:rPr>
-          <w:b/>
-          <w:bCs/>
-        </w:rPr>
-        <w:t xml:space="preserve">rubric-application check with independence unverified</w:t>
-      </w:r>
-      <w:r>
-        <w:t xml:space="preserve">, and </w:t>
-      </w:r>
-      <w:r>
-        <w:rPr>
-          <w:b/>
-          <w:bCs/>
-        </w:rPr>
-        <w:t xml:space="preserve">do not present κ as an inter-rater reliability statistic for this study.</w:t>
-      </w:r>
-      <w:r>
-        <w:t xml:space="preserve"> A genuine reliability figure requires a second human rater working from the blind materials alone, and we did not obtain one.</w:t>
+        <w:t xml:space="preserve">No agreement statistic is reported, and none should be inferred.</w:t>
+      </w:r>
+      <w:r>
+        <w:t xml:space="preserve"> Independence could not be verified: the first-pass file remained accessible to the second rater during rating, contrary to protocol. Text-similarity analysis does not indicate copying — every content word in the second rater's free text appears in the supplied evidence extracts, which is sufficient to explain the overlap, and the </w:t>
+      </w:r>
+      <w:r>
+        <w:rPr>
+          <w:rFonts w:ascii="Consolas" w:cs="Consolas" w:eastAsia="Consolas" w:hAnsi="Consolas"/>
+          <w:sz w:val="19"/>
+          <w:szCs w:val="19"/>
+        </w:rPr>
+        <w:t xml:space="preserve">rfbC</w:t>
+      </w:r>
+      <w:r>
+        <w:t xml:space="preserve"> disagreement is not consistent with transcription. But "probably independent" does not support a reliability coefficient, and quoting a proportion here would invite exactly the unearned precision this paper criticises elsewhere. A genuine inter-rater reliability figure requires a second human rater working from the blind materials alone, and we did not obtain one. The full comparison, family by family, is in </w:t>
+      </w:r>
+      <w:r>
+        <w:rPr>
+          <w:rFonts w:ascii="Consolas" w:cs="Consolas" w:eastAsia="Consolas" w:hAnsi="Consolas"/>
+          <w:sz w:val="19"/>
+          <w:szCs w:val="19"/>
+        </w:rPr>
+        <w:t xml:space="preserve">results/chunk5_concordance.md</w:t>
+      </w:r>
+      <w:r>
+        <w:t xml:space="preserve"> for anyone who wants to judge it themselves.</w:t>
       </w:r>
     </w:p>
     <w:p>
